--- a/Docs/Thermo-Tactics_Part2_Component_Responsibility.docx
+++ b/Docs/Thermo-Tactics_Part2_Component_Responsibility.docx
@@ -568,7 +568,7 @@
                 <w:sz w:val="16"/>
                 <w:szCs w:val="16"/>
               </w:rPr>
-              <w:t xml:space="preserve">): Continue is enabled only when one exists and shows its level, wave, turn and °C. Shows cleared-level counts. Start opens Stage Select. Asks "Replace saved game?" before a different level replaces the save. Quit explains what is saved, then closes the app. Hands the choice to the battle scene through </w:t>
+              <w:t xml:space="preserve">): Continue is enabled only when one exists and shows its level, wave, turn and °C. Shows the Baguio progress strip: one block per level (gold = cleared, red = next), the star total and the next level. Start opens Stage Select. Asks "Replace saved game?" before a different level replaces the save. Quit explains what is saved, then closes the app. Hands the choice to the battle scene through </w:t>
             </w:r>
             <w:r>
               <w:rPr>
@@ -957,7 +957,7 @@
                 <w:sz w:val="16"/>
                 <w:szCs w:val="16"/>
               </w:rPr>
-              <w:t xml:space="preserve">Stage Select: Baguio open with its level count; stages 2–5 locked until the previous stage is cleared. Level path: 10 nodes (gold = cleared, red = next, grey = locked; diamond for the Level 5 spike, large node for the boss); a level opens when the one before it is cleared. The details panel shows waves, OP per wave, best °C, threat, the main enemies and Play / Replay / Continue</w:t>
+              <w:t xml:space="preserve">Stage Select: Baguio open with its level count and stars; stages 2–5 locked until the previous stage is cleared. Level path: 10 nodes (gold = cleared, red = next, grey = locked; diamond for the Level 5 spike, large node for the boss); a level opens when the one before it is cleared; cleared nodes show their best stars. The details panel shows the level's stars and what the next star needs, waves, OP per wave, best °C, threat, the main enemies and Play / Replay / Continue</w:t>
             </w:r>
           </w:p>
         </w:tc>
@@ -1227,7 +1227,7 @@
                 <w:sz w:val="16"/>
                 <w:szCs w:val="16"/>
               </w:rPr>
-              <w:t xml:space="preserve">Music and SFX volume, large text, high-contrast lane highlights, battle speed (1x / 1.5x / 2x), fact pop-ups, damage numbers and boss-AoE warning; each change is saved at once. Reset my progress (after confirmation) clears the player's saved game and unlocked levels; results stay. Opens Credits and Results</w:t>
+              <w:t xml:space="preserve">Music and SFX volume, large text, high-contrast lane highlights, battle speed (1x / 1.5x / 2x), fact pop-ups, damage numbers, boss-AoE warning and the lane camera zoom; each change is saved at once. Reset my progress (after confirmation) clears the player's saved game and unlocked levels; results stay. Opens Credits and Results</w:t>
             </w:r>
           </w:p>
         </w:tc>
@@ -1588,7 +1588,7 @@
                 <w:sz w:val="16"/>
                 <w:szCs w:val="16"/>
               </w:rPr>
-              <w:t xml:space="preserve">HUD: level and wave / turn, temperature bar with "x.xx °C / limit 1.5 °C" and 1.2 / 1.4 °C marks, Oxygen "current / allowance" with the penalty, Pause, deploy cards with the selected unit's stats, End Turn (disabled while a turn resolves). Boss panel: HP with the enrage mark, next attack and slam countdown, red warning rings on the lanes the boss will hit. Pause: resume, restart, level select, main menu. End screen: Victory / Defeat, Next Level, Play Again, Level Select, Results; says "Result not saved" if the insert failed</w:t>
+              <w:t xml:space="preserve">HUD: level and wave / turn, temperature bar with "x.xx °C / limit 1.5 °C" and 1.2 / 1.4 °C marks, Oxygen "current / allowance" with the penalty, Pause, deploy cards with the selected unit's stats, End Turn (disabled while a turn resolves). Boss panel: HP with the enrage mark, next attack and slam countdown, red warning rings on the lanes the boss will hit. Lane banner during End Turn: the lane number and what happened there. Pause: resume, restart, level select, main menu. Level Complete: 1–3 stars popping in, "NEW BEST!" when more stars than before, Next Level, Retry, Level Select, Stage Select. Level Failed: Retry, Level Select, Stage Select, Results. Stage Complete after the last level: the stage's star total, the boss defeated, Stage Select, Level Select, Retry Boss. Says "Result not saved" if the insert failed</w:t>
             </w:r>
           </w:p>
         </w:tc>
@@ -2445,7 +2445,7 @@
                 <w:sz w:val="16"/>
                 <w:szCs w:val="16"/>
               </w:rPr>
-              <w:t xml:space="preserve">FogScroller.cs</w:t>
+              <w:t xml:space="preserve">BattleCamera.cs</w:t>
             </w:r>
           </w:p>
           <w:p>
@@ -2493,7 +2493,7 @@
                 <w:sz w:val="16"/>
                 <w:szCs w:val="16"/>
               </w:rPr>
-              <w:t xml:space="preserve">Animates the drifting Baguio fog</w:t>
+              <w:t xml:space="preserve">Frames each lane while End Turn resolves</w:t>
             </w:r>
           </w:p>
         </w:tc>
@@ -2526,28 +2526,28 @@
                 <w:sz w:val="16"/>
                 <w:szCs w:val="16"/>
               </w:rPr>
-              <w:t xml:space="preserve">Fog density (0–1) from </w:t>
-            </w:r>
-            <w:r>
-              <w:rPr>
-                <w:rFonts w:ascii="Consolas" w:cs="Consolas" w:eastAsia="Consolas" w:hAnsi="Consolas"/>
-                <w:b w:val="false"/>
-                <w:bCs w:val="false"/>
-                <w:color w:val="0D47A1"/>
-                <w:sz w:val="15"/>
-                <w:szCs w:val="15"/>
-              </w:rPr>
-              <w:t xml:space="preserve">GameManager.cs</w:t>
-            </w:r>
-            <w:r>
-              <w:rPr>
-                <w:rFonts w:ascii="Arial" w:cs="Arial" w:eastAsia="Arial" w:hAnsi="Arial"/>
-                <w:b w:val="false"/>
-                <w:bCs w:val="false"/>
-                <w:sz w:val="16"/>
-                <w:szCs w:val="16"/>
-              </w:rPr>
-              <w:t xml:space="preserve">; frame time</w:t>
+              <w:t xml:space="preserve">Lane number from </w:t>
+            </w:r>
+            <w:r>
+              <w:rPr>
+                <w:rFonts w:ascii="Consolas" w:cs="Consolas" w:eastAsia="Consolas" w:hAnsi="Consolas"/>
+                <w:b w:val="false"/>
+                <w:bCs w:val="false"/>
+                <w:color w:val="0D47A1"/>
+                <w:sz w:val="15"/>
+                <w:szCs w:val="15"/>
+              </w:rPr>
+              <w:t xml:space="preserve">TurnManager.cs</w:t>
+            </w:r>
+            <w:r>
+              <w:rPr>
+                <w:rFonts w:ascii="Arial" w:cs="Arial" w:eastAsia="Arial" w:hAnsi="Arial"/>
+                <w:b w:val="false"/>
+                <w:bCs w:val="false"/>
+                <w:sz w:val="16"/>
+                <w:szCs w:val="16"/>
+              </w:rPr>
+              <w:t xml:space="preserve">; the Settings switch "Zoom in on each lane"</w:t>
             </w:r>
           </w:p>
         </w:tc>
@@ -2580,7 +2580,7 @@
                 <w:sz w:val="16"/>
                 <w:szCs w:val="16"/>
               </w:rPr>
-              <w:t xml:space="preserve">Scrolls tiled fog sprites so the loop is seamless; sets their opacity from the density (0.85 at 1.0 °C, 0.15 at 1.5 °C)</w:t>
+              <w:t xml:space="preserve">Smoothly moves and zooms the orthographic camera to the lane between its ally and enemy slot (wider in the boss wave and for the boss's 3-lane cleave), then back to the full board. Uses game time, so the battle speed setting also speeds it up. Does nothing when the setting is off</w:t>
             </w:r>
           </w:p>
         </w:tc>
@@ -2613,7 +2613,7 @@
                 <w:sz w:val="16"/>
                 <w:szCs w:val="16"/>
               </w:rPr>
-              <w:t xml:space="preserve">Moving fog overlay that thins as the planet warms</w:t>
+              <w:t xml:space="preserve">Camera position and zoom</w:t>
             </w:r>
           </w:p>
         </w:tc>
@@ -2647,7 +2647,23 @@
                 <w:sz w:val="15"/>
                 <w:szCs w:val="15"/>
               </w:rPr>
-              <w:t xml:space="preserve">GameManager.cs</w:t>
+              <w:t xml:space="preserve">IsoBoardLayout.cs</w:t>
+            </w:r>
+          </w:p>
+          <w:p>
+            <w:pPr>
+              <w:spacing w:after="20" w:line="240"/>
+            </w:pPr>
+            <w:r>
+              <w:rPr>
+                <w:rFonts w:ascii="Consolas" w:cs="Consolas" w:eastAsia="Consolas" w:hAnsi="Consolas"/>
+                <w:b w:val="false"/>
+                <w:bCs w:val="false"/>
+                <w:color w:val="0D47A1"/>
+                <w:sz w:val="15"/>
+                <w:szCs w:val="15"/>
+              </w:rPr>
+              <w:t xml:space="preserve">SettingsStore.cs</w:t>
             </w:r>
           </w:p>
         </w:tc>
@@ -2687,7 +2703,7 @@
                 <w:sz w:val="16"/>
                 <w:szCs w:val="16"/>
               </w:rPr>
-              <w:t xml:space="preserve">TextScaler.cs</w:t>
+              <w:t xml:space="preserve">MenuAmbience.cs, ButtonFx.cs, PanelFx.cs</w:t>
             </w:r>
           </w:p>
           <w:p>
@@ -2736,7 +2752,7 @@
                 <w:sz w:val="16"/>
                 <w:szCs w:val="16"/>
               </w:rPr>
-              <w:t xml:space="preserve">Applies the Large text setting</w:t>
+              <w:t xml:space="preserve">Make the menus feel alive</w:t>
             </w:r>
           </w:p>
         </w:tc>
@@ -2764,45 +2780,13 @@
             </w:pPr>
             <w:r>
               <w:rPr>
-                <w:rFonts w:ascii="Consolas" w:cs="Consolas" w:eastAsia="Consolas" w:hAnsi="Consolas"/>
-                <w:b w:val="false"/>
-                <w:bCs w:val="false"/>
-                <w:color w:val="0D47A1"/>
-                <w:sz w:val="15"/>
-                <w:szCs w:val="15"/>
-              </w:rPr>
-              <w:t xml:space="preserve">SettingsStore.LargeText</w:t>
-            </w:r>
-            <w:r>
-              <w:rPr>
-                <w:rFonts w:ascii="Arial" w:cs="Arial" w:eastAsia="Arial" w:hAnsi="Arial"/>
-                <w:b w:val="false"/>
-                <w:bCs w:val="false"/>
-                <w:sz w:val="16"/>
-                <w:szCs w:val="16"/>
-              </w:rPr>
-              <w:t xml:space="preserve"> and its </w:t>
-            </w:r>
-            <w:r>
-              <w:rPr>
-                <w:rFonts w:ascii="Consolas" w:cs="Consolas" w:eastAsia="Consolas" w:hAnsi="Consolas"/>
-                <w:b w:val="false"/>
-                <w:bCs w:val="false"/>
-                <w:color w:val="0D47A1"/>
-                <w:sz w:val="15"/>
-                <w:szCs w:val="15"/>
-              </w:rPr>
-              <w:t xml:space="preserve">Changed</w:t>
-            </w:r>
-            <w:r>
-              <w:rPr>
-                <w:rFonts w:ascii="Arial" w:cs="Arial" w:eastAsia="Arial" w:hAnsi="Arial"/>
-                <w:b w:val="false"/>
-                <w:bCs w:val="false"/>
-                <w:sz w:val="16"/>
-                <w:szCs w:val="16"/>
-              </w:rPr>
-              <w:t xml:space="preserve"> event</w:t>
+                <w:rFonts w:ascii="Arial" w:cs="Arial" w:eastAsia="Arial" w:hAnsi="Arial"/>
+                <w:b w:val="false"/>
+                <w:bCs w:val="false"/>
+                <w:sz w:val="16"/>
+                <w:szCs w:val="16"/>
+              </w:rPr>
+              <w:t xml:space="preserve">Frame time; pointer enter / exit / press</w:t>
             </w:r>
           </w:p>
         </w:tc>
@@ -2836,7 +2820,7 @@
                 <w:sz w:val="16"/>
                 <w:szCs w:val="16"/>
               </w:rPr>
-              <w:t xml:space="preserve">Remembers each text's size on its canvas and makes it 12% larger when Large text is on</w:t>
+              <w:t xml:space="preserve">MenuAmbience: slow pan and zoom of the title background, two rolling fog layers, rising pollen motes, a bobbing title. ButtonFx: a button grows slightly on hover and squashes when pressed (not when disabled). PanelFx: a screen or dialog fades in and slides up when it opens</w:t>
             </w:r>
           </w:p>
         </w:tc>
@@ -2870,7 +2854,7 @@
                 <w:sz w:val="16"/>
                 <w:szCs w:val="16"/>
               </w:rPr>
-              <w:t xml:space="preserve">Text sizes</w:t>
+              <w:t xml:space="preserve">Visual motion only</w:t>
             </w:r>
           </w:p>
         </w:tc>
@@ -2898,14 +2882,13 @@
             </w:pPr>
             <w:r>
               <w:rPr>
-                <w:rFonts w:ascii="Consolas" w:cs="Consolas" w:eastAsia="Consolas" w:hAnsi="Consolas"/>
-                <w:b w:val="false"/>
-                <w:bCs w:val="false"/>
-                <w:color w:val="0D47A1"/>
-                <w:sz w:val="15"/>
-                <w:szCs w:val="15"/>
-              </w:rPr>
-              <w:t xml:space="preserve">SettingsStore.cs</w:t>
+                <w:rFonts w:ascii="Arial" w:cs="Arial" w:eastAsia="Arial" w:hAnsi="Arial"/>
+                <w:b w:val="false"/>
+                <w:bCs w:val="false"/>
+                <w:sz w:val="16"/>
+                <w:szCs w:val="16"/>
+              </w:rPr>
+              <w:t xml:space="preserve">None</w:t>
             </w:r>
           </w:p>
         </w:tc>
@@ -2944,22 +2927,22 @@
                 <w:sz w:val="16"/>
                 <w:szCs w:val="16"/>
               </w:rPr>
-              <w:t xml:space="preserve">ClimateBackground.cs</w:t>
-            </w:r>
-          </w:p>
-          <w:p>
-            <w:pPr>
-              <w:spacing w:after="20" w:line="240"/>
-            </w:pPr>
-            <w:r>
-              <w:rPr>
-                <w:rFonts w:ascii="Arial" w:cs="Arial" w:eastAsia="Arial" w:hAnsi="Arial"/>
-                <w:b w:val="false"/>
-                <w:bCs w:val="false"/>
-                <w:sz w:val="16"/>
-                <w:szCs w:val="16"/>
-              </w:rPr>
-              <w:t xml:space="preserve">(Planned)</w:t>
+              <w:t xml:space="preserve">FogScroller.cs</w:t>
+            </w:r>
+          </w:p>
+          <w:p>
+            <w:pPr>
+              <w:spacing w:after="20" w:line="240"/>
+            </w:pPr>
+            <w:r>
+              <w:rPr>
+                <w:rFonts w:ascii="Arial" w:cs="Arial" w:eastAsia="Arial" w:hAnsi="Arial"/>
+                <w:b w:val="false"/>
+                <w:bCs w:val="false"/>
+                <w:sz w:val="16"/>
+                <w:szCs w:val="16"/>
+              </w:rPr>
+              <w:t xml:space="preserve">(Built)</w:t>
             </w:r>
           </w:p>
         </w:tc>
@@ -2992,7 +2975,7 @@
                 <w:sz w:val="16"/>
                 <w:szCs w:val="16"/>
               </w:rPr>
-              <w:t xml:space="preserve">Shows the stage's climate state on screen</w:t>
+              <w:t xml:space="preserve">Animates the drifting Baguio fog</w:t>
             </w:r>
           </w:p>
         </w:tc>
@@ -3025,18 +3008,28 @@
                 <w:sz w:val="16"/>
                 <w:szCs w:val="16"/>
               </w:rPr>
-              <w:t xml:space="preserve">Current temperature from </w:t>
-            </w:r>
-            <w:r>
-              <w:rPr>
-                <w:rFonts w:ascii="Consolas" w:cs="Consolas" w:eastAsia="Consolas" w:hAnsi="Consolas"/>
-                <w:b w:val="false"/>
-                <w:bCs w:val="false"/>
-                <w:color w:val="0D47A1"/>
-                <w:sz w:val="15"/>
-                <w:szCs w:val="15"/>
-              </w:rPr>
-              <w:t xml:space="preserve">TemperatureSystem.cs</w:t>
+              <w:t xml:space="preserve">Fog density (0–1) from </w:t>
+            </w:r>
+            <w:r>
+              <w:rPr>
+                <w:rFonts w:ascii="Consolas" w:cs="Consolas" w:eastAsia="Consolas" w:hAnsi="Consolas"/>
+                <w:b w:val="false"/>
+                <w:bCs w:val="false"/>
+                <w:color w:val="0D47A1"/>
+                <w:sz w:val="15"/>
+                <w:szCs w:val="15"/>
+              </w:rPr>
+              <w:t xml:space="preserve">GameManager.cs</w:t>
+            </w:r>
+            <w:r>
+              <w:rPr>
+                <w:rFonts w:ascii="Arial" w:cs="Arial" w:eastAsia="Arial" w:hAnsi="Arial"/>
+                <w:b w:val="false"/>
+                <w:bCs w:val="false"/>
+                <w:sz w:val="16"/>
+                <w:szCs w:val="16"/>
+              </w:rPr>
+              <w:t xml:space="preserve">; frame time</w:t>
             </w:r>
           </w:p>
         </w:tc>
@@ -3069,7 +3062,7 @@
                 <w:sz w:val="16"/>
                 <w:szCs w:val="16"/>
               </w:rPr>
-              <w:t xml:space="preserve">Maps temperature to a band (cool &lt; 1.2 °C, warming 1.2–1.4 °C, critical ≥ 1.4 °C) and crossfades three baked backgrounds</w:t>
+              <w:t xml:space="preserve">Scrolls tiled fog sprites so the loop is seamless; sets their opacity from the density (0.85 at 1.0 °C, 0.15 at 1.5 °C)</w:t>
             </w:r>
           </w:p>
         </w:tc>
@@ -3102,7 +3095,7 @@
                 <w:sz w:val="16"/>
                 <w:szCs w:val="16"/>
               </w:rPr>
-              <w:t xml:space="preserve">Visible stage background</w:t>
+              <w:t xml:space="preserve">Moving fog overlay that thins as the planet warms</w:t>
             </w:r>
           </w:p>
         </w:tc>
@@ -3136,7 +3129,7 @@
                 <w:sz w:val="15"/>
                 <w:szCs w:val="15"/>
               </w:rPr>
-              <w:t xml:space="preserve">TemperatureSystem.cs</w:t>
+              <w:t xml:space="preserve">GameManager.cs</w:t>
             </w:r>
           </w:p>
         </w:tc>
@@ -3176,22 +3169,22 @@
                 <w:sz w:val="16"/>
                 <w:szCs w:val="16"/>
               </w:rPr>
-              <w:t xml:space="preserve">AudioManager.cs</w:t>
-            </w:r>
-          </w:p>
-          <w:p>
-            <w:pPr>
-              <w:spacing w:after="20" w:line="240"/>
-            </w:pPr>
-            <w:r>
-              <w:rPr>
-                <w:rFonts w:ascii="Arial" w:cs="Arial" w:eastAsia="Arial" w:hAnsi="Arial"/>
-                <w:b w:val="false"/>
-                <w:bCs w:val="false"/>
-                <w:sz w:val="16"/>
-                <w:szCs w:val="16"/>
-              </w:rPr>
-              <w:t xml:space="preserve">(Planned)</w:t>
+              <w:t xml:space="preserve">TextScaler.cs</w:t>
+            </w:r>
+          </w:p>
+          <w:p>
+            <w:pPr>
+              <w:spacing w:after="20" w:line="240"/>
+            </w:pPr>
+            <w:r>
+              <w:rPr>
+                <w:rFonts w:ascii="Arial" w:cs="Arial" w:eastAsia="Arial" w:hAnsi="Arial"/>
+                <w:b w:val="false"/>
+                <w:bCs w:val="false"/>
+                <w:sz w:val="16"/>
+                <w:szCs w:val="16"/>
+              </w:rPr>
+              <w:t xml:space="preserve">(Built)</w:t>
             </w:r>
           </w:p>
         </w:tc>
@@ -3225,7 +3218,7 @@
                 <w:sz w:val="16"/>
                 <w:szCs w:val="16"/>
               </w:rPr>
-              <w:t xml:space="preserve">Plays music and sound effects</w:t>
+              <w:t xml:space="preserve">Applies the Large text setting</w:t>
             </w:r>
           </w:p>
         </w:tc>
@@ -3253,13 +3246,45 @@
             </w:pPr>
             <w:r>
               <w:rPr>
-                <w:rFonts w:ascii="Arial" w:cs="Arial" w:eastAsia="Arial" w:hAnsi="Arial"/>
-                <w:b w:val="false"/>
-                <w:bCs w:val="false"/>
-                <w:sz w:val="16"/>
-                <w:szCs w:val="16"/>
-              </w:rPr>
-              <w:t xml:space="preserve">Game events (deploy, attack, temperature warning, win / lose, quiz answers); volume setting</w:t>
+                <w:rFonts w:ascii="Consolas" w:cs="Consolas" w:eastAsia="Consolas" w:hAnsi="Consolas"/>
+                <w:b w:val="false"/>
+                <w:bCs w:val="false"/>
+                <w:color w:val="0D47A1"/>
+                <w:sz w:val="15"/>
+                <w:szCs w:val="15"/>
+              </w:rPr>
+              <w:t xml:space="preserve">SettingsStore.LargeText</w:t>
+            </w:r>
+            <w:r>
+              <w:rPr>
+                <w:rFonts w:ascii="Arial" w:cs="Arial" w:eastAsia="Arial" w:hAnsi="Arial"/>
+                <w:b w:val="false"/>
+                <w:bCs w:val="false"/>
+                <w:sz w:val="16"/>
+                <w:szCs w:val="16"/>
+              </w:rPr>
+              <w:t xml:space="preserve"> and its </w:t>
+            </w:r>
+            <w:r>
+              <w:rPr>
+                <w:rFonts w:ascii="Consolas" w:cs="Consolas" w:eastAsia="Consolas" w:hAnsi="Consolas"/>
+                <w:b w:val="false"/>
+                <w:bCs w:val="false"/>
+                <w:color w:val="0D47A1"/>
+                <w:sz w:val="15"/>
+                <w:szCs w:val="15"/>
+              </w:rPr>
+              <w:t xml:space="preserve">Changed</w:t>
+            </w:r>
+            <w:r>
+              <w:rPr>
+                <w:rFonts w:ascii="Arial" w:cs="Arial" w:eastAsia="Arial" w:hAnsi="Arial"/>
+                <w:b w:val="false"/>
+                <w:bCs w:val="false"/>
+                <w:sz w:val="16"/>
+                <w:szCs w:val="16"/>
+              </w:rPr>
+              <w:t xml:space="preserve"> event</w:t>
             </w:r>
           </w:p>
         </w:tc>
@@ -3293,7 +3318,7 @@
                 <w:sz w:val="16"/>
                 <w:szCs w:val="16"/>
               </w:rPr>
-              <w:t xml:space="preserve">Picks the clip for each event; switches between menu and stage tracks; applies the saved volume</w:t>
+              <w:t xml:space="preserve">Remembers each text's size on its canvas and makes it 12% larger when Large text is on</w:t>
             </w:r>
           </w:p>
         </w:tc>
@@ -3327,7 +3352,7 @@
                 <w:sz w:val="16"/>
                 <w:szCs w:val="16"/>
               </w:rPr>
-              <w:t xml:space="preserve">Music and SFX playback</w:t>
+              <w:t xml:space="preserve">Text sizes</w:t>
             </w:r>
           </w:p>
         </w:tc>
@@ -3355,21 +3380,6 @@
             </w:pPr>
             <w:r>
               <w:rPr>
-                <w:rFonts w:ascii="Arial" w:cs="Arial" w:eastAsia="Arial" w:hAnsi="Arial"/>
-                <w:b w:val="false"/>
-                <w:bCs w:val="false"/>
-                <w:sz w:val="16"/>
-                <w:szCs w:val="16"/>
-              </w:rPr>
-              <w:t xml:space="preserve">Unity AudioSource</w:t>
-            </w:r>
-          </w:p>
-          <w:p>
-            <w:pPr>
-              <w:spacing w:after="20" w:line="240"/>
-            </w:pPr>
-            <w:r>
-              <w:rPr>
                 <w:rFonts w:ascii="Consolas" w:cs="Consolas" w:eastAsia="Consolas" w:hAnsi="Consolas"/>
                 <w:b w:val="false"/>
                 <w:bCs w:val="false"/>
@@ -3378,16 +3388,6 @@
                 <w:szCs w:val="15"/>
               </w:rPr>
               <w:t xml:space="preserve">SettingsStore.cs</w:t>
-            </w:r>
-            <w:r>
-              <w:rPr>
-                <w:rFonts w:ascii="Arial" w:cs="Arial" w:eastAsia="Arial" w:hAnsi="Arial"/>
-                <w:b w:val="false"/>
-                <w:bCs w:val="false"/>
-                <w:sz w:val="16"/>
-                <w:szCs w:val="16"/>
-              </w:rPr>
-              <w:t xml:space="preserve"> (volumes; saved today and applied as the overall volume)</w:t>
             </w:r>
           </w:p>
         </w:tc>
@@ -3398,21 +3398,20 @@
         </w:trPr>
         <w:tc>
           <w:tcPr>
-            <w:tcW w:type="dxa" w:w="14400"/>
-            <w:gridSpan w:val="6"/>
-            <w:tcBorders>
-              <w:top w:val="single" w:color="B0BEC5" w:sz="4"/>
-              <w:left w:val="single" w:color="B0BEC5" w:sz="4"/>
-              <w:bottom w:val="single" w:color="B0BEC5" w:sz="4"/>
-              <w:right w:val="single" w:color="B0BEC5" w:sz="4"/>
-            </w:tcBorders>
-            <w:shd w:fill="E3F2FD" w:color="auto" w:val="clear"/>
-            <w:tcMar>
-              <w:top w:type="dxa" w:w="50"/>
-              <w:left w:type="dxa" w:w="90"/>
-              <w:bottom w:type="dxa" w:w="50"/>
-              <w:right w:type="dxa" w:w="90"/>
-            </w:tcMar>
+            <w:tcW w:type="dxa" w:w="2150"/>
+            <w:tcBorders>
+              <w:top w:val="single" w:color="B0BEC5" w:sz="4"/>
+              <w:left w:val="single" w:color="B0BEC5" w:sz="4"/>
+              <w:bottom w:val="single" w:color="B0BEC5" w:sz="4"/>
+              <w:right w:val="single" w:color="B0BEC5" w:sz="4"/>
+            </w:tcBorders>
+            <w:tcMar>
+              <w:top w:type="dxa" w:w="50"/>
+              <w:left w:type="dxa" w:w="90"/>
+              <w:bottom w:type="dxa" w:w="50"/>
+              <w:right w:type="dxa" w:w="90"/>
+            </w:tcMar>
+            <w:vAlign w:val="top"/>
           </w:tcPr>
           <w:p>
             <w:pPr>
@@ -3424,10 +3423,202 @@
                 <w:b/>
                 <w:bCs/>
                 <w:color w:val="0D47A1"/>
-                <w:sz w:val="17"/>
-                <w:szCs w:val="17"/>
-              </w:rPr>
-              <w:t xml:space="preserve">CORE GAME LOGIC LAYER</w:t>
+                <w:sz w:val="16"/>
+                <w:szCs w:val="16"/>
+              </w:rPr>
+              <w:t xml:space="preserve">ClimateBackground.cs</w:t>
+            </w:r>
+          </w:p>
+          <w:p>
+            <w:pPr>
+              <w:spacing w:after="20" w:line="240"/>
+            </w:pPr>
+            <w:r>
+              <w:rPr>
+                <w:rFonts w:ascii="Arial" w:cs="Arial" w:eastAsia="Arial" w:hAnsi="Arial"/>
+                <w:b w:val="false"/>
+                <w:bCs w:val="false"/>
+                <w:sz w:val="16"/>
+                <w:szCs w:val="16"/>
+              </w:rPr>
+              <w:t xml:space="preserve">(Planned)</w:t>
+            </w:r>
+          </w:p>
+        </w:tc>
+        <w:tc>
+          <w:tcPr>
+            <w:tcW w:type="dxa" w:w="1950"/>
+            <w:tcBorders>
+              <w:top w:val="single" w:color="B0BEC5" w:sz="4"/>
+              <w:left w:val="single" w:color="B0BEC5" w:sz="4"/>
+              <w:bottom w:val="single" w:color="B0BEC5" w:sz="4"/>
+              <w:right w:val="single" w:color="B0BEC5" w:sz="4"/>
+            </w:tcBorders>
+            <w:tcMar>
+              <w:top w:type="dxa" w:w="50"/>
+              <w:left w:type="dxa" w:w="90"/>
+              <w:bottom w:type="dxa" w:w="50"/>
+              <w:right w:type="dxa" w:w="90"/>
+            </w:tcMar>
+            <w:vAlign w:val="top"/>
+          </w:tcPr>
+          <w:p>
+            <w:pPr>
+              <w:spacing w:after="20" w:line="240"/>
+            </w:pPr>
+            <w:r>
+              <w:rPr>
+                <w:rFonts w:ascii="Arial" w:cs="Arial" w:eastAsia="Arial" w:hAnsi="Arial"/>
+                <w:b w:val="false"/>
+                <w:bCs w:val="false"/>
+                <w:sz w:val="16"/>
+                <w:szCs w:val="16"/>
+              </w:rPr>
+              <w:t xml:space="preserve">Shows the stage's climate state on screen</w:t>
+            </w:r>
+          </w:p>
+        </w:tc>
+        <w:tc>
+          <w:tcPr>
+            <w:tcW w:type="dxa" w:w="2500"/>
+            <w:tcBorders>
+              <w:top w:val="single" w:color="B0BEC5" w:sz="4"/>
+              <w:left w:val="single" w:color="B0BEC5" w:sz="4"/>
+              <w:bottom w:val="single" w:color="B0BEC5" w:sz="4"/>
+              <w:right w:val="single" w:color="B0BEC5" w:sz="4"/>
+            </w:tcBorders>
+            <w:tcMar>
+              <w:top w:type="dxa" w:w="50"/>
+              <w:left w:type="dxa" w:w="90"/>
+              <w:bottom w:type="dxa" w:w="50"/>
+              <w:right w:type="dxa" w:w="90"/>
+            </w:tcMar>
+            <w:vAlign w:val="top"/>
+          </w:tcPr>
+          <w:p>
+            <w:pPr>
+              <w:spacing w:after="20" w:line="240"/>
+            </w:pPr>
+            <w:r>
+              <w:rPr>
+                <w:rFonts w:ascii="Arial" w:cs="Arial" w:eastAsia="Arial" w:hAnsi="Arial"/>
+                <w:b w:val="false"/>
+                <w:bCs w:val="false"/>
+                <w:sz w:val="16"/>
+                <w:szCs w:val="16"/>
+              </w:rPr>
+              <w:t xml:space="preserve">Current temperature from </w:t>
+            </w:r>
+            <w:r>
+              <w:rPr>
+                <w:rFonts w:ascii="Consolas" w:cs="Consolas" w:eastAsia="Consolas" w:hAnsi="Consolas"/>
+                <w:b w:val="false"/>
+                <w:bCs w:val="false"/>
+                <w:color w:val="0D47A1"/>
+                <w:sz w:val="15"/>
+                <w:szCs w:val="15"/>
+              </w:rPr>
+              <w:t xml:space="preserve">TemperatureSystem.cs</w:t>
+            </w:r>
+          </w:p>
+        </w:tc>
+        <w:tc>
+          <w:tcPr>
+            <w:tcW w:type="dxa" w:w="3550"/>
+            <w:tcBorders>
+              <w:top w:val="single" w:color="B0BEC5" w:sz="4"/>
+              <w:left w:val="single" w:color="B0BEC5" w:sz="4"/>
+              <w:bottom w:val="single" w:color="B0BEC5" w:sz="4"/>
+              <w:right w:val="single" w:color="B0BEC5" w:sz="4"/>
+            </w:tcBorders>
+            <w:tcMar>
+              <w:top w:type="dxa" w:w="50"/>
+              <w:left w:type="dxa" w:w="90"/>
+              <w:bottom w:type="dxa" w:w="50"/>
+              <w:right w:type="dxa" w:w="90"/>
+            </w:tcMar>
+            <w:vAlign w:val="top"/>
+          </w:tcPr>
+          <w:p>
+            <w:pPr>
+              <w:spacing w:after="20" w:line="240"/>
+            </w:pPr>
+            <w:r>
+              <w:rPr>
+                <w:rFonts w:ascii="Arial" w:cs="Arial" w:eastAsia="Arial" w:hAnsi="Arial"/>
+                <w:b w:val="false"/>
+                <w:bCs w:val="false"/>
+                <w:sz w:val="16"/>
+                <w:szCs w:val="16"/>
+              </w:rPr>
+              <w:t xml:space="preserve">Maps temperature to a band (cool &lt; 1.2 °C, warming 1.2–1.4 °C, critical ≥ 1.4 °C) and crossfades three baked backgrounds</w:t>
+            </w:r>
+          </w:p>
+        </w:tc>
+        <w:tc>
+          <w:tcPr>
+            <w:tcW w:type="dxa" w:w="2100"/>
+            <w:tcBorders>
+              <w:top w:val="single" w:color="B0BEC5" w:sz="4"/>
+              <w:left w:val="single" w:color="B0BEC5" w:sz="4"/>
+              <w:bottom w:val="single" w:color="B0BEC5" w:sz="4"/>
+              <w:right w:val="single" w:color="B0BEC5" w:sz="4"/>
+            </w:tcBorders>
+            <w:tcMar>
+              <w:top w:type="dxa" w:w="50"/>
+              <w:left w:type="dxa" w:w="90"/>
+              <w:bottom w:type="dxa" w:w="50"/>
+              <w:right w:type="dxa" w:w="90"/>
+            </w:tcMar>
+            <w:vAlign w:val="top"/>
+          </w:tcPr>
+          <w:p>
+            <w:pPr>
+              <w:spacing w:after="20" w:line="240"/>
+            </w:pPr>
+            <w:r>
+              <w:rPr>
+                <w:rFonts w:ascii="Arial" w:cs="Arial" w:eastAsia="Arial" w:hAnsi="Arial"/>
+                <w:b w:val="false"/>
+                <w:bCs w:val="false"/>
+                <w:sz w:val="16"/>
+                <w:szCs w:val="16"/>
+              </w:rPr>
+              <w:t xml:space="preserve">Visible stage background</w:t>
+            </w:r>
+          </w:p>
+        </w:tc>
+        <w:tc>
+          <w:tcPr>
+            <w:tcW w:type="dxa" w:w="2150"/>
+            <w:tcBorders>
+              <w:top w:val="single" w:color="B0BEC5" w:sz="4"/>
+              <w:left w:val="single" w:color="B0BEC5" w:sz="4"/>
+              <w:bottom w:val="single" w:color="B0BEC5" w:sz="4"/>
+              <w:right w:val="single" w:color="B0BEC5" w:sz="4"/>
+            </w:tcBorders>
+            <w:tcMar>
+              <w:top w:type="dxa" w:w="50"/>
+              <w:left w:type="dxa" w:w="90"/>
+              <w:bottom w:type="dxa" w:w="50"/>
+              <w:right w:type="dxa" w:w="90"/>
+            </w:tcMar>
+            <w:vAlign w:val="top"/>
+          </w:tcPr>
+          <w:p>
+            <w:pPr>
+              <w:spacing w:after="20" w:line="240"/>
+            </w:pPr>
+            <w:r>
+              <w:rPr>
+                <w:rFonts w:ascii="Consolas" w:cs="Consolas" w:eastAsia="Consolas" w:hAnsi="Consolas"/>
+                <w:b w:val="false"/>
+                <w:bCs w:val="false"/>
+                <w:color w:val="0D47A1"/>
+                <w:sz w:val="15"/>
+                <w:szCs w:val="15"/>
+              </w:rPr>
+              <w:t xml:space="preserve">TemperatureSystem.cs</w:t>
             </w:r>
           </w:p>
         </w:tc>
@@ -3445,6 +3636,7 @@
               <w:bottom w:val="single" w:color="B0BEC5" w:sz="4"/>
               <w:right w:val="single" w:color="B0BEC5" w:sz="4"/>
             </w:tcBorders>
+            <w:shd w:fill="F5F8FC" w:color="auto" w:val="clear"/>
             <w:tcMar>
               <w:top w:type="dxa" w:w="50"/>
               <w:left w:type="dxa" w:w="90"/>
@@ -3466,22 +3658,22 @@
                 <w:sz w:val="16"/>
                 <w:szCs w:val="16"/>
               </w:rPr>
-              <w:t xml:space="preserve">GameManager.cs</w:t>
-            </w:r>
-          </w:p>
-          <w:p>
-            <w:pPr>
-              <w:spacing w:after="20" w:line="240"/>
-            </w:pPr>
-            <w:r>
-              <w:rPr>
-                <w:rFonts w:ascii="Arial" w:cs="Arial" w:eastAsia="Arial" w:hAnsi="Arial"/>
-                <w:b w:val="false"/>
-                <w:bCs w:val="false"/>
-                <w:sz w:val="16"/>
-                <w:szCs w:val="16"/>
-              </w:rPr>
-              <w:t xml:space="preserve">(Built)</w:t>
+              <w:t xml:space="preserve">AudioManager.cs</w:t>
+            </w:r>
+          </w:p>
+          <w:p>
+            <w:pPr>
+              <w:spacing w:after="20" w:line="240"/>
+            </w:pPr>
+            <w:r>
+              <w:rPr>
+                <w:rFonts w:ascii="Arial" w:cs="Arial" w:eastAsia="Arial" w:hAnsi="Arial"/>
+                <w:b w:val="false"/>
+                <w:bCs w:val="false"/>
+                <w:sz w:val="16"/>
+                <w:szCs w:val="16"/>
+              </w:rPr>
+              <w:t xml:space="preserve">(Planned)</w:t>
             </w:r>
           </w:p>
         </w:tc>
@@ -3494,27 +3686,28 @@
               <w:bottom w:val="single" w:color="B0BEC5" w:sz="4"/>
               <w:right w:val="single" w:color="B0BEC5" w:sz="4"/>
             </w:tcBorders>
-            <w:tcMar>
-              <w:top w:type="dxa" w:w="50"/>
-              <w:left w:type="dxa" w:w="90"/>
-              <w:bottom w:type="dxa" w:w="50"/>
-              <w:right w:type="dxa" w:w="90"/>
-            </w:tcMar>
-            <w:vAlign w:val="top"/>
-          </w:tcPr>
-          <w:p>
-            <w:pPr>
-              <w:spacing w:after="20" w:line="240"/>
-            </w:pPr>
-            <w:r>
-              <w:rPr>
-                <w:rFonts w:ascii="Arial" w:cs="Arial" w:eastAsia="Arial" w:hAnsi="Arial"/>
-                <w:b w:val="false"/>
-                <w:bCs w:val="false"/>
-                <w:sz w:val="16"/>
-                <w:szCs w:val="16"/>
-              </w:rPr>
-              <w:t xml:space="preserve">Orchestrates the level, saves it, and decides when it ends</w:t>
+            <w:shd w:fill="F5F8FC" w:color="auto" w:val="clear"/>
+            <w:tcMar>
+              <w:top w:type="dxa" w:w="50"/>
+              <w:left w:type="dxa" w:w="90"/>
+              <w:bottom w:type="dxa" w:w="50"/>
+              <w:right w:type="dxa" w:w="90"/>
+            </w:tcMar>
+            <w:vAlign w:val="top"/>
+          </w:tcPr>
+          <w:p>
+            <w:pPr>
+              <w:spacing w:after="20" w:line="240"/>
+            </w:pPr>
+            <w:r>
+              <w:rPr>
+                <w:rFonts w:ascii="Arial" w:cs="Arial" w:eastAsia="Arial" w:hAnsi="Arial"/>
+                <w:b w:val="false"/>
+                <w:bCs w:val="false"/>
+                <w:sz w:val="16"/>
+                <w:szCs w:val="16"/>
+              </w:rPr>
+              <w:t xml:space="preserve">Plays music and sound effects</w:t>
             </w:r>
           </w:p>
         </w:tc>
@@ -3527,69 +3720,28 @@
               <w:bottom w:val="single" w:color="B0BEC5" w:sz="4"/>
               <w:right w:val="single" w:color="B0BEC5" w:sz="4"/>
             </w:tcBorders>
-            <w:tcMar>
-              <w:top w:type="dxa" w:w="50"/>
-              <w:left w:type="dxa" w:w="90"/>
-              <w:bottom w:type="dxa" w:w="50"/>
-              <w:right w:type="dxa" w:w="90"/>
-            </w:tcMar>
-            <w:vAlign w:val="top"/>
-          </w:tcPr>
-          <w:p>
-            <w:pPr>
-              <w:spacing w:after="20" w:line="240"/>
-            </w:pPr>
-            <w:r>
-              <w:rPr>
-                <w:rFonts w:ascii="Arial" w:cs="Arial" w:eastAsia="Arial" w:hAnsi="Arial"/>
-                <w:b w:val="false"/>
-                <w:bCs w:val="false"/>
-                <w:sz w:val="16"/>
-                <w:szCs w:val="16"/>
-              </w:rPr>
-              <w:t xml:space="preserve">Player, stage, level and optional saved game from </w:t>
-            </w:r>
-            <w:r>
-              <w:rPr>
-                <w:rFonts w:ascii="Consolas" w:cs="Consolas" w:eastAsia="Consolas" w:hAnsi="Consolas"/>
-                <w:b w:val="false"/>
-                <w:bCs w:val="false"/>
-                <w:color w:val="0D47A1"/>
-                <w:sz w:val="15"/>
-                <w:szCs w:val="15"/>
-              </w:rPr>
-              <w:t xml:space="preserve">GameSession.cs</w:t>
-            </w:r>
-            <w:r>
-              <w:rPr>
-                <w:rFonts w:ascii="Arial" w:cs="Arial" w:eastAsia="Arial" w:hAnsi="Arial"/>
-                <w:b w:val="false"/>
-                <w:bCs w:val="false"/>
-                <w:sz w:val="16"/>
-                <w:szCs w:val="16"/>
-              </w:rPr>
-              <w:t xml:space="preserve">; end signals from </w:t>
-            </w:r>
-            <w:r>
-              <w:rPr>
-                <w:rFonts w:ascii="Consolas" w:cs="Consolas" w:eastAsia="Consolas" w:hAnsi="Consolas"/>
-                <w:b w:val="false"/>
-                <w:bCs w:val="false"/>
-                <w:color w:val="0D47A1"/>
-                <w:sz w:val="15"/>
-                <w:szCs w:val="15"/>
-              </w:rPr>
-              <w:t xml:space="preserve">TurnManager.cs</w:t>
-            </w:r>
-            <w:r>
-              <w:rPr>
-                <w:rFonts w:ascii="Arial" w:cs="Arial" w:eastAsia="Arial" w:hAnsi="Arial"/>
-                <w:b w:val="false"/>
-                <w:bCs w:val="false"/>
-                <w:sz w:val="16"/>
-                <w:szCs w:val="16"/>
-              </w:rPr>
-              <w:t xml:space="preserve">; temperature changes; app pause / quit</w:t>
+            <w:shd w:fill="F5F8FC" w:color="auto" w:val="clear"/>
+            <w:tcMar>
+              <w:top w:type="dxa" w:w="50"/>
+              <w:left w:type="dxa" w:w="90"/>
+              <w:bottom w:type="dxa" w:w="50"/>
+              <w:right w:type="dxa" w:w="90"/>
+            </w:tcMar>
+            <w:vAlign w:val="top"/>
+          </w:tcPr>
+          <w:p>
+            <w:pPr>
+              <w:spacing w:after="20" w:line="240"/>
+            </w:pPr>
+            <w:r>
+              <w:rPr>
+                <w:rFonts w:ascii="Arial" w:cs="Arial" w:eastAsia="Arial" w:hAnsi="Arial"/>
+                <w:b w:val="false"/>
+                <w:bCs w:val="false"/>
+                <w:sz w:val="16"/>
+                <w:szCs w:val="16"/>
+              </w:rPr>
+              <w:t xml:space="preserve">Game events (deploy, attack, temperature warning, win / lose, quiz answers); volume setting</w:t>
             </w:r>
           </w:p>
         </w:tc>
@@ -3602,89 +3754,28 @@
               <w:bottom w:val="single" w:color="B0BEC5" w:sz="4"/>
               <w:right w:val="single" w:color="B0BEC5" w:sz="4"/>
             </w:tcBorders>
-            <w:tcMar>
-              <w:top w:type="dxa" w:w="50"/>
-              <w:left w:type="dxa" w:w="90"/>
-              <w:bottom w:type="dxa" w:w="50"/>
-              <w:right w:type="dxa" w:w="90"/>
-            </w:tcMar>
-            <w:vAlign w:val="top"/>
-          </w:tcPr>
-          <w:p>
-            <w:pPr>
-              <w:spacing w:after="20" w:line="240"/>
-            </w:pPr>
-            <w:r>
-              <w:rPr>
-                <w:rFonts w:ascii="Arial" w:cs="Arial" w:eastAsia="Arial" w:hAnsi="Arial"/>
-                <w:b w:val="false"/>
-                <w:bCs w:val="false"/>
-                <w:sz w:val="16"/>
-                <w:szCs w:val="16"/>
-              </w:rPr>
-              <w:t xml:space="preserve">StartLevel: clears the board, sets the climate rules (start 1.0 °C, loss 1.5 °C), spawns wave 1 and starts the first player turn. Resume: rebuilds a saved wave and turn, Oxygen, temperature, units and boss with their HP. </w:t>
-            </w:r>
-            <w:r>
-              <w:rPr>
-                <w:rFonts w:ascii="Arial" w:cs="Arial" w:eastAsia="Arial" w:hAnsi="Arial"/>
-                <w:b/>
-                <w:bCs/>
-                <w:sz w:val="16"/>
-                <w:szCs w:val="16"/>
-              </w:rPr>
-              <w:t xml:space="preserve">Autosave</w:t>
-            </w:r>
-            <w:r>
-              <w:rPr>
-                <w:rFonts w:ascii="Arial" w:cs="Arial" w:eastAsia="Arial" w:hAnsi="Arial"/>
-                <w:b w:val="false"/>
-                <w:bCs w:val="false"/>
-                <w:sz w:val="16"/>
-                <w:szCs w:val="16"/>
-              </w:rPr>
-              <w:t xml:space="preserve"> to </w:t>
-            </w:r>
-            <w:r>
-              <w:rPr>
-                <w:rFonts w:ascii="Consolas" w:cs="Consolas" w:eastAsia="Consolas" w:hAnsi="Consolas"/>
-                <w:b w:val="false"/>
-                <w:bCs w:val="false"/>
-                <w:color w:val="0D47A1"/>
-                <w:sz w:val="15"/>
-                <w:szCs w:val="15"/>
-              </w:rPr>
-              <w:t xml:space="preserve">saved_session</w:t>
-            </w:r>
-            <w:r>
-              <w:rPr>
-                <w:rFonts w:ascii="Arial" w:cs="Arial" w:eastAsia="Arial" w:hAnsi="Arial"/>
-                <w:b w:val="false"/>
-                <w:bCs w:val="false"/>
-                <w:sz w:val="16"/>
-                <w:szCs w:val="16"/>
-              </w:rPr>
-              <w:t xml:space="preserve"> at each turn start, after each deploy and on pause / quit. EndLevel: deletes the save, records the attempt in </w:t>
-            </w:r>
-            <w:r>
-              <w:rPr>
-                <w:rFonts w:ascii="Consolas" w:cs="Consolas" w:eastAsia="Consolas" w:hAnsi="Consolas"/>
-                <w:b w:val="false"/>
-                <w:bCs w:val="false"/>
-                <w:color w:val="0D47A1"/>
-                <w:sz w:val="15"/>
-                <w:szCs w:val="15"/>
-              </w:rPr>
-              <w:t xml:space="preserve">level_progress</w:t>
-            </w:r>
-            <w:r>
-              <w:rPr>
-                <w:rFonts w:ascii="Arial" w:cs="Arial" w:eastAsia="Arial" w:hAnsi="Arial"/>
-                <w:b w:val="false"/>
-                <w:bCs w:val="false"/>
-                <w:sz w:val="16"/>
-                <w:szCs w:val="16"/>
-              </w:rPr>
-              <w:t xml:space="preserve">, inserts the result and shows the End screen. Handles Pause (time stops), Restart, Next Level, Level Select and Main Menu, and the battle-speed setting. Falls back to Level 1 when the scene is played directly in the editor</w:t>
+            <w:shd w:fill="F5F8FC" w:color="auto" w:val="clear"/>
+            <w:tcMar>
+              <w:top w:type="dxa" w:w="50"/>
+              <w:left w:type="dxa" w:w="90"/>
+              <w:bottom w:type="dxa" w:w="50"/>
+              <w:right w:type="dxa" w:w="90"/>
+            </w:tcMar>
+            <w:vAlign w:val="top"/>
+          </w:tcPr>
+          <w:p>
+            <w:pPr>
+              <w:spacing w:after="20" w:line="240"/>
+            </w:pPr>
+            <w:r>
+              <w:rPr>
+                <w:rFonts w:ascii="Arial" w:cs="Arial" w:eastAsia="Arial" w:hAnsi="Arial"/>
+                <w:b w:val="false"/>
+                <w:bCs w:val="false"/>
+                <w:sz w:val="16"/>
+                <w:szCs w:val="16"/>
+              </w:rPr>
+              <w:t xml:space="preserve">Picks the clip for each event; switches between menu and stage tracks; applies the saved volume</w:t>
             </w:r>
           </w:p>
         </w:tc>
@@ -3697,48 +3788,28 @@
               <w:bottom w:val="single" w:color="B0BEC5" w:sz="4"/>
               <w:right w:val="single" w:color="B0BEC5" w:sz="4"/>
             </w:tcBorders>
-            <w:tcMar>
-              <w:top w:type="dxa" w:w="50"/>
-              <w:left w:type="dxa" w:w="90"/>
-              <w:bottom w:type="dxa" w:w="50"/>
-              <w:right w:type="dxa" w:w="90"/>
-            </w:tcMar>
-            <w:vAlign w:val="top"/>
-          </w:tcPr>
-          <w:p>
-            <w:pPr>
-              <w:spacing w:after="20" w:line="240"/>
-            </w:pPr>
-            <w:r>
-              <w:rPr>
-                <w:rFonts w:ascii="Arial" w:cs="Arial" w:eastAsia="Arial" w:hAnsi="Arial"/>
-                <w:b w:val="false"/>
-                <w:bCs w:val="false"/>
-                <w:sz w:val="16"/>
-                <w:szCs w:val="16"/>
-              </w:rPr>
-              <w:t xml:space="preserve">Level start or restore; saved game; progress row; </w:t>
-            </w:r>
-            <w:r>
-              <w:rPr>
-                <w:rFonts w:ascii="Consolas" w:cs="Consolas" w:eastAsia="Consolas" w:hAnsi="Consolas"/>
-                <w:b w:val="false"/>
-                <w:bCs w:val="false"/>
-                <w:color w:val="0D47A1"/>
-                <w:sz w:val="15"/>
-                <w:szCs w:val="15"/>
-              </w:rPr>
-              <w:t xml:space="preserve">GameResult</w:t>
-            </w:r>
-            <w:r>
-              <w:rPr>
-                <w:rFonts w:ascii="Arial" w:cs="Arial" w:eastAsia="Arial" w:hAnsi="Arial"/>
-                <w:b w:val="false"/>
-                <w:bCs w:val="false"/>
-                <w:sz w:val="16"/>
-                <w:szCs w:val="16"/>
-              </w:rPr>
-              <w:t xml:space="preserve">; End screen</w:t>
+            <w:shd w:fill="F5F8FC" w:color="auto" w:val="clear"/>
+            <w:tcMar>
+              <w:top w:type="dxa" w:w="50"/>
+              <w:left w:type="dxa" w:w="90"/>
+              <w:bottom w:type="dxa" w:w="50"/>
+              <w:right w:type="dxa" w:w="90"/>
+            </w:tcMar>
+            <w:vAlign w:val="top"/>
+          </w:tcPr>
+          <w:p>
+            <w:pPr>
+              <w:spacing w:after="20" w:line="240"/>
+            </w:pPr>
+            <w:r>
+              <w:rPr>
+                <w:rFonts w:ascii="Arial" w:cs="Arial" w:eastAsia="Arial" w:hAnsi="Arial"/>
+                <w:b w:val="false"/>
+                <w:bCs w:val="false"/>
+                <w:sz w:val="16"/>
+                <w:szCs w:val="16"/>
+              </w:rPr>
+              <w:t xml:space="preserve">Music and SFX playback</w:t>
             </w:r>
           </w:p>
         </w:tc>
@@ -3751,220 +3822,54 @@
               <w:bottom w:val="single" w:color="B0BEC5" w:sz="4"/>
               <w:right w:val="single" w:color="B0BEC5" w:sz="4"/>
             </w:tcBorders>
-            <w:tcMar>
-              <w:top w:type="dxa" w:w="50"/>
-              <w:left w:type="dxa" w:w="90"/>
-              <w:bottom w:type="dxa" w:w="50"/>
-              <w:right w:type="dxa" w:w="90"/>
-            </w:tcMar>
-            <w:vAlign w:val="top"/>
-          </w:tcPr>
-          <w:p>
-            <w:pPr>
-              <w:spacing w:after="20" w:line="240"/>
-            </w:pPr>
-            <w:r>
-              <w:rPr>
-                <w:rFonts w:ascii="Consolas" w:cs="Consolas" w:eastAsia="Consolas" w:hAnsi="Consolas"/>
-                <w:b w:val="false"/>
-                <w:bCs w:val="false"/>
-                <w:color w:val="0D47A1"/>
-                <w:sz w:val="15"/>
-                <w:szCs w:val="15"/>
-              </w:rPr>
-              <w:t xml:space="preserve">GameSession.cs</w:t>
-            </w:r>
-          </w:p>
-          <w:p>
-            <w:pPr>
-              <w:spacing w:after="20" w:line="240"/>
-            </w:pPr>
-            <w:r>
-              <w:rPr>
-                <w:rFonts w:ascii="Consolas" w:cs="Consolas" w:eastAsia="Consolas" w:hAnsi="Consolas"/>
-                <w:b w:val="false"/>
-                <w:bCs w:val="false"/>
-                <w:color w:val="0D47A1"/>
-                <w:sz w:val="15"/>
-                <w:szCs w:val="15"/>
-              </w:rPr>
-              <w:t xml:space="preserve">StageData.cs</w:t>
-            </w:r>
-          </w:p>
-          <w:p>
-            <w:pPr>
-              <w:spacing w:after="20" w:line="240"/>
-            </w:pPr>
-            <w:r>
-              <w:rPr>
-                <w:rFonts w:ascii="Consolas" w:cs="Consolas" w:eastAsia="Consolas" w:hAnsi="Consolas"/>
-                <w:b w:val="false"/>
-                <w:bCs w:val="false"/>
-                <w:color w:val="0D47A1"/>
-                <w:sz w:val="15"/>
-                <w:szCs w:val="15"/>
-              </w:rPr>
-              <w:t xml:space="preserve">TurnManager.cs</w:t>
-            </w:r>
-          </w:p>
-          <w:p>
-            <w:pPr>
-              <w:spacing w:after="20" w:line="240"/>
-            </w:pPr>
-            <w:r>
-              <w:rPr>
-                <w:rFonts w:ascii="Consolas" w:cs="Consolas" w:eastAsia="Consolas" w:hAnsi="Consolas"/>
-                <w:b w:val="false"/>
-                <w:bCs w:val="false"/>
-                <w:color w:val="0D47A1"/>
-                <w:sz w:val="15"/>
-                <w:szCs w:val="15"/>
-              </w:rPr>
-              <w:t xml:space="preserve">WaveManager.cs</w:t>
-            </w:r>
-          </w:p>
-          <w:p>
-            <w:pPr>
-              <w:spacing w:after="20" w:line="240"/>
-            </w:pPr>
-            <w:r>
-              <w:rPr>
-                <w:rFonts w:ascii="Consolas" w:cs="Consolas" w:eastAsia="Consolas" w:hAnsi="Consolas"/>
-                <w:b w:val="false"/>
-                <w:bCs w:val="false"/>
-                <w:color w:val="0D47A1"/>
-                <w:sz w:val="15"/>
-                <w:szCs w:val="15"/>
-              </w:rPr>
-              <w:t xml:space="preserve">TemperatureSystem.cs</w:t>
-            </w:r>
-          </w:p>
-          <w:p>
-            <w:pPr>
-              <w:spacing w:after="20" w:line="240"/>
-            </w:pPr>
-            <w:r>
-              <w:rPr>
-                <w:rFonts w:ascii="Consolas" w:cs="Consolas" w:eastAsia="Consolas" w:hAnsi="Consolas"/>
-                <w:b w:val="false"/>
-                <w:bCs w:val="false"/>
-                <w:color w:val="0D47A1"/>
-                <w:sz w:val="15"/>
-                <w:szCs w:val="15"/>
-              </w:rPr>
-              <w:t xml:space="preserve">OxygenPointSystem.cs</w:t>
-            </w:r>
-          </w:p>
-          <w:p>
-            <w:pPr>
-              <w:spacing w:after="20" w:line="240"/>
-            </w:pPr>
-            <w:r>
-              <w:rPr>
-                <w:rFonts w:ascii="Consolas" w:cs="Consolas" w:eastAsia="Consolas" w:hAnsi="Consolas"/>
-                <w:b w:val="false"/>
-                <w:bCs w:val="false"/>
-                <w:color w:val="0D47A1"/>
-                <w:sz w:val="15"/>
-                <w:szCs w:val="15"/>
-              </w:rPr>
-              <w:t xml:space="preserve">GridManager.cs</w:t>
-            </w:r>
-          </w:p>
-          <w:p>
-            <w:pPr>
-              <w:spacing w:after="20" w:line="240"/>
-            </w:pPr>
-            <w:r>
-              <w:rPr>
-                <w:rFonts w:ascii="Consolas" w:cs="Consolas" w:eastAsia="Consolas" w:hAnsi="Consolas"/>
-                <w:b w:val="false"/>
-                <w:bCs w:val="false"/>
-                <w:color w:val="0D47A1"/>
-                <w:sz w:val="15"/>
-                <w:szCs w:val="15"/>
-              </w:rPr>
-              <w:t xml:space="preserve">LaneController.cs</w:t>
-            </w:r>
-          </w:p>
-          <w:p>
-            <w:pPr>
-              <w:spacing w:after="20" w:line="240"/>
-            </w:pPr>
-            <w:r>
-              <w:rPr>
-                <w:rFonts w:ascii="Consolas" w:cs="Consolas" w:eastAsia="Consolas" w:hAnsi="Consolas"/>
-                <w:b w:val="false"/>
-                <w:bCs w:val="false"/>
-                <w:color w:val="0D47A1"/>
-                <w:sz w:val="15"/>
-                <w:szCs w:val="15"/>
-              </w:rPr>
-              <w:t xml:space="preserve">DeploySystem.cs</w:t>
-            </w:r>
-          </w:p>
-          <w:p>
-            <w:pPr>
-              <w:spacing w:after="20" w:line="240"/>
-            </w:pPr>
-            <w:r>
-              <w:rPr>
-                <w:rFonts w:ascii="Consolas" w:cs="Consolas" w:eastAsia="Consolas" w:hAnsi="Consolas"/>
-                <w:b w:val="false"/>
-                <w:bCs w:val="false"/>
-                <w:color w:val="0D47A1"/>
-                <w:sz w:val="15"/>
-                <w:szCs w:val="15"/>
-              </w:rPr>
-              <w:t xml:space="preserve">UnitFactory.cs</w:t>
-            </w:r>
-          </w:p>
-          <w:p>
-            <w:pPr>
-              <w:spacing w:after="20" w:line="240"/>
-            </w:pPr>
-            <w:r>
-              <w:rPr>
-                <w:rFonts w:ascii="Consolas" w:cs="Consolas" w:eastAsia="Consolas" w:hAnsi="Consolas"/>
-                <w:b w:val="false"/>
-                <w:bCs w:val="false"/>
-                <w:color w:val="0D47A1"/>
-                <w:sz w:val="15"/>
-                <w:szCs w:val="15"/>
-              </w:rPr>
-              <w:t xml:space="preserve">ResultsDatabase.cs</w:t>
-            </w:r>
-          </w:p>
-          <w:p>
-            <w:pPr>
-              <w:spacing w:after="20" w:line="240"/>
-            </w:pPr>
-            <w:r>
-              <w:rPr>
-                <w:rFonts w:ascii="Consolas" w:cs="Consolas" w:eastAsia="Consolas" w:hAnsi="Consolas"/>
-                <w:b w:val="false"/>
-                <w:bCs w:val="false"/>
-                <w:color w:val="0D47A1"/>
-                <w:sz w:val="15"/>
-                <w:szCs w:val="15"/>
-              </w:rPr>
-              <w:t xml:space="preserve">UIManager.cs</w:t>
-            </w:r>
-          </w:p>
-          <w:p>
-            <w:pPr>
-              <w:spacing w:after="20" w:line="240"/>
-            </w:pPr>
-            <w:r>
-              <w:rPr>
-                <w:rFonts w:ascii="Consolas" w:cs="Consolas" w:eastAsia="Consolas" w:hAnsi="Consolas"/>
-                <w:b w:val="false"/>
-                <w:bCs w:val="false"/>
-                <w:color w:val="0D47A1"/>
-                <w:sz w:val="15"/>
-                <w:szCs w:val="15"/>
-              </w:rPr>
-              <w:t xml:space="preserve">FogScroller.cs</w:t>
+            <w:shd w:fill="F5F8FC" w:color="auto" w:val="clear"/>
+            <w:tcMar>
+              <w:top w:type="dxa" w:w="50"/>
+              <w:left w:type="dxa" w:w="90"/>
+              <w:bottom w:type="dxa" w:w="50"/>
+              <w:right w:type="dxa" w:w="90"/>
+            </w:tcMar>
+            <w:vAlign w:val="top"/>
+          </w:tcPr>
+          <w:p>
+            <w:pPr>
+              <w:spacing w:after="20" w:line="240"/>
+            </w:pPr>
+            <w:r>
+              <w:rPr>
+                <w:rFonts w:ascii="Arial" w:cs="Arial" w:eastAsia="Arial" w:hAnsi="Arial"/>
+                <w:b w:val="false"/>
+                <w:bCs w:val="false"/>
+                <w:sz w:val="16"/>
+                <w:szCs w:val="16"/>
+              </w:rPr>
+              <w:t xml:space="preserve">Unity AudioSource</w:t>
+            </w:r>
+          </w:p>
+          <w:p>
+            <w:pPr>
+              <w:spacing w:after="20" w:line="240"/>
+            </w:pPr>
+            <w:r>
+              <w:rPr>
+                <w:rFonts w:ascii="Consolas" w:cs="Consolas" w:eastAsia="Consolas" w:hAnsi="Consolas"/>
+                <w:b w:val="false"/>
+                <w:bCs w:val="false"/>
+                <w:color w:val="0D47A1"/>
+                <w:sz w:val="15"/>
+                <w:szCs w:val="15"/>
+              </w:rPr>
+              <w:t xml:space="preserve">SettingsStore.cs</w:t>
+            </w:r>
+            <w:r>
+              <w:rPr>
+                <w:rFonts w:ascii="Arial" w:cs="Arial" w:eastAsia="Arial" w:hAnsi="Arial"/>
+                <w:b w:val="false"/>
+                <w:bCs w:val="false"/>
+                <w:sz w:val="16"/>
+                <w:szCs w:val="16"/>
+              </w:rPr>
+              <w:t xml:space="preserve"> (volumes; saved today and applied as the overall volume)</w:t>
             </w:r>
           </w:p>
         </w:tc>
@@ -3975,21 +3880,21 @@
         </w:trPr>
         <w:tc>
           <w:tcPr>
-            <w:tcW w:type="dxa" w:w="2150"/>
-            <w:tcBorders>
-              <w:top w:val="single" w:color="B0BEC5" w:sz="4"/>
-              <w:left w:val="single" w:color="B0BEC5" w:sz="4"/>
-              <w:bottom w:val="single" w:color="B0BEC5" w:sz="4"/>
-              <w:right w:val="single" w:color="B0BEC5" w:sz="4"/>
-            </w:tcBorders>
-            <w:shd w:fill="F5F8FC" w:color="auto" w:val="clear"/>
-            <w:tcMar>
-              <w:top w:type="dxa" w:w="50"/>
-              <w:left w:type="dxa" w:w="90"/>
-              <w:bottom w:type="dxa" w:w="50"/>
-              <w:right w:type="dxa" w:w="90"/>
-            </w:tcMar>
-            <w:vAlign w:val="top"/>
+            <w:tcW w:type="dxa" w:w="14400"/>
+            <w:gridSpan w:val="6"/>
+            <w:tcBorders>
+              <w:top w:val="single" w:color="B0BEC5" w:sz="4"/>
+              <w:left w:val="single" w:color="B0BEC5" w:sz="4"/>
+              <w:bottom w:val="single" w:color="B0BEC5" w:sz="4"/>
+              <w:right w:val="single" w:color="B0BEC5" w:sz="4"/>
+            </w:tcBorders>
+            <w:shd w:fill="E3F2FD" w:color="auto" w:val="clear"/>
+            <w:tcMar>
+              <w:top w:type="dxa" w:w="50"/>
+              <w:left w:type="dxa" w:w="90"/>
+              <w:bottom w:type="dxa" w:w="50"/>
+              <w:right w:type="dxa" w:w="90"/>
+            </w:tcMar>
           </w:tcPr>
           <w:p>
             <w:pPr>
@@ -4001,248 +3906,10 @@
                 <w:b/>
                 <w:bCs/>
                 <w:color w:val="0D47A1"/>
-                <w:sz w:val="16"/>
-                <w:szCs w:val="16"/>
-              </w:rPr>
-              <w:t xml:space="preserve">GameSession.cs, SettingsStore.cs</w:t>
-            </w:r>
-          </w:p>
-          <w:p>
-            <w:pPr>
-              <w:spacing w:after="20" w:line="240"/>
-            </w:pPr>
-            <w:r>
-              <w:rPr>
-                <w:rFonts w:ascii="Arial" w:cs="Arial" w:eastAsia="Arial" w:hAnsi="Arial"/>
-                <w:b w:val="false"/>
-                <w:bCs w:val="false"/>
-                <w:sz w:val="16"/>
-                <w:szCs w:val="16"/>
-              </w:rPr>
-              <w:t xml:space="preserve">(Built)</w:t>
-            </w:r>
-          </w:p>
-        </w:tc>
-        <w:tc>
-          <w:tcPr>
-            <w:tcW w:type="dxa" w:w="1950"/>
-            <w:tcBorders>
-              <w:top w:val="single" w:color="B0BEC5" w:sz="4"/>
-              <w:left w:val="single" w:color="B0BEC5" w:sz="4"/>
-              <w:bottom w:val="single" w:color="B0BEC5" w:sz="4"/>
-              <w:right w:val="single" w:color="B0BEC5" w:sz="4"/>
-            </w:tcBorders>
-            <w:shd w:fill="F5F8FC" w:color="auto" w:val="clear"/>
-            <w:tcMar>
-              <w:top w:type="dxa" w:w="50"/>
-              <w:left w:type="dxa" w:w="90"/>
-              <w:bottom w:type="dxa" w:w="50"/>
-              <w:right w:type="dxa" w:w="90"/>
-            </w:tcMar>
-            <w:vAlign w:val="top"/>
-          </w:tcPr>
-          <w:p>
-            <w:pPr>
-              <w:spacing w:after="20" w:line="240"/>
-            </w:pPr>
-            <w:r>
-              <w:rPr>
-                <w:rFonts w:ascii="Arial" w:cs="Arial" w:eastAsia="Arial" w:hAnsi="Arial"/>
-                <w:b w:val="false"/>
-                <w:bCs w:val="false"/>
-                <w:sz w:val="16"/>
-                <w:szCs w:val="16"/>
-              </w:rPr>
-              <w:t xml:space="preserve">Carry the menu choice to the battle; own the settings</w:t>
-            </w:r>
-          </w:p>
-        </w:tc>
-        <w:tc>
-          <w:tcPr>
-            <w:tcW w:type="dxa" w:w="2500"/>
-            <w:tcBorders>
-              <w:top w:val="single" w:color="B0BEC5" w:sz="4"/>
-              <w:left w:val="single" w:color="B0BEC5" w:sz="4"/>
-              <w:bottom w:val="single" w:color="B0BEC5" w:sz="4"/>
-              <w:right w:val="single" w:color="B0BEC5" w:sz="4"/>
-            </w:tcBorders>
-            <w:shd w:fill="F5F8FC" w:color="auto" w:val="clear"/>
-            <w:tcMar>
-              <w:top w:type="dxa" w:w="50"/>
-              <w:left w:type="dxa" w:w="90"/>
-              <w:bottom w:type="dxa" w:w="50"/>
-              <w:right w:type="dxa" w:w="90"/>
-            </w:tcMar>
-            <w:vAlign w:val="top"/>
-          </w:tcPr>
-          <w:p>
-            <w:pPr>
-              <w:spacing w:after="20" w:line="240"/>
-            </w:pPr>
-            <w:r>
-              <w:rPr>
-                <w:rFonts w:ascii="Arial" w:cs="Arial" w:eastAsia="Arial" w:hAnsi="Arial"/>
-                <w:b w:val="false"/>
-                <w:bCs w:val="false"/>
-                <w:sz w:val="16"/>
-                <w:szCs w:val="16"/>
-              </w:rPr>
-              <w:t xml:space="preserve">The Main Menu's choice; settings changes</w:t>
-            </w:r>
-          </w:p>
-        </w:tc>
-        <w:tc>
-          <w:tcPr>
-            <w:tcW w:type="dxa" w:w="3550"/>
-            <w:tcBorders>
-              <w:top w:val="single" w:color="B0BEC5" w:sz="4"/>
-              <w:left w:val="single" w:color="B0BEC5" w:sz="4"/>
-              <w:bottom w:val="single" w:color="B0BEC5" w:sz="4"/>
-              <w:right w:val="single" w:color="B0BEC5" w:sz="4"/>
-            </w:tcBorders>
-            <w:shd w:fill="F5F8FC" w:color="auto" w:val="clear"/>
-            <w:tcMar>
-              <w:top w:type="dxa" w:w="50"/>
-              <w:left w:type="dxa" w:w="90"/>
-              <w:bottom w:type="dxa" w:w="50"/>
-              <w:right w:type="dxa" w:w="90"/>
-            </w:tcMar>
-            <w:vAlign w:val="top"/>
-          </w:tcPr>
-          <w:p>
-            <w:pPr>
-              <w:spacing w:after="20" w:line="240"/>
-            </w:pPr>
-            <w:r>
-              <w:rPr>
-                <w:rFonts w:ascii="Arial" w:cs="Arial" w:eastAsia="Arial" w:hAnsi="Arial"/>
-                <w:b w:val="false"/>
-                <w:bCs w:val="false"/>
-                <w:sz w:val="16"/>
-                <w:szCs w:val="16"/>
-              </w:rPr>
-              <w:t xml:space="preserve">GameSession: static player name, stage, level and saved game to resume (nothing on disk). SettingsStore: the only reader and writer of the </w:t>
-            </w:r>
-            <w:r>
-              <w:rPr>
-                <w:rFonts w:ascii="Consolas" w:cs="Consolas" w:eastAsia="Consolas" w:hAnsi="Consolas"/>
-                <w:b w:val="false"/>
-                <w:bCs w:val="false"/>
-                <w:color w:val="0D47A1"/>
-                <w:sz w:val="15"/>
-                <w:szCs w:val="15"/>
-              </w:rPr>
-              <w:t xml:space="preserve">tt.</w:t>
-            </w:r>
-            <w:r>
-              <w:rPr>
-                <w:rFonts w:ascii="Arial" w:cs="Arial" w:eastAsia="Arial" w:hAnsi="Arial"/>
-                <w:b w:val="false"/>
-                <w:bCs w:val="false"/>
-                <w:sz w:val="16"/>
-                <w:szCs w:val="16"/>
-              </w:rPr>
-              <w:t xml:space="preserve"> PlayerPrefs keys; raises </w:t>
-            </w:r>
-            <w:r>
-              <w:rPr>
-                <w:rFonts w:ascii="Consolas" w:cs="Consolas" w:eastAsia="Consolas" w:hAnsi="Consolas"/>
-                <w:b w:val="false"/>
-                <w:bCs w:val="false"/>
-                <w:color w:val="0D47A1"/>
-                <w:sz w:val="15"/>
-                <w:szCs w:val="15"/>
-              </w:rPr>
-              <w:t xml:space="preserve">Changed</w:t>
-            </w:r>
-          </w:p>
-        </w:tc>
-        <w:tc>
-          <w:tcPr>
-            <w:tcW w:type="dxa" w:w="2100"/>
-            <w:tcBorders>
-              <w:top w:val="single" w:color="B0BEC5" w:sz="4"/>
-              <w:left w:val="single" w:color="B0BEC5" w:sz="4"/>
-              <w:bottom w:val="single" w:color="B0BEC5" w:sz="4"/>
-              <w:right w:val="single" w:color="B0BEC5" w:sz="4"/>
-            </w:tcBorders>
-            <w:shd w:fill="F5F8FC" w:color="auto" w:val="clear"/>
-            <w:tcMar>
-              <w:top w:type="dxa" w:w="50"/>
-              <w:left w:type="dxa" w:w="90"/>
-              <w:bottom w:type="dxa" w:w="50"/>
-              <w:right w:type="dxa" w:w="90"/>
-            </w:tcMar>
-            <w:vAlign w:val="top"/>
-          </w:tcPr>
-          <w:p>
-            <w:pPr>
-              <w:spacing w:after="20" w:line="240"/>
-            </w:pPr>
-            <w:r>
-              <w:rPr>
-                <w:rFonts w:ascii="Arial" w:cs="Arial" w:eastAsia="Arial" w:hAnsi="Arial"/>
-                <w:b w:val="false"/>
-                <w:bCs w:val="false"/>
-                <w:sz w:val="16"/>
-                <w:szCs w:val="16"/>
-              </w:rPr>
-              <w:t xml:space="preserve">Values read by </w:t>
-            </w:r>
-            <w:r>
-              <w:rPr>
-                <w:rFonts w:ascii="Consolas" w:cs="Consolas" w:eastAsia="Consolas" w:hAnsi="Consolas"/>
-                <w:b w:val="false"/>
-                <w:bCs w:val="false"/>
-                <w:color w:val="0D47A1"/>
-                <w:sz w:val="15"/>
-                <w:szCs w:val="15"/>
-              </w:rPr>
-              <w:t xml:space="preserve">GameManager.cs</w:t>
-            </w:r>
-            <w:r>
-              <w:rPr>
-                <w:rFonts w:ascii="Arial" w:cs="Arial" w:eastAsia="Arial" w:hAnsi="Arial"/>
-                <w:b w:val="false"/>
-                <w:bCs w:val="false"/>
-                <w:sz w:val="16"/>
-                <w:szCs w:val="16"/>
-              </w:rPr>
-              <w:t xml:space="preserve"> and the UI</w:t>
-            </w:r>
-          </w:p>
-        </w:tc>
-        <w:tc>
-          <w:tcPr>
-            <w:tcW w:type="dxa" w:w="2150"/>
-            <w:tcBorders>
-              <w:top w:val="single" w:color="B0BEC5" w:sz="4"/>
-              <w:left w:val="single" w:color="B0BEC5" w:sz="4"/>
-              <w:bottom w:val="single" w:color="B0BEC5" w:sz="4"/>
-              <w:right w:val="single" w:color="B0BEC5" w:sz="4"/>
-            </w:tcBorders>
-            <w:shd w:fill="F5F8FC" w:color="auto" w:val="clear"/>
-            <w:tcMar>
-              <w:top w:type="dxa" w:w="50"/>
-              <w:left w:type="dxa" w:w="90"/>
-              <w:bottom w:type="dxa" w:w="50"/>
-              <w:right w:type="dxa" w:w="90"/>
-            </w:tcMar>
-            <w:vAlign w:val="top"/>
-          </w:tcPr>
-          <w:p>
-            <w:pPr>
-              <w:spacing w:after="20" w:line="240"/>
-            </w:pPr>
-            <w:r>
-              <w:rPr>
-                <w:rFonts w:ascii="Arial" w:cs="Arial" w:eastAsia="Arial" w:hAnsi="Arial"/>
-                <w:b w:val="false"/>
-                <w:bCs w:val="false"/>
-                <w:sz w:val="16"/>
-                <w:szCs w:val="16"/>
-              </w:rPr>
-              <w:t xml:space="preserve">Unity PlayerPrefs</w:t>
+                <w:sz w:val="17"/>
+                <w:szCs w:val="17"/>
+              </w:rPr>
+              <w:t xml:space="preserve">CORE GAME LOGIC LAYER</w:t>
             </w:r>
           </w:p>
         </w:tc>
@@ -4281,88 +3948,130 @@
                 <w:sz w:val="16"/>
                 <w:szCs w:val="16"/>
               </w:rPr>
+              <w:t xml:space="preserve">GameManager.cs</w:t>
+            </w:r>
+          </w:p>
+          <w:p>
+            <w:pPr>
+              <w:spacing w:after="20" w:line="240"/>
+            </w:pPr>
+            <w:r>
+              <w:rPr>
+                <w:rFonts w:ascii="Arial" w:cs="Arial" w:eastAsia="Arial" w:hAnsi="Arial"/>
+                <w:b w:val="false"/>
+                <w:bCs w:val="false"/>
+                <w:sz w:val="16"/>
+                <w:szCs w:val="16"/>
+              </w:rPr>
+              <w:t xml:space="preserve">(Built)</w:t>
+            </w:r>
+          </w:p>
+        </w:tc>
+        <w:tc>
+          <w:tcPr>
+            <w:tcW w:type="dxa" w:w="1950"/>
+            <w:tcBorders>
+              <w:top w:val="single" w:color="B0BEC5" w:sz="4"/>
+              <w:left w:val="single" w:color="B0BEC5" w:sz="4"/>
+              <w:bottom w:val="single" w:color="B0BEC5" w:sz="4"/>
+              <w:right w:val="single" w:color="B0BEC5" w:sz="4"/>
+            </w:tcBorders>
+            <w:tcMar>
+              <w:top w:type="dxa" w:w="50"/>
+              <w:left w:type="dxa" w:w="90"/>
+              <w:bottom w:type="dxa" w:w="50"/>
+              <w:right w:type="dxa" w:w="90"/>
+            </w:tcMar>
+            <w:vAlign w:val="top"/>
+          </w:tcPr>
+          <w:p>
+            <w:pPr>
+              <w:spacing w:after="20" w:line="240"/>
+            </w:pPr>
+            <w:r>
+              <w:rPr>
+                <w:rFonts w:ascii="Arial" w:cs="Arial" w:eastAsia="Arial" w:hAnsi="Arial"/>
+                <w:b w:val="false"/>
+                <w:bCs w:val="false"/>
+                <w:sz w:val="16"/>
+                <w:szCs w:val="16"/>
+              </w:rPr>
+              <w:t xml:space="preserve">Orchestrates the level, saves it, and decides when it ends</w:t>
+            </w:r>
+          </w:p>
+        </w:tc>
+        <w:tc>
+          <w:tcPr>
+            <w:tcW w:type="dxa" w:w="2500"/>
+            <w:tcBorders>
+              <w:top w:val="single" w:color="B0BEC5" w:sz="4"/>
+              <w:left w:val="single" w:color="B0BEC5" w:sz="4"/>
+              <w:bottom w:val="single" w:color="B0BEC5" w:sz="4"/>
+              <w:right w:val="single" w:color="B0BEC5" w:sz="4"/>
+            </w:tcBorders>
+            <w:tcMar>
+              <w:top w:type="dxa" w:w="50"/>
+              <w:left w:type="dxa" w:w="90"/>
+              <w:bottom w:type="dxa" w:w="50"/>
+              <w:right w:type="dxa" w:w="90"/>
+            </w:tcMar>
+            <w:vAlign w:val="top"/>
+          </w:tcPr>
+          <w:p>
+            <w:pPr>
+              <w:spacing w:after="20" w:line="240"/>
+            </w:pPr>
+            <w:r>
+              <w:rPr>
+                <w:rFonts w:ascii="Arial" w:cs="Arial" w:eastAsia="Arial" w:hAnsi="Arial"/>
+                <w:b w:val="false"/>
+                <w:bCs w:val="false"/>
+                <w:sz w:val="16"/>
+                <w:szCs w:val="16"/>
+              </w:rPr>
+              <w:t xml:space="preserve">Player, stage, level and optional saved game from </w:t>
+            </w:r>
+            <w:r>
+              <w:rPr>
+                <w:rFonts w:ascii="Consolas" w:cs="Consolas" w:eastAsia="Consolas" w:hAnsi="Consolas"/>
+                <w:b w:val="false"/>
+                <w:bCs w:val="false"/>
+                <w:color w:val="0D47A1"/>
+                <w:sz w:val="15"/>
+                <w:szCs w:val="15"/>
+              </w:rPr>
+              <w:t xml:space="preserve">GameSession.cs</w:t>
+            </w:r>
+            <w:r>
+              <w:rPr>
+                <w:rFonts w:ascii="Arial" w:cs="Arial" w:eastAsia="Arial" w:hAnsi="Arial"/>
+                <w:b w:val="false"/>
+                <w:bCs w:val="false"/>
+                <w:sz w:val="16"/>
+                <w:szCs w:val="16"/>
+              </w:rPr>
+              <w:t xml:space="preserve">; end signals from </w:t>
+            </w:r>
+            <w:r>
+              <w:rPr>
+                <w:rFonts w:ascii="Consolas" w:cs="Consolas" w:eastAsia="Consolas" w:hAnsi="Consolas"/>
+                <w:b w:val="false"/>
+                <w:bCs w:val="false"/>
+                <w:color w:val="0D47A1"/>
+                <w:sz w:val="15"/>
+                <w:szCs w:val="15"/>
+              </w:rPr>
               <w:t xml:space="preserve">TurnManager.cs</w:t>
             </w:r>
-          </w:p>
-          <w:p>
-            <w:pPr>
-              <w:spacing w:after="20" w:line="240"/>
-            </w:pPr>
-            <w:r>
-              <w:rPr>
-                <w:rFonts w:ascii="Arial" w:cs="Arial" w:eastAsia="Arial" w:hAnsi="Arial"/>
-                <w:b w:val="false"/>
-                <w:bCs w:val="false"/>
-                <w:sz w:val="16"/>
-                <w:szCs w:val="16"/>
-              </w:rPr>
-              <w:t xml:space="preserve">(Built)</w:t>
-            </w:r>
-          </w:p>
-        </w:tc>
-        <w:tc>
-          <w:tcPr>
-            <w:tcW w:type="dxa" w:w="1950"/>
-            <w:tcBorders>
-              <w:top w:val="single" w:color="B0BEC5" w:sz="4"/>
-              <w:left w:val="single" w:color="B0BEC5" w:sz="4"/>
-              <w:bottom w:val="single" w:color="B0BEC5" w:sz="4"/>
-              <w:right w:val="single" w:color="B0BEC5" w:sz="4"/>
-            </w:tcBorders>
-            <w:tcMar>
-              <w:top w:type="dxa" w:w="50"/>
-              <w:left w:type="dxa" w:w="90"/>
-              <w:bottom w:type="dxa" w:w="50"/>
-              <w:right w:type="dxa" w:w="90"/>
-            </w:tcMar>
-            <w:vAlign w:val="top"/>
-          </w:tcPr>
-          <w:p>
-            <w:pPr>
-              <w:spacing w:after="20" w:line="240"/>
-            </w:pPr>
-            <w:r>
-              <w:rPr>
-                <w:rFonts w:ascii="Arial" w:cs="Arial" w:eastAsia="Arial" w:hAnsi="Arial"/>
-                <w:b w:val="false"/>
-                <w:bCs w:val="false"/>
-                <w:sz w:val="16"/>
-                <w:szCs w:val="16"/>
-              </w:rPr>
-              <w:t xml:space="preserve">Runs the phases of each turn and detects win and loss</w:t>
-            </w:r>
-          </w:p>
-        </w:tc>
-        <w:tc>
-          <w:tcPr>
-            <w:tcW w:type="dxa" w:w="2500"/>
-            <w:tcBorders>
-              <w:top w:val="single" w:color="B0BEC5" w:sz="4"/>
-              <w:left w:val="single" w:color="B0BEC5" w:sz="4"/>
-              <w:bottom w:val="single" w:color="B0BEC5" w:sz="4"/>
-              <w:right w:val="single" w:color="B0BEC5" w:sz="4"/>
-            </w:tcBorders>
-            <w:tcMar>
-              <w:top w:type="dxa" w:w="50"/>
-              <w:left w:type="dxa" w:w="90"/>
-              <w:bottom w:type="dxa" w:w="50"/>
-              <w:right w:type="dxa" w:w="90"/>
-            </w:tcMar>
-            <w:vAlign w:val="top"/>
-          </w:tcPr>
-          <w:p>
-            <w:pPr>
-              <w:spacing w:after="20" w:line="240"/>
-            </w:pPr>
-            <w:r>
-              <w:rPr>
-                <w:rFonts w:ascii="Arial" w:cs="Arial" w:eastAsia="Arial" w:hAnsi="Arial"/>
-                <w:b w:val="false"/>
-                <w:bCs w:val="false"/>
-                <w:sz w:val="16"/>
-                <w:szCs w:val="16"/>
-              </w:rPr>
-              <w:t xml:space="preserve">End Turn tap; board state; temperature</w:t>
+            <w:r>
+              <w:rPr>
+                <w:rFonts w:ascii="Arial" w:cs="Arial" w:eastAsia="Arial" w:hAnsi="Arial"/>
+                <w:b w:val="false"/>
+                <w:bCs w:val="false"/>
+                <w:sz w:val="16"/>
+                <w:szCs w:val="16"/>
+              </w:rPr>
+              <w:t xml:space="preserve">; temperature changes; app pause / quit</w:t>
             </w:r>
           </w:p>
         </w:tc>
@@ -4395,22 +4104,7 @@
                 <w:sz w:val="16"/>
                 <w:szCs w:val="16"/>
               </w:rPr>
-              <w:t xml:space="preserve">1. Ally phase: every ally attacks the enemy in its lane at the same time, or the empty lane (cooling counted once).</w:t>
-            </w:r>
-          </w:p>
-          <w:p>
-            <w:pPr>
-              <w:spacing w:after="20" w:line="240"/>
-            </w:pPr>
-            <w:r>
-              <w:rPr>
-                <w:rFonts w:ascii="Arial" w:cs="Arial" w:eastAsia="Arial" w:hAnsi="Arial"/>
-                <w:b w:val="false"/>
-                <w:bCs w:val="false"/>
-                <w:sz w:val="16"/>
-                <w:szCs w:val="16"/>
-              </w:rPr>
-              <w:t xml:space="preserve">2. If the wave is cleared, the enemy phase is skipped: after a 1.2 s pause it starts the next wave at turn 1, or reports a </w:t>
+              <w:t xml:space="preserve">StartLevel: clears the board, sets the climate rules (start 1.0 °C, loss 1.5 °C), spawns wave 1 and starts the first player turn. Resume: rebuilds a saved wave and turn, Oxygen, temperature, units and boss with their HP. </w:t>
             </w:r>
             <w:r>
               <w:rPr>
@@ -4420,97 +4114,80 @@
                 <w:sz w:val="16"/>
                 <w:szCs w:val="16"/>
               </w:rPr>
-              <w:t xml:space="preserve">win</w:t>
-            </w:r>
-            <w:r>
-              <w:rPr>
-                <w:rFonts w:ascii="Arial" w:cs="Arial" w:eastAsia="Arial" w:hAnsi="Arial"/>
-                <w:b w:val="false"/>
-                <w:bCs w:val="false"/>
-                <w:sz w:val="16"/>
-                <w:szCs w:val="16"/>
-              </w:rPr>
-              <w:t xml:space="preserve"> if it was the last wave.</w:t>
-            </w:r>
-          </w:p>
-          <w:p>
-            <w:pPr>
-              <w:spacing w:after="20" w:line="240"/>
-            </w:pPr>
-            <w:r>
-              <w:rPr>
-                <w:rFonts w:ascii="Arial" w:cs="Arial" w:eastAsia="Arial" w:hAnsi="Arial"/>
-                <w:b w:val="false"/>
-                <w:bCs w:val="false"/>
-                <w:sz w:val="16"/>
-                <w:szCs w:val="16"/>
-              </w:rPr>
-              <w:t xml:space="preserve">3. Enemy phase, or the boss's single cleave / slam when a boss is on the board.</w:t>
-            </w:r>
-          </w:p>
-          <w:p>
-            <w:pPr>
-              <w:spacing w:after="20" w:line="240"/>
-            </w:pPr>
-            <w:r>
-              <w:rPr>
-                <w:rFonts w:ascii="Arial" w:cs="Arial" w:eastAsia="Arial" w:hAnsi="Arial"/>
-                <w:b w:val="false"/>
-                <w:bCs w:val="false"/>
-                <w:sz w:val="16"/>
-                <w:szCs w:val="16"/>
-              </w:rPr>
-              <w:t xml:space="preserve">4. If the temperature has reached 1.5 °C, it reports a </w:t>
-            </w:r>
-            <w:r>
-              <w:rPr>
-                <w:rFonts w:ascii="Arial" w:cs="Arial" w:eastAsia="Arial" w:hAnsi="Arial"/>
-                <w:b/>
-                <w:bCs/>
-                <w:sz w:val="16"/>
-                <w:szCs w:val="16"/>
-              </w:rPr>
-              <w:t xml:space="preserve">loss</w:t>
-            </w:r>
-            <w:r>
-              <w:rPr>
-                <w:rFonts w:ascii="Arial" w:cs="Arial" w:eastAsia="Arial" w:hAnsi="Arial"/>
-                <w:b w:val="false"/>
-                <w:bCs w:val="false"/>
-                <w:sz w:val="16"/>
-                <w:szCs w:val="16"/>
-              </w:rPr>
-              <w:t xml:space="preserve">.</w:t>
-            </w:r>
-          </w:p>
-          <w:p>
-            <w:pPr>
-              <w:spacing w:after="20" w:line="240"/>
-            </w:pPr>
-            <w:r>
-              <w:rPr>
-                <w:rFonts w:ascii="Arial" w:cs="Arial" w:eastAsia="Arial" w:hAnsi="Arial"/>
-                <w:b w:val="false"/>
-                <w:bCs w:val="false"/>
-                <w:sz w:val="16"/>
-                <w:szCs w:val="16"/>
-              </w:rPr>
-              <w:t xml:space="preserve">5. Otherwise it advances the turn, gives the next turn's OP with the penalty, fixes the boss's next move, warns before a slam, and autosaves.</w:t>
-            </w:r>
-          </w:p>
-          <w:p>
-            <w:pPr>
-              <w:spacing w:after="20" w:line="240"/>
-            </w:pPr>
-            <w:r>
-              <w:rPr>
-                <w:rFonts w:ascii="Arial" w:cs="Arial" w:eastAsia="Arial" w:hAnsi="Arial"/>
-                <w:b w:val="false"/>
-                <w:bCs w:val="false"/>
-                <w:sz w:val="16"/>
-                <w:szCs w:val="16"/>
-              </w:rPr>
-              <w:t xml:space="preserve">Waits for every attack animation before moving on.</w:t>
+              <w:t xml:space="preserve">Autosave</w:t>
+            </w:r>
+            <w:r>
+              <w:rPr>
+                <w:rFonts w:ascii="Arial" w:cs="Arial" w:eastAsia="Arial" w:hAnsi="Arial"/>
+                <w:b w:val="false"/>
+                <w:bCs w:val="false"/>
+                <w:sz w:val="16"/>
+                <w:szCs w:val="16"/>
+              </w:rPr>
+              <w:t xml:space="preserve"> to </w:t>
+            </w:r>
+            <w:r>
+              <w:rPr>
+                <w:rFonts w:ascii="Consolas" w:cs="Consolas" w:eastAsia="Consolas" w:hAnsi="Consolas"/>
+                <w:b w:val="false"/>
+                <w:bCs w:val="false"/>
+                <w:color w:val="0D47A1"/>
+                <w:sz w:val="15"/>
+                <w:szCs w:val="15"/>
+              </w:rPr>
+              <w:t xml:space="preserve">saved_session</w:t>
+            </w:r>
+            <w:r>
+              <w:rPr>
+                <w:rFonts w:ascii="Arial" w:cs="Arial" w:eastAsia="Arial" w:hAnsi="Arial"/>
+                <w:b w:val="false"/>
+                <w:bCs w:val="false"/>
+                <w:sz w:val="16"/>
+                <w:szCs w:val="16"/>
+              </w:rPr>
+              <w:t xml:space="preserve"> at each turn start, after each deploy and on pause / quit. EndLevel: deletes the save, rates the stars from the peak temperature (</w:t>
+            </w:r>
+            <w:r>
+              <w:rPr>
+                <w:rFonts w:ascii="Consolas" w:cs="Consolas" w:eastAsia="Consolas" w:hAnsi="Consolas"/>
+                <w:b w:val="false"/>
+                <w:bCs w:val="false"/>
+                <w:color w:val="0D47A1"/>
+                <w:sz w:val="15"/>
+                <w:szCs w:val="15"/>
+              </w:rPr>
+              <w:t xml:space="preserve">StarRating.cs</w:t>
+            </w:r>
+            <w:r>
+              <w:rPr>
+                <w:rFonts w:ascii="Arial" w:cs="Arial" w:eastAsia="Arial" w:hAnsi="Arial"/>
+                <w:b w:val="false"/>
+                <w:bCs w:val="false"/>
+                <w:sz w:val="16"/>
+                <w:szCs w:val="16"/>
+              </w:rPr>
+              <w:t xml:space="preserve">), records the attempt and stars in </w:t>
+            </w:r>
+            <w:r>
+              <w:rPr>
+                <w:rFonts w:ascii="Consolas" w:cs="Consolas" w:eastAsia="Consolas" w:hAnsi="Consolas"/>
+                <w:b w:val="false"/>
+                <w:bCs w:val="false"/>
+                <w:color w:val="0D47A1"/>
+                <w:sz w:val="15"/>
+                <w:szCs w:val="15"/>
+              </w:rPr>
+              <w:t xml:space="preserve">level_progress</w:t>
+            </w:r>
+            <w:r>
+              <w:rPr>
+                <w:rFonts w:ascii="Arial" w:cs="Arial" w:eastAsia="Arial" w:hAnsi="Arial"/>
+                <w:b w:val="false"/>
+                <w:bCs w:val="false"/>
+                <w:sz w:val="16"/>
+                <w:szCs w:val="16"/>
+              </w:rPr>
+              <w:t xml:space="preserve">, inserts the result, and shows Level Complete / Failed, or Stage Complete after the stage's last level. Handles Pause (time stops), Restart, Next Level, Level Select, Stage Select and Main Menu, and the battle-speed setting. Falls back to Level 1 when the scene is played directly in the editor</w:t>
             </w:r>
           </w:p>
         </w:tc>
@@ -4543,28 +4220,28 @@
                 <w:sz w:val="16"/>
                 <w:szCs w:val="16"/>
               </w:rPr>
-              <w:t xml:space="preserve">Phase results; </w:t>
-            </w:r>
-            <w:r>
-              <w:rPr>
-                <w:rFonts w:ascii="Consolas" w:cs="Consolas" w:eastAsia="Consolas" w:hAnsi="Consolas"/>
-                <w:b w:val="false"/>
-                <w:bCs w:val="false"/>
-                <w:color w:val="0D47A1"/>
-                <w:sz w:val="15"/>
-                <w:szCs w:val="15"/>
-              </w:rPr>
-              <w:t xml:space="preserve">EndLevel(true / false)</w:t>
-            </w:r>
-            <w:r>
-              <w:rPr>
-                <w:rFonts w:ascii="Arial" w:cs="Arial" w:eastAsia="Arial" w:hAnsi="Arial"/>
-                <w:b w:val="false"/>
-                <w:bCs w:val="false"/>
-                <w:sz w:val="16"/>
-                <w:szCs w:val="16"/>
-              </w:rPr>
-              <w:t xml:space="preserve">; new player turn</w:t>
+              <w:t xml:space="preserve">Level start or restore; saved game; progress row; </w:t>
+            </w:r>
+            <w:r>
+              <w:rPr>
+                <w:rFonts w:ascii="Consolas" w:cs="Consolas" w:eastAsia="Consolas" w:hAnsi="Consolas"/>
+                <w:b w:val="false"/>
+                <w:bCs w:val="false"/>
+                <w:color w:val="0D47A1"/>
+                <w:sz w:val="15"/>
+                <w:szCs w:val="15"/>
+              </w:rPr>
+              <w:t xml:space="preserve">GameResult</w:t>
+            </w:r>
+            <w:r>
+              <w:rPr>
+                <w:rFonts w:ascii="Arial" w:cs="Arial" w:eastAsia="Arial" w:hAnsi="Arial"/>
+                <w:b w:val="false"/>
+                <w:bCs w:val="false"/>
+                <w:sz w:val="16"/>
+                <w:szCs w:val="16"/>
+              </w:rPr>
+              <w:t xml:space="preserve">; End screen</w:t>
             </w:r>
           </w:p>
         </w:tc>
@@ -4598,6 +4275,102 @@
                 <w:sz w:val="15"/>
                 <w:szCs w:val="15"/>
               </w:rPr>
+              <w:t xml:space="preserve">GameSession.cs</w:t>
+            </w:r>
+          </w:p>
+          <w:p>
+            <w:pPr>
+              <w:spacing w:after="20" w:line="240"/>
+            </w:pPr>
+            <w:r>
+              <w:rPr>
+                <w:rFonts w:ascii="Consolas" w:cs="Consolas" w:eastAsia="Consolas" w:hAnsi="Consolas"/>
+                <w:b w:val="false"/>
+                <w:bCs w:val="false"/>
+                <w:color w:val="0D47A1"/>
+                <w:sz w:val="15"/>
+                <w:szCs w:val="15"/>
+              </w:rPr>
+              <w:t xml:space="preserve">StageData.cs</w:t>
+            </w:r>
+          </w:p>
+          <w:p>
+            <w:pPr>
+              <w:spacing w:after="20" w:line="240"/>
+            </w:pPr>
+            <w:r>
+              <w:rPr>
+                <w:rFonts w:ascii="Consolas" w:cs="Consolas" w:eastAsia="Consolas" w:hAnsi="Consolas"/>
+                <w:b w:val="false"/>
+                <w:bCs w:val="false"/>
+                <w:color w:val="0D47A1"/>
+                <w:sz w:val="15"/>
+                <w:szCs w:val="15"/>
+              </w:rPr>
+              <w:t xml:space="preserve">TurnManager.cs</w:t>
+            </w:r>
+          </w:p>
+          <w:p>
+            <w:pPr>
+              <w:spacing w:after="20" w:line="240"/>
+            </w:pPr>
+            <w:r>
+              <w:rPr>
+                <w:rFonts w:ascii="Consolas" w:cs="Consolas" w:eastAsia="Consolas" w:hAnsi="Consolas"/>
+                <w:b w:val="false"/>
+                <w:bCs w:val="false"/>
+                <w:color w:val="0D47A1"/>
+                <w:sz w:val="15"/>
+                <w:szCs w:val="15"/>
+              </w:rPr>
+              <w:t xml:space="preserve">WaveManager.cs</w:t>
+            </w:r>
+          </w:p>
+          <w:p>
+            <w:pPr>
+              <w:spacing w:after="20" w:line="240"/>
+            </w:pPr>
+            <w:r>
+              <w:rPr>
+                <w:rFonts w:ascii="Consolas" w:cs="Consolas" w:eastAsia="Consolas" w:hAnsi="Consolas"/>
+                <w:b w:val="false"/>
+                <w:bCs w:val="false"/>
+                <w:color w:val="0D47A1"/>
+                <w:sz w:val="15"/>
+                <w:szCs w:val="15"/>
+              </w:rPr>
+              <w:t xml:space="preserve">TemperatureSystem.cs</w:t>
+            </w:r>
+          </w:p>
+          <w:p>
+            <w:pPr>
+              <w:spacing w:after="20" w:line="240"/>
+            </w:pPr>
+            <w:r>
+              <w:rPr>
+                <w:rFonts w:ascii="Consolas" w:cs="Consolas" w:eastAsia="Consolas" w:hAnsi="Consolas"/>
+                <w:b w:val="false"/>
+                <w:bCs w:val="false"/>
+                <w:color w:val="0D47A1"/>
+                <w:sz w:val="15"/>
+                <w:szCs w:val="15"/>
+              </w:rPr>
+              <w:t xml:space="preserve">OxygenPointSystem.cs</w:t>
+            </w:r>
+          </w:p>
+          <w:p>
+            <w:pPr>
+              <w:spacing w:after="20" w:line="240"/>
+            </w:pPr>
+            <w:r>
+              <w:rPr>
+                <w:rFonts w:ascii="Consolas" w:cs="Consolas" w:eastAsia="Consolas" w:hAnsi="Consolas"/>
+                <w:b w:val="false"/>
+                <w:bCs w:val="false"/>
+                <w:color w:val="0D47A1"/>
+                <w:sz w:val="15"/>
+                <w:szCs w:val="15"/>
+              </w:rPr>
               <w:t xml:space="preserve">GridManager.cs</w:t>
             </w:r>
           </w:p>
@@ -4614,54 +4387,6 @@
                 <w:sz w:val="15"/>
                 <w:szCs w:val="15"/>
               </w:rPr>
-              <w:t xml:space="preserve">WaveManager.cs</w:t>
-            </w:r>
-          </w:p>
-          <w:p>
-            <w:pPr>
-              <w:spacing w:after="20" w:line="240"/>
-            </w:pPr>
-            <w:r>
-              <w:rPr>
-                <w:rFonts w:ascii="Consolas" w:cs="Consolas" w:eastAsia="Consolas" w:hAnsi="Consolas"/>
-                <w:b w:val="false"/>
-                <w:bCs w:val="false"/>
-                <w:color w:val="0D47A1"/>
-                <w:sz w:val="15"/>
-                <w:szCs w:val="15"/>
-              </w:rPr>
-              <w:t xml:space="preserve">OxygenPointSystem.cs</w:t>
-            </w:r>
-          </w:p>
-          <w:p>
-            <w:pPr>
-              <w:spacing w:after="20" w:line="240"/>
-            </w:pPr>
-            <w:r>
-              <w:rPr>
-                <w:rFonts w:ascii="Consolas" w:cs="Consolas" w:eastAsia="Consolas" w:hAnsi="Consolas"/>
-                <w:b w:val="false"/>
-                <w:bCs w:val="false"/>
-                <w:color w:val="0D47A1"/>
-                <w:sz w:val="15"/>
-                <w:szCs w:val="15"/>
-              </w:rPr>
-              <w:t xml:space="preserve">TemperatureSystem.cs</w:t>
-            </w:r>
-          </w:p>
-          <w:p>
-            <w:pPr>
-              <w:spacing w:after="20" w:line="240"/>
-            </w:pPr>
-            <w:r>
-              <w:rPr>
-                <w:rFonts w:ascii="Consolas" w:cs="Consolas" w:eastAsia="Consolas" w:hAnsi="Consolas"/>
-                <w:b w:val="false"/>
-                <w:bCs w:val="false"/>
-                <w:color w:val="0D47A1"/>
-                <w:sz w:val="15"/>
-                <w:szCs w:val="15"/>
-              </w:rPr>
               <w:t xml:space="preserve">LaneController.cs</w:t>
             </w:r>
           </w:p>
@@ -4678,7 +4403,39 @@
                 <w:sz w:val="15"/>
                 <w:szCs w:val="15"/>
               </w:rPr>
-              <w:t xml:space="preserve">UnitBase.cs</w:t>
+              <w:t xml:space="preserve">DeploySystem.cs</w:t>
+            </w:r>
+          </w:p>
+          <w:p>
+            <w:pPr>
+              <w:spacing w:after="20" w:line="240"/>
+            </w:pPr>
+            <w:r>
+              <w:rPr>
+                <w:rFonts w:ascii="Consolas" w:cs="Consolas" w:eastAsia="Consolas" w:hAnsi="Consolas"/>
+                <w:b w:val="false"/>
+                <w:bCs w:val="false"/>
+                <w:color w:val="0D47A1"/>
+                <w:sz w:val="15"/>
+                <w:szCs w:val="15"/>
+              </w:rPr>
+              <w:t xml:space="preserve">UnitFactory.cs</w:t>
+            </w:r>
+          </w:p>
+          <w:p>
+            <w:pPr>
+              <w:spacing w:after="20" w:line="240"/>
+            </w:pPr>
+            <w:r>
+              <w:rPr>
+                <w:rFonts w:ascii="Consolas" w:cs="Consolas" w:eastAsia="Consolas" w:hAnsi="Consolas"/>
+                <w:b w:val="false"/>
+                <w:bCs w:val="false"/>
+                <w:color w:val="0D47A1"/>
+                <w:sz w:val="15"/>
+                <w:szCs w:val="15"/>
+              </w:rPr>
+              <w:t xml:space="preserve">ResultsDatabase.cs</w:t>
             </w:r>
           </w:p>
           <w:p>
@@ -4695,6 +4452,22 @@
                 <w:szCs w:val="15"/>
               </w:rPr>
               <w:t xml:space="preserve">UIManager.cs</w:t>
+            </w:r>
+          </w:p>
+          <w:p>
+            <w:pPr>
+              <w:spacing w:after="20" w:line="240"/>
+            </w:pPr>
+            <w:r>
+              <w:rPr>
+                <w:rFonts w:ascii="Consolas" w:cs="Consolas" w:eastAsia="Consolas" w:hAnsi="Consolas"/>
+                <w:b w:val="false"/>
+                <w:bCs w:val="false"/>
+                <w:color w:val="0D47A1"/>
+                <w:sz w:val="15"/>
+                <w:szCs w:val="15"/>
+              </w:rPr>
+              <w:t xml:space="preserve">FogScroller.cs</w:t>
             </w:r>
           </w:p>
         </w:tc>
@@ -4734,7 +4507,7 @@
                 <w:sz w:val="16"/>
                 <w:szCs w:val="16"/>
               </w:rPr>
-              <w:t xml:space="preserve">WaveManager.cs</w:t>
+              <w:t xml:space="preserve">GameSession.cs, SettingsStore.cs</w:t>
             </w:r>
           </w:p>
           <w:p>
@@ -4783,7 +4556,7 @@
                 <w:sz w:val="16"/>
                 <w:szCs w:val="16"/>
               </w:rPr>
-              <w:t xml:space="preserve">Controls the waves inside a level</w:t>
+              <w:t xml:space="preserve">Carry the menu choice to the battle; own the settings</w:t>
             </w:r>
           </w:p>
         </w:tc>
@@ -4817,28 +4590,7 @@
                 <w:sz w:val="16"/>
                 <w:szCs w:val="16"/>
               </w:rPr>
-              <w:t xml:space="preserve">The level's </w:t>
-            </w:r>
-            <w:r>
-              <w:rPr>
-                <w:rFonts w:ascii="Consolas" w:cs="Consolas" w:eastAsia="Consolas" w:hAnsi="Consolas"/>
-                <w:b w:val="false"/>
-                <w:bCs w:val="false"/>
-                <w:color w:val="0D47A1"/>
-                <w:sz w:val="15"/>
-                <w:szCs w:val="15"/>
-              </w:rPr>
-              <w:t xml:space="preserve">WaveData</w:t>
-            </w:r>
-            <w:r>
-              <w:rPr>
-                <w:rFonts w:ascii="Arial" w:cs="Arial" w:eastAsia="Arial" w:hAnsi="Arial"/>
-                <w:b w:val="false"/>
-                <w:bCs w:val="false"/>
-                <w:sz w:val="16"/>
-                <w:szCs w:val="16"/>
-              </w:rPr>
-              <w:t xml:space="preserve"> list</w:t>
+              <w:t xml:space="preserve">The Main Menu's choice; settings changes</w:t>
             </w:r>
           </w:p>
         </w:tc>
@@ -4872,28 +4624,39 @@
                 <w:sz w:val="16"/>
                 <w:szCs w:val="16"/>
               </w:rPr>
-              <w:t xml:space="preserve">Spawns each wave's enemies into random free enemy lanes (one per lane), with HP × the level's </w:t>
-            </w:r>
-            <w:r>
-              <w:rPr>
-                <w:rFonts w:ascii="Consolas" w:cs="Consolas" w:eastAsia="Consolas" w:hAnsi="Consolas"/>
-                <w:b w:val="false"/>
-                <w:bCs w:val="false"/>
-                <w:color w:val="0D47A1"/>
-                <w:sz w:val="15"/>
-                <w:szCs w:val="15"/>
-              </w:rPr>
-              <w:t xml:space="preserve">enemyHpScale</w:t>
-            </w:r>
-            <w:r>
-              <w:rPr>
-                <w:rFonts w:ascii="Arial" w:cs="Arial" w:eastAsia="Arial" w:hAnsi="Arial"/>
-                <w:b w:val="false"/>
-                <w:bCs w:val="false"/>
-                <w:sz w:val="16"/>
-                <w:szCs w:val="16"/>
-              </w:rPr>
-              <w:t xml:space="preserve">; a boss wave spawns the boss alone across all 6 lanes (boss HP is not scaled). Counts the turns the current wave has lasted and reports whether the wave is cleared and how many waves were cleared. Restores the wave and turn of a saved game. Levels have 3 waves, 4 on Levels 5, 8 and 9, and 5 on Level 10, where Wave 5 is the stage boss</w:t>
+              <w:t xml:space="preserve">GameSession: static player name, stage, level and saved game to resume (nothing on disk). SettingsStore: the only reader and writer of the </w:t>
+            </w:r>
+            <w:r>
+              <w:rPr>
+                <w:rFonts w:ascii="Consolas" w:cs="Consolas" w:eastAsia="Consolas" w:hAnsi="Consolas"/>
+                <w:b w:val="false"/>
+                <w:bCs w:val="false"/>
+                <w:color w:val="0D47A1"/>
+                <w:sz w:val="15"/>
+                <w:szCs w:val="15"/>
+              </w:rPr>
+              <w:t xml:space="preserve">tt.</w:t>
+            </w:r>
+            <w:r>
+              <w:rPr>
+                <w:rFonts w:ascii="Arial" w:cs="Arial" w:eastAsia="Arial" w:hAnsi="Arial"/>
+                <w:b w:val="false"/>
+                <w:bCs w:val="false"/>
+                <w:sz w:val="16"/>
+                <w:szCs w:val="16"/>
+              </w:rPr>
+              <w:t xml:space="preserve"> PlayerPrefs keys; raises </w:t>
+            </w:r>
+            <w:r>
+              <w:rPr>
+                <w:rFonts w:ascii="Consolas" w:cs="Consolas" w:eastAsia="Consolas" w:hAnsi="Consolas"/>
+                <w:b w:val="false"/>
+                <w:bCs w:val="false"/>
+                <w:color w:val="0D47A1"/>
+                <w:sz w:val="15"/>
+                <w:szCs w:val="15"/>
+              </w:rPr>
+              <w:t xml:space="preserve">Changed</w:t>
             </w:r>
           </w:p>
         </w:tc>
@@ -4927,7 +4690,28 @@
                 <w:sz w:val="16"/>
                 <w:szCs w:val="16"/>
               </w:rPr>
-              <w:t xml:space="preserve">Spawned enemies; wave number, turn in wave, waves cleared</w:t>
+              <w:t xml:space="preserve">Values read by </w:t>
+            </w:r>
+            <w:r>
+              <w:rPr>
+                <w:rFonts w:ascii="Consolas" w:cs="Consolas" w:eastAsia="Consolas" w:hAnsi="Consolas"/>
+                <w:b w:val="false"/>
+                <w:bCs w:val="false"/>
+                <w:color w:val="0D47A1"/>
+                <w:sz w:val="15"/>
+                <w:szCs w:val="15"/>
+              </w:rPr>
+              <w:t xml:space="preserve">GameManager.cs</w:t>
+            </w:r>
+            <w:r>
+              <w:rPr>
+                <w:rFonts w:ascii="Arial" w:cs="Arial" w:eastAsia="Arial" w:hAnsi="Arial"/>
+                <w:b w:val="false"/>
+                <w:bCs w:val="false"/>
+                <w:sz w:val="16"/>
+                <w:szCs w:val="16"/>
+              </w:rPr>
+              <w:t xml:space="preserve"> and the UI</w:t>
             </w:r>
           </w:p>
         </w:tc>
@@ -4955,46 +4739,13 @@
             </w:pPr>
             <w:r>
               <w:rPr>
-                <w:rFonts w:ascii="Consolas" w:cs="Consolas" w:eastAsia="Consolas" w:hAnsi="Consolas"/>
-                <w:b w:val="false"/>
-                <w:bCs w:val="false"/>
-                <w:color w:val="0D47A1"/>
-                <w:sz w:val="15"/>
-                <w:szCs w:val="15"/>
-              </w:rPr>
-              <w:t xml:space="preserve">WaveData.cs</w:t>
-            </w:r>
-          </w:p>
-          <w:p>
-            <w:pPr>
-              <w:spacing w:after="20" w:line="240"/>
-            </w:pPr>
-            <w:r>
-              <w:rPr>
-                <w:rFonts w:ascii="Consolas" w:cs="Consolas" w:eastAsia="Consolas" w:hAnsi="Consolas"/>
-                <w:b w:val="false"/>
-                <w:bCs w:val="false"/>
-                <w:color w:val="0D47A1"/>
-                <w:sz w:val="15"/>
-                <w:szCs w:val="15"/>
-              </w:rPr>
-              <w:t xml:space="preserve">GridManager.cs</w:t>
-            </w:r>
-          </w:p>
-          <w:p>
-            <w:pPr>
-              <w:spacing w:after="20" w:line="240"/>
-            </w:pPr>
-            <w:r>
-              <w:rPr>
-                <w:rFonts w:ascii="Consolas" w:cs="Consolas" w:eastAsia="Consolas" w:hAnsi="Consolas"/>
-                <w:b w:val="false"/>
-                <w:bCs w:val="false"/>
-                <w:color w:val="0D47A1"/>
-                <w:sz w:val="15"/>
-                <w:szCs w:val="15"/>
-              </w:rPr>
-              <w:t xml:space="preserve">UnitFactory.cs</w:t>
+                <w:rFonts w:ascii="Arial" w:cs="Arial" w:eastAsia="Arial" w:hAnsi="Arial"/>
+                <w:b w:val="false"/>
+                <w:bCs w:val="false"/>
+                <w:sz w:val="16"/>
+                <w:szCs w:val="16"/>
+              </w:rPr>
+              <w:t xml:space="preserve">Unity PlayerPrefs</w:t>
             </w:r>
           </w:p>
         </w:tc>
@@ -5033,6 +4784,397 @@
                 <w:sz w:val="16"/>
                 <w:szCs w:val="16"/>
               </w:rPr>
+              <w:t xml:space="preserve">TurnManager.cs</w:t>
+            </w:r>
+          </w:p>
+          <w:p>
+            <w:pPr>
+              <w:spacing w:after="20" w:line="240"/>
+            </w:pPr>
+            <w:r>
+              <w:rPr>
+                <w:rFonts w:ascii="Arial" w:cs="Arial" w:eastAsia="Arial" w:hAnsi="Arial"/>
+                <w:b w:val="false"/>
+                <w:bCs w:val="false"/>
+                <w:sz w:val="16"/>
+                <w:szCs w:val="16"/>
+              </w:rPr>
+              <w:t xml:space="preserve">(Built)</w:t>
+            </w:r>
+          </w:p>
+        </w:tc>
+        <w:tc>
+          <w:tcPr>
+            <w:tcW w:type="dxa" w:w="1950"/>
+            <w:tcBorders>
+              <w:top w:val="single" w:color="B0BEC5" w:sz="4"/>
+              <w:left w:val="single" w:color="B0BEC5" w:sz="4"/>
+              <w:bottom w:val="single" w:color="B0BEC5" w:sz="4"/>
+              <w:right w:val="single" w:color="B0BEC5" w:sz="4"/>
+            </w:tcBorders>
+            <w:tcMar>
+              <w:top w:type="dxa" w:w="50"/>
+              <w:left w:type="dxa" w:w="90"/>
+              <w:bottom w:type="dxa" w:w="50"/>
+              <w:right w:type="dxa" w:w="90"/>
+            </w:tcMar>
+            <w:vAlign w:val="top"/>
+          </w:tcPr>
+          <w:p>
+            <w:pPr>
+              <w:spacing w:after="20" w:line="240"/>
+            </w:pPr>
+            <w:r>
+              <w:rPr>
+                <w:rFonts w:ascii="Arial" w:cs="Arial" w:eastAsia="Arial" w:hAnsi="Arial"/>
+                <w:b w:val="false"/>
+                <w:bCs w:val="false"/>
+                <w:sz w:val="16"/>
+                <w:szCs w:val="16"/>
+              </w:rPr>
+              <w:t xml:space="preserve">Runs the phases of each turn and detects win and loss</w:t>
+            </w:r>
+          </w:p>
+        </w:tc>
+        <w:tc>
+          <w:tcPr>
+            <w:tcW w:type="dxa" w:w="2500"/>
+            <w:tcBorders>
+              <w:top w:val="single" w:color="B0BEC5" w:sz="4"/>
+              <w:left w:val="single" w:color="B0BEC5" w:sz="4"/>
+              <w:bottom w:val="single" w:color="B0BEC5" w:sz="4"/>
+              <w:right w:val="single" w:color="B0BEC5" w:sz="4"/>
+            </w:tcBorders>
+            <w:tcMar>
+              <w:top w:type="dxa" w:w="50"/>
+              <w:left w:type="dxa" w:w="90"/>
+              <w:bottom w:type="dxa" w:w="50"/>
+              <w:right w:type="dxa" w:w="90"/>
+            </w:tcMar>
+            <w:vAlign w:val="top"/>
+          </w:tcPr>
+          <w:p>
+            <w:pPr>
+              <w:spacing w:after="20" w:line="240"/>
+            </w:pPr>
+            <w:r>
+              <w:rPr>
+                <w:rFonts w:ascii="Arial" w:cs="Arial" w:eastAsia="Arial" w:hAnsi="Arial"/>
+                <w:b w:val="false"/>
+                <w:bCs w:val="false"/>
+                <w:sz w:val="16"/>
+                <w:szCs w:val="16"/>
+              </w:rPr>
+              <w:t xml:space="preserve">End Turn tap; board state; temperature</w:t>
+            </w:r>
+          </w:p>
+        </w:tc>
+        <w:tc>
+          <w:tcPr>
+            <w:tcW w:type="dxa" w:w="3550"/>
+            <w:tcBorders>
+              <w:top w:val="single" w:color="B0BEC5" w:sz="4"/>
+              <w:left w:val="single" w:color="B0BEC5" w:sz="4"/>
+              <w:bottom w:val="single" w:color="B0BEC5" w:sz="4"/>
+              <w:right w:val="single" w:color="B0BEC5" w:sz="4"/>
+            </w:tcBorders>
+            <w:tcMar>
+              <w:top w:type="dxa" w:w="50"/>
+              <w:left w:type="dxa" w:w="90"/>
+              <w:bottom w:type="dxa" w:w="50"/>
+              <w:right w:type="dxa" w:w="90"/>
+            </w:tcMar>
+            <w:vAlign w:val="top"/>
+          </w:tcPr>
+          <w:p>
+            <w:pPr>
+              <w:spacing w:after="20" w:line="240"/>
+            </w:pPr>
+            <w:r>
+              <w:rPr>
+                <w:rFonts w:ascii="Arial" w:cs="Arial" w:eastAsia="Arial" w:hAnsi="Arial"/>
+                <w:b w:val="false"/>
+                <w:bCs w:val="false"/>
+                <w:sz w:val="16"/>
+                <w:szCs w:val="16"/>
+              </w:rPr>
+              <w:t xml:space="preserve">1. Goes through lanes 1 to 6, one at a time, asking </w:t>
+            </w:r>
+            <w:r>
+              <w:rPr>
+                <w:rFonts w:ascii="Consolas" w:cs="Consolas" w:eastAsia="Consolas" w:hAnsi="Consolas"/>
+                <w:b w:val="false"/>
+                <w:bCs w:val="false"/>
+                <w:color w:val="0D47A1"/>
+                <w:sz w:val="15"/>
+                <w:szCs w:val="15"/>
+              </w:rPr>
+              <w:t xml:space="preserve">BattleCamera.cs</w:t>
+            </w:r>
+            <w:r>
+              <w:rPr>
+                <w:rFonts w:ascii="Arial" w:cs="Arial" w:eastAsia="Arial" w:hAnsi="Arial"/>
+                <w:b w:val="false"/>
+                <w:bCs w:val="false"/>
+                <w:sz w:val="16"/>
+                <w:szCs w:val="16"/>
+              </w:rPr>
+              <w:t xml:space="preserve"> to zoom in on each and </w:t>
+            </w:r>
+            <w:r>
+              <w:rPr>
+                <w:rFonts w:ascii="Consolas" w:cs="Consolas" w:eastAsia="Consolas" w:hAnsi="Consolas"/>
+                <w:b w:val="false"/>
+                <w:bCs w:val="false"/>
+                <w:color w:val="0D47A1"/>
+                <w:sz w:val="15"/>
+                <w:szCs w:val="15"/>
+              </w:rPr>
+              <w:t xml:space="preserve">UIManager.cs</w:t>
+            </w:r>
+            <w:r>
+              <w:rPr>
+                <w:rFonts w:ascii="Arial" w:cs="Arial" w:eastAsia="Arial" w:hAnsi="Arial"/>
+                <w:b w:val="false"/>
+                <w:bCs w:val="false"/>
+                <w:sz w:val="16"/>
+                <w:szCs w:val="16"/>
+              </w:rPr>
+              <w:t xml:space="preserve"> to show the lane banner.</w:t>
+            </w:r>
+          </w:p>
+          <w:p>
+            <w:pPr>
+              <w:spacing w:after="20" w:line="240"/>
+            </w:pPr>
+            <w:r>
+              <w:rPr>
+                <w:rFonts w:ascii="Arial" w:cs="Arial" w:eastAsia="Arial" w:hAnsi="Arial"/>
+                <w:b w:val="false"/>
+                <w:bCs w:val="false"/>
+                <w:sz w:val="16"/>
+                <w:szCs w:val="16"/>
+              </w:rPr>
+              <w:t xml:space="preserve">2. In each lane the ally attacks the enemy, or the empty slot (cooling counted once per turn); then the enemy, if still standing, attacks the ally or the undefended lane. A lane with no units is shown briefly and skipped. Reaching 1.5 °C reports a </w:t>
+            </w:r>
+            <w:r>
+              <w:rPr>
+                <w:rFonts w:ascii="Arial" w:cs="Arial" w:eastAsia="Arial" w:hAnsi="Arial"/>
+                <w:b/>
+                <w:bCs/>
+                <w:sz w:val="16"/>
+                <w:szCs w:val="16"/>
+              </w:rPr>
+              <w:t xml:space="preserve">loss</w:t>
+            </w:r>
+            <w:r>
+              <w:rPr>
+                <w:rFonts w:ascii="Arial" w:cs="Arial" w:eastAsia="Arial" w:hAnsi="Arial"/>
+                <w:b w:val="false"/>
+                <w:bCs w:val="false"/>
+                <w:sz w:val="16"/>
+                <w:szCs w:val="16"/>
+              </w:rPr>
+              <w:t xml:space="preserve"> at once.</w:t>
+            </w:r>
+          </w:p>
+          <w:p>
+            <w:pPr>
+              <w:spacing w:after="20" w:line="240"/>
+            </w:pPr>
+            <w:r>
+              <w:rPr>
+                <w:rFonts w:ascii="Arial" w:cs="Arial" w:eastAsia="Arial" w:hAnsi="Arial"/>
+                <w:b w:val="false"/>
+                <w:bCs w:val="false"/>
+                <w:sz w:val="16"/>
+                <w:szCs w:val="16"/>
+              </w:rPr>
+              <w:t xml:space="preserve">3. In the boss wave, allies hit the boss lane by lane; then the boss makes its single cleave (camera on the 3 lanes) or slam (full board).</w:t>
+            </w:r>
+          </w:p>
+          <w:p>
+            <w:pPr>
+              <w:spacing w:after="20" w:line="240"/>
+            </w:pPr>
+            <w:r>
+              <w:rPr>
+                <w:rFonts w:ascii="Arial" w:cs="Arial" w:eastAsia="Arial" w:hAnsi="Arial"/>
+                <w:b w:val="false"/>
+                <w:bCs w:val="false"/>
+                <w:sz w:val="16"/>
+                <w:szCs w:val="16"/>
+              </w:rPr>
+              <w:t xml:space="preserve">4. Camera back to the full board. If the wave is cleared, after a 1.2 s pause it starts the next wave at turn 1, or reports a </w:t>
+            </w:r>
+            <w:r>
+              <w:rPr>
+                <w:rFonts w:ascii="Arial" w:cs="Arial" w:eastAsia="Arial" w:hAnsi="Arial"/>
+                <w:b/>
+                <w:bCs/>
+                <w:sz w:val="16"/>
+                <w:szCs w:val="16"/>
+              </w:rPr>
+              <w:t xml:space="preserve">win</w:t>
+            </w:r>
+            <w:r>
+              <w:rPr>
+                <w:rFonts w:ascii="Arial" w:cs="Arial" w:eastAsia="Arial" w:hAnsi="Arial"/>
+                <w:b w:val="false"/>
+                <w:bCs w:val="false"/>
+                <w:sz w:val="16"/>
+                <w:szCs w:val="16"/>
+              </w:rPr>
+              <w:t xml:space="preserve"> if it was the last wave.</w:t>
+            </w:r>
+          </w:p>
+          <w:p>
+            <w:pPr>
+              <w:spacing w:after="20" w:line="240"/>
+            </w:pPr>
+            <w:r>
+              <w:rPr>
+                <w:rFonts w:ascii="Arial" w:cs="Arial" w:eastAsia="Arial" w:hAnsi="Arial"/>
+                <w:b w:val="false"/>
+                <w:bCs w:val="false"/>
+                <w:sz w:val="16"/>
+                <w:szCs w:val="16"/>
+              </w:rPr>
+              <w:t xml:space="preserve">5. Otherwise it advances the turn, gives the next turn's OP with the penalty, fixes the boss's next move, warns before a slam, and autosaves.</w:t>
+            </w:r>
+          </w:p>
+          <w:p>
+            <w:pPr>
+              <w:spacing w:after="20" w:line="240"/>
+            </w:pPr>
+            <w:r>
+              <w:rPr>
+                <w:rFonts w:ascii="Arial" w:cs="Arial" w:eastAsia="Arial" w:hAnsi="Arial"/>
+                <w:b w:val="false"/>
+                <w:bCs w:val="false"/>
+                <w:sz w:val="16"/>
+                <w:szCs w:val="16"/>
+              </w:rPr>
+              <w:t xml:space="preserve">Waits for every attack animation before moving on.</w:t>
+            </w:r>
+          </w:p>
+        </w:tc>
+        <w:tc>
+          <w:tcPr>
+            <w:tcW w:type="dxa" w:w="2100"/>
+            <w:tcBorders>
+              <w:top w:val="single" w:color="B0BEC5" w:sz="4"/>
+              <w:left w:val="single" w:color="B0BEC5" w:sz="4"/>
+              <w:bottom w:val="single" w:color="B0BEC5" w:sz="4"/>
+              <w:right w:val="single" w:color="B0BEC5" w:sz="4"/>
+            </w:tcBorders>
+            <w:tcMar>
+              <w:top w:type="dxa" w:w="50"/>
+              <w:left w:type="dxa" w:w="90"/>
+              <w:bottom w:type="dxa" w:w="50"/>
+              <w:right w:type="dxa" w:w="90"/>
+            </w:tcMar>
+            <w:vAlign w:val="top"/>
+          </w:tcPr>
+          <w:p>
+            <w:pPr>
+              <w:spacing w:after="20" w:line="240"/>
+            </w:pPr>
+            <w:r>
+              <w:rPr>
+                <w:rFonts w:ascii="Arial" w:cs="Arial" w:eastAsia="Arial" w:hAnsi="Arial"/>
+                <w:b w:val="false"/>
+                <w:bCs w:val="false"/>
+                <w:sz w:val="16"/>
+                <w:szCs w:val="16"/>
+              </w:rPr>
+              <w:t xml:space="preserve">Lane results and banner text; </w:t>
+            </w:r>
+            <w:r>
+              <w:rPr>
+                <w:rFonts w:ascii="Consolas" w:cs="Consolas" w:eastAsia="Consolas" w:hAnsi="Consolas"/>
+                <w:b w:val="false"/>
+                <w:bCs w:val="false"/>
+                <w:color w:val="0D47A1"/>
+                <w:sz w:val="15"/>
+                <w:szCs w:val="15"/>
+              </w:rPr>
+              <w:t xml:space="preserve">EndLevel(true / false)</w:t>
+            </w:r>
+            <w:r>
+              <w:rPr>
+                <w:rFonts w:ascii="Arial" w:cs="Arial" w:eastAsia="Arial" w:hAnsi="Arial"/>
+                <w:b w:val="false"/>
+                <w:bCs w:val="false"/>
+                <w:sz w:val="16"/>
+                <w:szCs w:val="16"/>
+              </w:rPr>
+              <w:t xml:space="preserve">; new player turn</w:t>
+            </w:r>
+          </w:p>
+        </w:tc>
+        <w:tc>
+          <w:tcPr>
+            <w:tcW w:type="dxa" w:w="2150"/>
+            <w:tcBorders>
+              <w:top w:val="single" w:color="B0BEC5" w:sz="4"/>
+              <w:left w:val="single" w:color="B0BEC5" w:sz="4"/>
+              <w:bottom w:val="single" w:color="B0BEC5" w:sz="4"/>
+              <w:right w:val="single" w:color="B0BEC5" w:sz="4"/>
+            </w:tcBorders>
+            <w:tcMar>
+              <w:top w:type="dxa" w:w="50"/>
+              <w:left w:type="dxa" w:w="90"/>
+              <w:bottom w:type="dxa" w:w="50"/>
+              <w:right w:type="dxa" w:w="90"/>
+            </w:tcMar>
+            <w:vAlign w:val="top"/>
+          </w:tcPr>
+          <w:p>
+            <w:pPr>
+              <w:spacing w:after="20" w:line="240"/>
+            </w:pPr>
+            <w:r>
+              <w:rPr>
+                <w:rFonts w:ascii="Consolas" w:cs="Consolas" w:eastAsia="Consolas" w:hAnsi="Consolas"/>
+                <w:b w:val="false"/>
+                <w:bCs w:val="false"/>
+                <w:color w:val="0D47A1"/>
+                <w:sz w:val="15"/>
+                <w:szCs w:val="15"/>
+              </w:rPr>
+              <w:t xml:space="preserve">GridManager.cs</w:t>
+            </w:r>
+          </w:p>
+          <w:p>
+            <w:pPr>
+              <w:spacing w:after="20" w:line="240"/>
+            </w:pPr>
+            <w:r>
+              <w:rPr>
+                <w:rFonts w:ascii="Consolas" w:cs="Consolas" w:eastAsia="Consolas" w:hAnsi="Consolas"/>
+                <w:b w:val="false"/>
+                <w:bCs w:val="false"/>
+                <w:color w:val="0D47A1"/>
+                <w:sz w:val="15"/>
+                <w:szCs w:val="15"/>
+              </w:rPr>
+              <w:t xml:space="preserve">WaveManager.cs</w:t>
+            </w:r>
+          </w:p>
+          <w:p>
+            <w:pPr>
+              <w:spacing w:after="20" w:line="240"/>
+            </w:pPr>
+            <w:r>
+              <w:rPr>
+                <w:rFonts w:ascii="Consolas" w:cs="Consolas" w:eastAsia="Consolas" w:hAnsi="Consolas"/>
+                <w:b w:val="false"/>
+                <w:bCs w:val="false"/>
+                <w:color w:val="0D47A1"/>
+                <w:sz w:val="15"/>
+                <w:szCs w:val="15"/>
+              </w:rPr>
               <w:t xml:space="preserve">OxygenPointSystem.cs</w:t>
             </w:r>
           </w:p>
@@ -5042,283 +5184,78 @@
             </w:pPr>
             <w:r>
               <w:rPr>
-                <w:rFonts w:ascii="Arial" w:cs="Arial" w:eastAsia="Arial" w:hAnsi="Arial"/>
-                <w:b w:val="false"/>
-                <w:bCs w:val="false"/>
-                <w:sz w:val="16"/>
-                <w:szCs w:val="16"/>
-              </w:rPr>
-              <w:t xml:space="preserve">(Built)</w:t>
-            </w:r>
-          </w:p>
-        </w:tc>
-        <w:tc>
-          <w:tcPr>
-            <w:tcW w:type="dxa" w:w="1950"/>
-            <w:tcBorders>
-              <w:top w:val="single" w:color="B0BEC5" w:sz="4"/>
-              <w:left w:val="single" w:color="B0BEC5" w:sz="4"/>
-              <w:bottom w:val="single" w:color="B0BEC5" w:sz="4"/>
-              <w:right w:val="single" w:color="B0BEC5" w:sz="4"/>
-            </w:tcBorders>
-            <w:tcMar>
-              <w:top w:type="dxa" w:w="50"/>
-              <w:left w:type="dxa" w:w="90"/>
-              <w:bottom w:type="dxa" w:w="50"/>
-              <w:right w:type="dxa" w:w="90"/>
-            </w:tcMar>
-            <w:vAlign w:val="top"/>
-          </w:tcPr>
-          <w:p>
-            <w:pPr>
-              <w:spacing w:after="20" w:line="240"/>
-            </w:pPr>
-            <w:r>
-              <w:rPr>
-                <w:rFonts w:ascii="Arial" w:cs="Arial" w:eastAsia="Arial" w:hAnsi="Arial"/>
-                <w:b w:val="false"/>
-                <w:bCs w:val="false"/>
-                <w:sz w:val="16"/>
-                <w:szCs w:val="16"/>
-              </w:rPr>
-              <w:t xml:space="preserve">Owns the Oxygen Point (OP) balance</w:t>
-            </w:r>
-          </w:p>
-        </w:tc>
-        <w:tc>
-          <w:tcPr>
-            <w:tcW w:type="dxa" w:w="2500"/>
-            <w:tcBorders>
-              <w:top w:val="single" w:color="B0BEC5" w:sz="4"/>
-              <w:left w:val="single" w:color="B0BEC5" w:sz="4"/>
-              <w:bottom w:val="single" w:color="B0BEC5" w:sz="4"/>
-              <w:right w:val="single" w:color="B0BEC5" w:sz="4"/>
-            </w:tcBorders>
-            <w:tcMar>
-              <w:top w:type="dxa" w:w="50"/>
-              <w:left w:type="dxa" w:w="90"/>
-              <w:bottom w:type="dxa" w:w="50"/>
-              <w:right w:type="dxa" w:w="90"/>
-            </w:tcMar>
-            <w:vAlign w:val="top"/>
-          </w:tcPr>
-          <w:p>
-            <w:pPr>
-              <w:spacing w:after="20" w:line="240"/>
-            </w:pPr>
-            <w:r>
-              <w:rPr>
-                <w:rFonts w:ascii="Arial" w:cs="Arial" w:eastAsia="Arial" w:hAnsi="Arial"/>
-                <w:b w:val="false"/>
-                <w:bCs w:val="false"/>
-                <w:sz w:val="16"/>
-                <w:szCs w:val="16"/>
-              </w:rPr>
-              <w:t xml:space="preserve">Wave allowance and penalty at the start of each turn; spend requests</w:t>
-            </w:r>
-          </w:p>
-        </w:tc>
-        <w:tc>
-          <w:tcPr>
-            <w:tcW w:type="dxa" w:w="3550"/>
-            <w:tcBorders>
-              <w:top w:val="single" w:color="B0BEC5" w:sz="4"/>
-              <w:left w:val="single" w:color="B0BEC5" w:sz="4"/>
-              <w:bottom w:val="single" w:color="B0BEC5" w:sz="4"/>
-              <w:right w:val="single" w:color="B0BEC5" w:sz="4"/>
-            </w:tcBorders>
-            <w:tcMar>
-              <w:top w:type="dxa" w:w="50"/>
-              <w:left w:type="dxa" w:w="90"/>
-              <w:bottom w:type="dxa" w:w="50"/>
-              <w:right w:type="dxa" w:w="90"/>
-            </w:tcMar>
-            <w:vAlign w:val="top"/>
-          </w:tcPr>
-          <w:p>
-            <w:pPr>
-              <w:spacing w:after="20" w:line="240"/>
-            </w:pPr>
-            <w:r>
-              <w:rPr>
-                <w:rFonts w:ascii="Arial" w:cs="Arial" w:eastAsia="Arial" w:hAnsi="Arial"/>
-                <w:b w:val="false"/>
-                <w:bCs w:val="false"/>
-                <w:sz w:val="16"/>
-                <w:szCs w:val="16"/>
-              </w:rPr>
-              <w:t xml:space="preserve">Resets OP every turn to the wave allowance (e.g. 5, 6, 7 in Level 1) minus the penalty for the wave's turn number (turn 1: 0, 2: −1, 3: −2, 4: −4, 5+: −8), never below 2 (</w:t>
-            </w:r>
-            <w:r>
-              <w:rPr>
-                <w:rFonts w:ascii="Consolas" w:cs="Consolas" w:eastAsia="Consolas" w:hAnsi="Consolas"/>
-                <w:b w:val="false"/>
-                <w:bCs w:val="false"/>
-                <w:color w:val="0D47A1"/>
-                <w:sz w:val="15"/>
-                <w:szCs w:val="15"/>
-              </w:rPr>
-              <w:t xml:space="preserve">_minimumPerTurn</w:t>
-            </w:r>
-            <w:r>
-              <w:rPr>
-                <w:rFonts w:ascii="Arial" w:cs="Arial" w:eastAsia="Arial" w:hAnsi="Arial"/>
-                <w:b w:val="false"/>
-                <w:bCs w:val="false"/>
-                <w:sz w:val="16"/>
-                <w:szCs w:val="16"/>
-              </w:rPr>
-              <w:t xml:space="preserve">, the cheapest unit's cost). No penalty on a wave marked </w:t>
-            </w:r>
-            <w:r>
-              <w:rPr>
-                <w:rFonts w:ascii="Consolas" w:cs="Consolas" w:eastAsia="Consolas" w:hAnsi="Consolas"/>
-                <w:b w:val="false"/>
-                <w:bCs w:val="false"/>
-                <w:color w:val="0D47A1"/>
-                <w:sz w:val="15"/>
-                <w:szCs w:val="15"/>
-              </w:rPr>
-              <w:t xml:space="preserve">ignorePenalty</w:t>
-            </w:r>
-            <w:r>
-              <w:rPr>
-                <w:rFonts w:ascii="Arial" w:cs="Arial" w:eastAsia="Arial" w:hAnsi="Arial"/>
-                <w:b w:val="false"/>
-                <w:bCs w:val="false"/>
-                <w:sz w:val="16"/>
-                <w:szCs w:val="16"/>
-              </w:rPr>
-              <w:t xml:space="preserve"> (boss waves). Unspent OP does not carry over. Approves a spend only if the balance covers it</w:t>
-            </w:r>
-          </w:p>
-        </w:tc>
-        <w:tc>
-          <w:tcPr>
-            <w:tcW w:type="dxa" w:w="2100"/>
-            <w:tcBorders>
-              <w:top w:val="single" w:color="B0BEC5" w:sz="4"/>
-              <w:left w:val="single" w:color="B0BEC5" w:sz="4"/>
-              <w:bottom w:val="single" w:color="B0BEC5" w:sz="4"/>
-              <w:right w:val="single" w:color="B0BEC5" w:sz="4"/>
-            </w:tcBorders>
-            <w:tcMar>
-              <w:top w:type="dxa" w:w="50"/>
-              <w:left w:type="dxa" w:w="90"/>
-              <w:bottom w:type="dxa" w:w="50"/>
-              <w:right w:type="dxa" w:w="90"/>
-            </w:tcMar>
-            <w:vAlign w:val="top"/>
-          </w:tcPr>
-          <w:p>
-            <w:pPr>
-              <w:spacing w:after="20" w:line="240"/>
-            </w:pPr>
-            <w:r>
-              <w:rPr>
-                <w:rFonts w:ascii="Arial" w:cs="Arial" w:eastAsia="Arial" w:hAnsi="Arial"/>
-                <w:b w:val="false"/>
-                <w:bCs w:val="false"/>
-                <w:sz w:val="16"/>
-                <w:szCs w:val="16"/>
-              </w:rPr>
-              <w:t xml:space="preserve">Current OP and allowance; spend approved / denied; </w:t>
-            </w:r>
-            <w:r>
-              <w:rPr>
-                <w:rFonts w:ascii="Consolas" w:cs="Consolas" w:eastAsia="Consolas" w:hAnsi="Consolas"/>
-                <w:b w:val="false"/>
-                <w:bCs w:val="false"/>
-                <w:color w:val="0D47A1"/>
-                <w:sz w:val="15"/>
-                <w:szCs w:val="15"/>
-              </w:rPr>
-              <w:t xml:space="preserve">Changed</w:t>
-            </w:r>
-            <w:r>
-              <w:rPr>
-                <w:rFonts w:ascii="Arial" w:cs="Arial" w:eastAsia="Arial" w:hAnsi="Arial"/>
-                <w:b w:val="false"/>
-                <w:bCs w:val="false"/>
-                <w:sz w:val="16"/>
-                <w:szCs w:val="16"/>
-              </w:rPr>
-              <w:t xml:space="preserve"> event</w:t>
-            </w:r>
-          </w:p>
-        </w:tc>
-        <w:tc>
-          <w:tcPr>
-            <w:tcW w:type="dxa" w:w="2150"/>
-            <w:tcBorders>
-              <w:top w:val="single" w:color="B0BEC5" w:sz="4"/>
-              <w:left w:val="single" w:color="B0BEC5" w:sz="4"/>
-              <w:bottom w:val="single" w:color="B0BEC5" w:sz="4"/>
-              <w:right w:val="single" w:color="B0BEC5" w:sz="4"/>
-            </w:tcBorders>
-            <w:tcMar>
-              <w:top w:type="dxa" w:w="50"/>
-              <w:left w:type="dxa" w:w="90"/>
-              <w:bottom w:type="dxa" w:w="50"/>
-              <w:right w:type="dxa" w:w="90"/>
-            </w:tcMar>
-            <w:vAlign w:val="top"/>
-          </w:tcPr>
-          <w:p>
-            <w:pPr>
-              <w:spacing w:after="20" w:line="240"/>
-            </w:pPr>
-            <w:r>
-              <w:rPr>
-                <w:rFonts w:ascii="Arial" w:cs="Arial" w:eastAsia="Arial" w:hAnsi="Arial"/>
-                <w:b w:val="false"/>
-                <w:bCs w:val="false"/>
-                <w:sz w:val="16"/>
-                <w:szCs w:val="16"/>
-              </w:rPr>
-              <w:t xml:space="preserve">None (called by </w:t>
-            </w:r>
-            <w:r>
-              <w:rPr>
-                <w:rFonts w:ascii="Consolas" w:cs="Consolas" w:eastAsia="Consolas" w:hAnsi="Consolas"/>
-                <w:b w:val="false"/>
-                <w:bCs w:val="false"/>
-                <w:color w:val="0D47A1"/>
-                <w:sz w:val="15"/>
-                <w:szCs w:val="15"/>
-              </w:rPr>
-              <w:t xml:space="preserve">TurnManager.cs</w:t>
-            </w:r>
-            <w:r>
-              <w:rPr>
-                <w:rFonts w:ascii="Arial" w:cs="Arial" w:eastAsia="Arial" w:hAnsi="Arial"/>
-                <w:b w:val="false"/>
-                <w:bCs w:val="false"/>
-                <w:sz w:val="16"/>
-                <w:szCs w:val="16"/>
-              </w:rPr>
-              <w:t xml:space="preserve"> and </w:t>
-            </w:r>
-            <w:r>
-              <w:rPr>
-                <w:rFonts w:ascii="Consolas" w:cs="Consolas" w:eastAsia="Consolas" w:hAnsi="Consolas"/>
-                <w:b w:val="false"/>
-                <w:bCs w:val="false"/>
-                <w:color w:val="0D47A1"/>
-                <w:sz w:val="15"/>
-                <w:szCs w:val="15"/>
-              </w:rPr>
-              <w:t xml:space="preserve">DeploySystem.cs</w:t>
-            </w:r>
-            <w:r>
-              <w:rPr>
-                <w:rFonts w:ascii="Arial" w:cs="Arial" w:eastAsia="Arial" w:hAnsi="Arial"/>
-                <w:b w:val="false"/>
-                <w:bCs w:val="false"/>
-                <w:sz w:val="16"/>
-                <w:szCs w:val="16"/>
-              </w:rPr>
-              <w:t xml:space="preserve">)</w:t>
+                <w:rFonts w:ascii="Consolas" w:cs="Consolas" w:eastAsia="Consolas" w:hAnsi="Consolas"/>
+                <w:b w:val="false"/>
+                <w:bCs w:val="false"/>
+                <w:color w:val="0D47A1"/>
+                <w:sz w:val="15"/>
+                <w:szCs w:val="15"/>
+              </w:rPr>
+              <w:t xml:space="preserve">TemperatureSystem.cs</w:t>
+            </w:r>
+          </w:p>
+          <w:p>
+            <w:pPr>
+              <w:spacing w:after="20" w:line="240"/>
+            </w:pPr>
+            <w:r>
+              <w:rPr>
+                <w:rFonts w:ascii="Consolas" w:cs="Consolas" w:eastAsia="Consolas" w:hAnsi="Consolas"/>
+                <w:b w:val="false"/>
+                <w:bCs w:val="false"/>
+                <w:color w:val="0D47A1"/>
+                <w:sz w:val="15"/>
+                <w:szCs w:val="15"/>
+              </w:rPr>
+              <w:t xml:space="preserve">LaneController.cs</w:t>
+            </w:r>
+          </w:p>
+          <w:p>
+            <w:pPr>
+              <w:spacing w:after="20" w:line="240"/>
+            </w:pPr>
+            <w:r>
+              <w:rPr>
+                <w:rFonts w:ascii="Consolas" w:cs="Consolas" w:eastAsia="Consolas" w:hAnsi="Consolas"/>
+                <w:b w:val="false"/>
+                <w:bCs w:val="false"/>
+                <w:color w:val="0D47A1"/>
+                <w:sz w:val="15"/>
+                <w:szCs w:val="15"/>
+              </w:rPr>
+              <w:t xml:space="preserve">UnitBase.cs</w:t>
+            </w:r>
+          </w:p>
+          <w:p>
+            <w:pPr>
+              <w:spacing w:after="20" w:line="240"/>
+            </w:pPr>
+            <w:r>
+              <w:rPr>
+                <w:rFonts w:ascii="Consolas" w:cs="Consolas" w:eastAsia="Consolas" w:hAnsi="Consolas"/>
+                <w:b w:val="false"/>
+                <w:bCs w:val="false"/>
+                <w:color w:val="0D47A1"/>
+                <w:sz w:val="15"/>
+                <w:szCs w:val="15"/>
+              </w:rPr>
+              <w:t xml:space="preserve">UIManager.cs</w:t>
+            </w:r>
+          </w:p>
+          <w:p>
+            <w:pPr>
+              <w:spacing w:after="20" w:line="240"/>
+            </w:pPr>
+            <w:r>
+              <w:rPr>
+                <w:rFonts w:ascii="Consolas" w:cs="Consolas" w:eastAsia="Consolas" w:hAnsi="Consolas"/>
+                <w:b w:val="false"/>
+                <w:bCs w:val="false"/>
+                <w:color w:val="0D47A1"/>
+                <w:sz w:val="15"/>
+                <w:szCs w:val="15"/>
+              </w:rPr>
+              <w:t xml:space="preserve">BattleCamera.cs</w:t>
             </w:r>
           </w:p>
         </w:tc>
@@ -5358,7 +5295,7 @@
                 <w:sz w:val="16"/>
                 <w:szCs w:val="16"/>
               </w:rPr>
-              <w:t xml:space="preserve">TemperatureSystem.cs</w:t>
+              <w:t xml:space="preserve">WaveManager.cs</w:t>
             </w:r>
           </w:p>
           <w:p>
@@ -5407,7 +5344,7 @@
                 <w:sz w:val="16"/>
                 <w:szCs w:val="16"/>
               </w:rPr>
-              <w:t xml:space="preserve">Keeps the global temperature</w:t>
+              <w:t xml:space="preserve">Controls the waves inside a level</w:t>
             </w:r>
           </w:p>
         </w:tc>
@@ -5441,39 +5378,28 @@
                 <w:sz w:val="16"/>
                 <w:szCs w:val="16"/>
               </w:rPr>
-              <w:t xml:space="preserve">Starting value and loss line from </w:t>
-            </w:r>
-            <w:r>
-              <w:rPr>
-                <w:rFonts w:ascii="Consolas" w:cs="Consolas" w:eastAsia="Consolas" w:hAnsi="Consolas"/>
-                <w:b w:val="false"/>
-                <w:bCs w:val="false"/>
-                <w:color w:val="0D47A1"/>
-                <w:sz w:val="15"/>
-                <w:szCs w:val="15"/>
-              </w:rPr>
-              <w:t xml:space="preserve">LevelData</w:t>
-            </w:r>
-            <w:r>
-              <w:rPr>
-                <w:rFonts w:ascii="Arial" w:cs="Arial" w:eastAsia="Arial" w:hAnsi="Arial"/>
-                <w:b w:val="false"/>
-                <w:bCs w:val="false"/>
-                <w:sz w:val="16"/>
-                <w:szCs w:val="16"/>
-              </w:rPr>
-              <w:t xml:space="preserve">; changes from </w:t>
-            </w:r>
-            <w:r>
-              <w:rPr>
-                <w:rFonts w:ascii="Consolas" w:cs="Consolas" w:eastAsia="Consolas" w:hAnsi="Consolas"/>
-                <w:b w:val="false"/>
-                <w:bCs w:val="false"/>
-                <w:color w:val="0D47A1"/>
-                <w:sz w:val="15"/>
-                <w:szCs w:val="15"/>
-              </w:rPr>
-              <w:t xml:space="preserve">LaneController.cs</w:t>
+              <w:t xml:space="preserve">The level's </w:t>
+            </w:r>
+            <w:r>
+              <w:rPr>
+                <w:rFonts w:ascii="Consolas" w:cs="Consolas" w:eastAsia="Consolas" w:hAnsi="Consolas"/>
+                <w:b w:val="false"/>
+                <w:bCs w:val="false"/>
+                <w:color w:val="0D47A1"/>
+                <w:sz w:val="15"/>
+                <w:szCs w:val="15"/>
+              </w:rPr>
+              <w:t xml:space="preserve">WaveData</w:t>
+            </w:r>
+            <w:r>
+              <w:rPr>
+                <w:rFonts w:ascii="Arial" w:cs="Arial" w:eastAsia="Arial" w:hAnsi="Arial"/>
+                <w:b w:val="false"/>
+                <w:bCs w:val="false"/>
+                <w:sz w:val="16"/>
+                <w:szCs w:val="16"/>
+              </w:rPr>
+              <w:t xml:space="preserve"> list</w:t>
             </w:r>
           </w:p>
         </w:tc>
@@ -5507,7 +5433,28 @@
                 <w:sz w:val="16"/>
                 <w:szCs w:val="16"/>
               </w:rPr>
-              <w:t xml:space="preserve">Adds or removes degrees, rounds to 2 decimals and never goes below the starting 1.0 °C (there is no upper cap). Reports when the value has reached the 1.5 °C loss line, and a 0–1 progress value for the HUD bar and fog</w:t>
+              <w:t xml:space="preserve">Spawns each wave's enemies into random free enemy lanes (one per lane), with HP × the level's </w:t>
+            </w:r>
+            <w:r>
+              <w:rPr>
+                <w:rFonts w:ascii="Consolas" w:cs="Consolas" w:eastAsia="Consolas" w:hAnsi="Consolas"/>
+                <w:b w:val="false"/>
+                <w:bCs w:val="false"/>
+                <w:color w:val="0D47A1"/>
+                <w:sz w:val="15"/>
+                <w:szCs w:val="15"/>
+              </w:rPr>
+              <w:t xml:space="preserve">enemyHpScale</w:t>
+            </w:r>
+            <w:r>
+              <w:rPr>
+                <w:rFonts w:ascii="Arial" w:cs="Arial" w:eastAsia="Arial" w:hAnsi="Arial"/>
+                <w:b w:val="false"/>
+                <w:bCs w:val="false"/>
+                <w:sz w:val="16"/>
+                <w:szCs w:val="16"/>
+              </w:rPr>
+              <w:t xml:space="preserve">; a boss wave spawns the boss alone across all 6 lanes (boss HP is not scaled). Counts the turns the current wave has lasted and reports whether the wave is cleared and how many waves were cleared. Restores the wave and turn of a saved game. Levels have 3 waves, 4 on Levels 5, 8 and 9, and 5 on Level 10, where Wave 5 is the stage boss</w:t>
             </w:r>
           </w:p>
         </w:tc>
@@ -5541,49 +5488,7 @@
                 <w:sz w:val="16"/>
                 <w:szCs w:val="16"/>
               </w:rPr>
-              <w:t xml:space="preserve">Current °C; </w:t>
-            </w:r>
-            <w:r>
-              <w:rPr>
-                <w:rFonts w:ascii="Consolas" w:cs="Consolas" w:eastAsia="Consolas" w:hAnsi="Consolas"/>
-                <w:b w:val="false"/>
-                <w:bCs w:val="false"/>
-                <w:color w:val="0D47A1"/>
-                <w:sz w:val="15"/>
-                <w:szCs w:val="15"/>
-              </w:rPr>
-              <w:t xml:space="preserve">HasReachedThreshold</w:t>
-            </w:r>
-            <w:r>
-              <w:rPr>
-                <w:rFonts w:ascii="Arial" w:cs="Arial" w:eastAsia="Arial" w:hAnsi="Arial"/>
-                <w:b w:val="false"/>
-                <w:bCs w:val="false"/>
-                <w:sz w:val="16"/>
-                <w:szCs w:val="16"/>
-              </w:rPr>
-              <w:t xml:space="preserve">; </w:t>
-            </w:r>
-            <w:r>
-              <w:rPr>
-                <w:rFonts w:ascii="Consolas" w:cs="Consolas" w:eastAsia="Consolas" w:hAnsi="Consolas"/>
-                <w:b w:val="false"/>
-                <w:bCs w:val="false"/>
-                <w:color w:val="0D47A1"/>
-                <w:sz w:val="15"/>
-                <w:szCs w:val="15"/>
-              </w:rPr>
-              <w:t xml:space="preserve">Changed</w:t>
-            </w:r>
-            <w:r>
-              <w:rPr>
-                <w:rFonts w:ascii="Arial" w:cs="Arial" w:eastAsia="Arial" w:hAnsi="Arial"/>
-                <w:b w:val="false"/>
-                <w:bCs w:val="false"/>
-                <w:sz w:val="16"/>
-                <w:szCs w:val="16"/>
-              </w:rPr>
-              <w:t xml:space="preserve"> event</w:t>
+              <w:t xml:space="preserve">Spawned enemies; wave number, turn in wave, waves cleared</w:t>
             </w:r>
           </w:p>
         </w:tc>
@@ -5618,7 +5523,39 @@
                 <w:sz w:val="15"/>
                 <w:szCs w:val="15"/>
               </w:rPr>
-              <w:t xml:space="preserve">LevelData.cs</w:t>
+              <w:t xml:space="preserve">WaveData.cs</w:t>
+            </w:r>
+          </w:p>
+          <w:p>
+            <w:pPr>
+              <w:spacing w:after="20" w:line="240"/>
+            </w:pPr>
+            <w:r>
+              <w:rPr>
+                <w:rFonts w:ascii="Consolas" w:cs="Consolas" w:eastAsia="Consolas" w:hAnsi="Consolas"/>
+                <w:b w:val="false"/>
+                <w:bCs w:val="false"/>
+                <w:color w:val="0D47A1"/>
+                <w:sz w:val="15"/>
+                <w:szCs w:val="15"/>
+              </w:rPr>
+              <w:t xml:space="preserve">GridManager.cs</w:t>
+            </w:r>
+          </w:p>
+          <w:p>
+            <w:pPr>
+              <w:spacing w:after="20" w:line="240"/>
+            </w:pPr>
+            <w:r>
+              <w:rPr>
+                <w:rFonts w:ascii="Consolas" w:cs="Consolas" w:eastAsia="Consolas" w:hAnsi="Consolas"/>
+                <w:b w:val="false"/>
+                <w:bCs w:val="false"/>
+                <w:color w:val="0D47A1"/>
+                <w:sz w:val="15"/>
+                <w:szCs w:val="15"/>
+              </w:rPr>
+              <w:t xml:space="preserve">UnitFactory.cs</w:t>
             </w:r>
           </w:p>
         </w:tc>
@@ -5657,7 +5594,7 @@
                 <w:sz w:val="16"/>
                 <w:szCs w:val="16"/>
               </w:rPr>
-              <w:t xml:space="preserve">GridManager.cs</w:t>
+              <w:t xml:space="preserve">OxygenPointSystem.cs</w:t>
             </w:r>
           </w:p>
           <w:p>
@@ -5705,7 +5642,7 @@
                 <w:sz w:val="16"/>
                 <w:szCs w:val="16"/>
               </w:rPr>
-              <w:t xml:space="preserve">Owns the board state: which unit is in which of the 12 slots</w:t>
+              <w:t xml:space="preserve">Owns the Oxygen Point (OP) balance</w:t>
             </w:r>
           </w:p>
         </w:tc>
@@ -5738,7 +5675,190 @@
                 <w:sz w:val="16"/>
                 <w:szCs w:val="16"/>
               </w:rPr>
-              <w:t xml:space="preserve">Place and remove requests from </w:t>
+              <w:t xml:space="preserve">Wave allowance and penalty at the start of each turn; spend requests</w:t>
+            </w:r>
+          </w:p>
+        </w:tc>
+        <w:tc>
+          <w:tcPr>
+            <w:tcW w:type="dxa" w:w="3550"/>
+            <w:tcBorders>
+              <w:top w:val="single" w:color="B0BEC5" w:sz="4"/>
+              <w:left w:val="single" w:color="B0BEC5" w:sz="4"/>
+              <w:bottom w:val="single" w:color="B0BEC5" w:sz="4"/>
+              <w:right w:val="single" w:color="B0BEC5" w:sz="4"/>
+            </w:tcBorders>
+            <w:tcMar>
+              <w:top w:type="dxa" w:w="50"/>
+              <w:left w:type="dxa" w:w="90"/>
+              <w:bottom w:type="dxa" w:w="50"/>
+              <w:right w:type="dxa" w:w="90"/>
+            </w:tcMar>
+            <w:vAlign w:val="top"/>
+          </w:tcPr>
+          <w:p>
+            <w:pPr>
+              <w:spacing w:after="20" w:line="240"/>
+            </w:pPr>
+            <w:r>
+              <w:rPr>
+                <w:rFonts w:ascii="Arial" w:cs="Arial" w:eastAsia="Arial" w:hAnsi="Arial"/>
+                <w:b w:val="false"/>
+                <w:bCs w:val="false"/>
+                <w:sz w:val="16"/>
+                <w:szCs w:val="16"/>
+              </w:rPr>
+              <w:t xml:space="preserve">Resets OP every turn to the wave allowance (e.g. 5, 6, 7 in Level 1) minus the penalty for the wave's turn number (turn 1: 0, 2: −1, 3: −2, 4: −4, 5+: −8), never below 2 (</w:t>
+            </w:r>
+            <w:r>
+              <w:rPr>
+                <w:rFonts w:ascii="Consolas" w:cs="Consolas" w:eastAsia="Consolas" w:hAnsi="Consolas"/>
+                <w:b w:val="false"/>
+                <w:bCs w:val="false"/>
+                <w:color w:val="0D47A1"/>
+                <w:sz w:val="15"/>
+                <w:szCs w:val="15"/>
+              </w:rPr>
+              <w:t xml:space="preserve">_minimumPerTurn</w:t>
+            </w:r>
+            <w:r>
+              <w:rPr>
+                <w:rFonts w:ascii="Arial" w:cs="Arial" w:eastAsia="Arial" w:hAnsi="Arial"/>
+                <w:b w:val="false"/>
+                <w:bCs w:val="false"/>
+                <w:sz w:val="16"/>
+                <w:szCs w:val="16"/>
+              </w:rPr>
+              <w:t xml:space="preserve">, the cheapest unit's cost). No penalty on a wave marked </w:t>
+            </w:r>
+            <w:r>
+              <w:rPr>
+                <w:rFonts w:ascii="Consolas" w:cs="Consolas" w:eastAsia="Consolas" w:hAnsi="Consolas"/>
+                <w:b w:val="false"/>
+                <w:bCs w:val="false"/>
+                <w:color w:val="0D47A1"/>
+                <w:sz w:val="15"/>
+                <w:szCs w:val="15"/>
+              </w:rPr>
+              <w:t xml:space="preserve">ignorePenalty</w:t>
+            </w:r>
+            <w:r>
+              <w:rPr>
+                <w:rFonts w:ascii="Arial" w:cs="Arial" w:eastAsia="Arial" w:hAnsi="Arial"/>
+                <w:b w:val="false"/>
+                <w:bCs w:val="false"/>
+                <w:sz w:val="16"/>
+                <w:szCs w:val="16"/>
+              </w:rPr>
+              <w:t xml:space="preserve"> (boss waves). Unspent OP does not carry over. Approves a spend only if the balance covers it</w:t>
+            </w:r>
+          </w:p>
+        </w:tc>
+        <w:tc>
+          <w:tcPr>
+            <w:tcW w:type="dxa" w:w="2100"/>
+            <w:tcBorders>
+              <w:top w:val="single" w:color="B0BEC5" w:sz="4"/>
+              <w:left w:val="single" w:color="B0BEC5" w:sz="4"/>
+              <w:bottom w:val="single" w:color="B0BEC5" w:sz="4"/>
+              <w:right w:val="single" w:color="B0BEC5" w:sz="4"/>
+            </w:tcBorders>
+            <w:tcMar>
+              <w:top w:type="dxa" w:w="50"/>
+              <w:left w:type="dxa" w:w="90"/>
+              <w:bottom w:type="dxa" w:w="50"/>
+              <w:right w:type="dxa" w:w="90"/>
+            </w:tcMar>
+            <w:vAlign w:val="top"/>
+          </w:tcPr>
+          <w:p>
+            <w:pPr>
+              <w:spacing w:after="20" w:line="240"/>
+            </w:pPr>
+            <w:r>
+              <w:rPr>
+                <w:rFonts w:ascii="Arial" w:cs="Arial" w:eastAsia="Arial" w:hAnsi="Arial"/>
+                <w:b w:val="false"/>
+                <w:bCs w:val="false"/>
+                <w:sz w:val="16"/>
+                <w:szCs w:val="16"/>
+              </w:rPr>
+              <w:t xml:space="preserve">Current OP and allowance; spend approved / denied; </w:t>
+            </w:r>
+            <w:r>
+              <w:rPr>
+                <w:rFonts w:ascii="Consolas" w:cs="Consolas" w:eastAsia="Consolas" w:hAnsi="Consolas"/>
+                <w:b w:val="false"/>
+                <w:bCs w:val="false"/>
+                <w:color w:val="0D47A1"/>
+                <w:sz w:val="15"/>
+                <w:szCs w:val="15"/>
+              </w:rPr>
+              <w:t xml:space="preserve">Changed</w:t>
+            </w:r>
+            <w:r>
+              <w:rPr>
+                <w:rFonts w:ascii="Arial" w:cs="Arial" w:eastAsia="Arial" w:hAnsi="Arial"/>
+                <w:b w:val="false"/>
+                <w:bCs w:val="false"/>
+                <w:sz w:val="16"/>
+                <w:szCs w:val="16"/>
+              </w:rPr>
+              <w:t xml:space="preserve"> event</w:t>
+            </w:r>
+          </w:p>
+        </w:tc>
+        <w:tc>
+          <w:tcPr>
+            <w:tcW w:type="dxa" w:w="2150"/>
+            <w:tcBorders>
+              <w:top w:val="single" w:color="B0BEC5" w:sz="4"/>
+              <w:left w:val="single" w:color="B0BEC5" w:sz="4"/>
+              <w:bottom w:val="single" w:color="B0BEC5" w:sz="4"/>
+              <w:right w:val="single" w:color="B0BEC5" w:sz="4"/>
+            </w:tcBorders>
+            <w:tcMar>
+              <w:top w:type="dxa" w:w="50"/>
+              <w:left w:type="dxa" w:w="90"/>
+              <w:bottom w:type="dxa" w:w="50"/>
+              <w:right w:type="dxa" w:w="90"/>
+            </w:tcMar>
+            <w:vAlign w:val="top"/>
+          </w:tcPr>
+          <w:p>
+            <w:pPr>
+              <w:spacing w:after="20" w:line="240"/>
+            </w:pPr>
+            <w:r>
+              <w:rPr>
+                <w:rFonts w:ascii="Arial" w:cs="Arial" w:eastAsia="Arial" w:hAnsi="Arial"/>
+                <w:b w:val="false"/>
+                <w:bCs w:val="false"/>
+                <w:sz w:val="16"/>
+                <w:szCs w:val="16"/>
+              </w:rPr>
+              <w:t xml:space="preserve">None (called by </w:t>
+            </w:r>
+            <w:r>
+              <w:rPr>
+                <w:rFonts w:ascii="Consolas" w:cs="Consolas" w:eastAsia="Consolas" w:hAnsi="Consolas"/>
+                <w:b w:val="false"/>
+                <w:bCs w:val="false"/>
+                <w:color w:val="0D47A1"/>
+                <w:sz w:val="15"/>
+                <w:szCs w:val="15"/>
+              </w:rPr>
+              <w:t xml:space="preserve">TurnManager.cs</w:t>
+            </w:r>
+            <w:r>
+              <w:rPr>
+                <w:rFonts w:ascii="Arial" w:cs="Arial" w:eastAsia="Arial" w:hAnsi="Arial"/>
+                <w:b w:val="false"/>
+                <w:bCs w:val="false"/>
+                <w:sz w:val="16"/>
+                <w:szCs w:val="16"/>
+              </w:rPr>
+              <w:t xml:space="preserve"> and </w:t>
             </w:r>
             <w:r>
               <w:rPr>
@@ -5759,155 +5879,7 @@
                 <w:sz w:val="16"/>
                 <w:szCs w:val="16"/>
               </w:rPr>
-              <w:t xml:space="preserve">, </w:t>
-            </w:r>
-            <w:r>
-              <w:rPr>
-                <w:rFonts w:ascii="Consolas" w:cs="Consolas" w:eastAsia="Consolas" w:hAnsi="Consolas"/>
-                <w:b w:val="false"/>
-                <w:bCs w:val="false"/>
-                <w:color w:val="0D47A1"/>
-                <w:sz w:val="15"/>
-                <w:szCs w:val="15"/>
-              </w:rPr>
-              <w:t xml:space="preserve">WaveManager.cs</w:t>
-            </w:r>
-            <w:r>
-              <w:rPr>
-                <w:rFonts w:ascii="Arial" w:cs="Arial" w:eastAsia="Arial" w:hAnsi="Arial"/>
-                <w:b w:val="false"/>
-                <w:bCs w:val="false"/>
-                <w:sz w:val="16"/>
-                <w:szCs w:val="16"/>
-              </w:rPr>
-              <w:t xml:space="preserve"> and </w:t>
-            </w:r>
-            <w:r>
-              <w:rPr>
-                <w:rFonts w:ascii="Consolas" w:cs="Consolas" w:eastAsia="Consolas" w:hAnsi="Consolas"/>
-                <w:b w:val="false"/>
-                <w:bCs w:val="false"/>
-                <w:color w:val="0D47A1"/>
-                <w:sz w:val="15"/>
-                <w:szCs w:val="15"/>
-              </w:rPr>
-              <w:t xml:space="preserve">TurnManager.cs</w:t>
-            </w:r>
-          </w:p>
-        </w:tc>
-        <w:tc>
-          <w:tcPr>
-            <w:tcW w:type="dxa" w:w="3550"/>
-            <w:tcBorders>
-              <w:top w:val="single" w:color="B0BEC5" w:sz="4"/>
-              <w:left w:val="single" w:color="B0BEC5" w:sz="4"/>
-              <w:bottom w:val="single" w:color="B0BEC5" w:sz="4"/>
-              <w:right w:val="single" w:color="B0BEC5" w:sz="4"/>
-            </w:tcBorders>
-            <w:tcMar>
-              <w:top w:type="dxa" w:w="50"/>
-              <w:left w:type="dxa" w:w="90"/>
-              <w:bottom w:type="dxa" w:w="50"/>
-              <w:right w:type="dxa" w:w="90"/>
-            </w:tcMar>
-            <w:vAlign w:val="top"/>
-          </w:tcPr>
-          <w:p>
-            <w:pPr>
-              <w:spacing w:after="20" w:line="240"/>
-            </w:pPr>
-            <w:r>
-              <w:rPr>
-                <w:rFonts w:ascii="Arial" w:cs="Arial" w:eastAsia="Arial" w:hAnsi="Arial"/>
-                <w:b w:val="false"/>
-                <w:bCs w:val="false"/>
-                <w:sz w:val="16"/>
-                <w:szCs w:val="16"/>
-              </w:rPr>
-              <w:t xml:space="preserve">Records occupancy for 6 lanes × 2 fixed slots (ally, enemy); places the boss in all 6 enemy slots; answers whether an ally slot is free and which enemy lanes are free; counts enemies (the boss once); turns the green deploy rings and the red boss-warning rings on and off; clears the board on restart</w:t>
-            </w:r>
-          </w:p>
-        </w:tc>
-        <w:tc>
-          <w:tcPr>
-            <w:tcW w:type="dxa" w:w="2100"/>
-            <w:tcBorders>
-              <w:top w:val="single" w:color="B0BEC5" w:sz="4"/>
-              <w:left w:val="single" w:color="B0BEC5" w:sz="4"/>
-              <w:bottom w:val="single" w:color="B0BEC5" w:sz="4"/>
-              <w:right w:val="single" w:color="B0BEC5" w:sz="4"/>
-            </w:tcBorders>
-            <w:tcMar>
-              <w:top w:type="dxa" w:w="50"/>
-              <w:left w:type="dxa" w:w="90"/>
-              <w:bottom w:type="dxa" w:w="50"/>
-              <w:right w:type="dxa" w:w="90"/>
-            </w:tcMar>
-            <w:vAlign w:val="top"/>
-          </w:tcPr>
-          <w:p>
-            <w:pPr>
-              <w:spacing w:after="20" w:line="240"/>
-            </w:pPr>
-            <w:r>
-              <w:rPr>
-                <w:rFonts w:ascii="Arial" w:cs="Arial" w:eastAsia="Arial" w:hAnsi="Arial"/>
-                <w:b w:val="false"/>
-                <w:bCs w:val="false"/>
-                <w:sz w:val="16"/>
-                <w:szCs w:val="16"/>
-              </w:rPr>
-              <w:t xml:space="preserve">Units per lane; free / occupied answers; enemy count</w:t>
-            </w:r>
-          </w:p>
-        </w:tc>
-        <w:tc>
-          <w:tcPr>
-            <w:tcW w:type="dxa" w:w="2150"/>
-            <w:tcBorders>
-              <w:top w:val="single" w:color="B0BEC5" w:sz="4"/>
-              <w:left w:val="single" w:color="B0BEC5" w:sz="4"/>
-              <w:bottom w:val="single" w:color="B0BEC5" w:sz="4"/>
-              <w:right w:val="single" w:color="B0BEC5" w:sz="4"/>
-            </w:tcBorders>
-            <w:tcMar>
-              <w:top w:type="dxa" w:w="50"/>
-              <w:left w:type="dxa" w:w="90"/>
-              <w:bottom w:type="dxa" w:w="50"/>
-              <w:right w:type="dxa" w:w="90"/>
-            </w:tcMar>
-            <w:vAlign w:val="top"/>
-          </w:tcPr>
-          <w:p>
-            <w:pPr>
-              <w:spacing w:after="20" w:line="240"/>
-            </w:pPr>
-            <w:r>
-              <w:rPr>
-                <w:rFonts w:ascii="Consolas" w:cs="Consolas" w:eastAsia="Consolas" w:hAnsi="Consolas"/>
-                <w:b w:val="false"/>
-                <w:bCs w:val="false"/>
-                <w:color w:val="0D47A1"/>
-                <w:sz w:val="15"/>
-                <w:szCs w:val="15"/>
-              </w:rPr>
-              <w:t xml:space="preserve">BoardSlot.cs</w:t>
-            </w:r>
-          </w:p>
-          <w:p>
-            <w:pPr>
-              <w:spacing w:after="20" w:line="240"/>
-            </w:pPr>
-            <w:r>
-              <w:rPr>
-                <w:rFonts w:ascii="Consolas" w:cs="Consolas" w:eastAsia="Consolas" w:hAnsi="Consolas"/>
-                <w:b w:val="false"/>
-                <w:bCs w:val="false"/>
-                <w:color w:val="0D47A1"/>
-                <w:sz w:val="15"/>
-                <w:szCs w:val="15"/>
-              </w:rPr>
-              <w:t xml:space="preserve">IsoBoardLayout.cs</w:t>
+              <w:t xml:space="preserve">)</w:t>
             </w:r>
           </w:p>
         </w:tc>
@@ -5947,7 +5919,7 @@
                 <w:sz w:val="16"/>
                 <w:szCs w:val="16"/>
               </w:rPr>
-              <w:t xml:space="preserve">BoardSlot.cs</w:t>
+              <w:t xml:space="preserve">TemperatureSystem.cs</w:t>
             </w:r>
           </w:p>
           <w:p>
@@ -5996,7 +5968,7 @@
                 <w:sz w:val="16"/>
                 <w:szCs w:val="16"/>
               </w:rPr>
-              <w:t xml:space="preserve">Makes each painted slot on the road tappable</w:t>
+              <w:t xml:space="preserve">Keeps the global temperature</w:t>
             </w:r>
           </w:p>
         </w:tc>
@@ -6030,7 +6002,39 @@
                 <w:sz w:val="16"/>
                 <w:szCs w:val="16"/>
               </w:rPr>
-              <w:t xml:space="preserve">Pointer click / enter / exit from the EventSystem (Physics 2D raycaster)</w:t>
+              <w:t xml:space="preserve">Starting value and loss line from </w:t>
+            </w:r>
+            <w:r>
+              <w:rPr>
+                <w:rFonts w:ascii="Consolas" w:cs="Consolas" w:eastAsia="Consolas" w:hAnsi="Consolas"/>
+                <w:b w:val="false"/>
+                <w:bCs w:val="false"/>
+                <w:color w:val="0D47A1"/>
+                <w:sz w:val="15"/>
+                <w:szCs w:val="15"/>
+              </w:rPr>
+              <w:t xml:space="preserve">LevelData</w:t>
+            </w:r>
+            <w:r>
+              <w:rPr>
+                <w:rFonts w:ascii="Arial" w:cs="Arial" w:eastAsia="Arial" w:hAnsi="Arial"/>
+                <w:b w:val="false"/>
+                <w:bCs w:val="false"/>
+                <w:sz w:val="16"/>
+                <w:szCs w:val="16"/>
+              </w:rPr>
+              <w:t xml:space="preserve">; changes from </w:t>
+            </w:r>
+            <w:r>
+              <w:rPr>
+                <w:rFonts w:ascii="Consolas" w:cs="Consolas" w:eastAsia="Consolas" w:hAnsi="Consolas"/>
+                <w:b w:val="false"/>
+                <w:bCs w:val="false"/>
+                <w:color w:val="0D47A1"/>
+                <w:sz w:val="15"/>
+                <w:szCs w:val="15"/>
+              </w:rPr>
+              <w:t xml:space="preserve">LaneController.cs</w:t>
             </w:r>
           </w:p>
         </w:tc>
@@ -6064,28 +6068,28 @@
                 <w:sz w:val="16"/>
                 <w:szCs w:val="16"/>
               </w:rPr>
-              <w:t xml:space="preserve">Shows the deploy ring when a unit can be placed (solid yellow with the high-contrast setting), a hover highlight and the red boss-warning ring; sends a tap on an ally slot to </w:t>
-            </w:r>
-            <w:r>
-              <w:rPr>
-                <w:rFonts w:ascii="Consolas" w:cs="Consolas" w:eastAsia="Consolas" w:hAnsi="Consolas"/>
-                <w:b w:val="false"/>
-                <w:bCs w:val="false"/>
-                <w:color w:val="0D47A1"/>
-                <w:sz w:val="15"/>
-                <w:szCs w:val="15"/>
-              </w:rPr>
-              <w:t xml:space="preserve">DeploySystem.TryDeploy(lane)</w:t>
-            </w:r>
-            <w:r>
-              <w:rPr>
-                <w:rFonts w:ascii="Arial" w:cs="Arial" w:eastAsia="Arial" w:hAnsi="Arial"/>
-                <w:b w:val="false"/>
-                <w:bCs w:val="false"/>
-                <w:sz w:val="16"/>
-                <w:szCs w:val="16"/>
-              </w:rPr>
-              <w:t xml:space="preserve">. Taps are blocked automatically while a UI panel covers the board</w:t>
+              <w:t xml:space="preserve">Adds or removes degrees, rounds to 2 decimals and never goes below the starting 1.0 °C (there is no upper cap). Keeps the highest value reached in the level (</w:t>
+            </w:r>
+            <w:r>
+              <w:rPr>
+                <w:rFonts w:ascii="Consolas" w:cs="Consolas" w:eastAsia="Consolas" w:hAnsi="Consolas"/>
+                <w:b w:val="false"/>
+                <w:bCs w:val="false"/>
+                <w:color w:val="0D47A1"/>
+                <w:sz w:val="15"/>
+                <w:szCs w:val="15"/>
+              </w:rPr>
+              <w:t xml:space="preserve">Peak</w:t>
+            </w:r>
+            <w:r>
+              <w:rPr>
+                <w:rFonts w:ascii="Arial" w:cs="Arial" w:eastAsia="Arial" w:hAnsi="Arial"/>
+                <w:b w:val="false"/>
+                <w:bCs w:val="false"/>
+                <w:sz w:val="16"/>
+                <w:szCs w:val="16"/>
+              </w:rPr>
+              <w:t xml:space="preserve">), which rates the stars and is stored in the saved game. Reports when the value has reached the 1.5 °C loss line, and a 0–1 progress value for the HUD bar and fog</w:t>
             </w:r>
           </w:p>
         </w:tc>
@@ -6119,7 +6123,49 @@
                 <w:sz w:val="16"/>
                 <w:szCs w:val="16"/>
               </w:rPr>
-              <w:t xml:space="preserve">Deploy request with the lane number</w:t>
+              <w:t xml:space="preserve">Current and peak °C; </w:t>
+            </w:r>
+            <w:r>
+              <w:rPr>
+                <w:rFonts w:ascii="Consolas" w:cs="Consolas" w:eastAsia="Consolas" w:hAnsi="Consolas"/>
+                <w:b w:val="false"/>
+                <w:bCs w:val="false"/>
+                <w:color w:val="0D47A1"/>
+                <w:sz w:val="15"/>
+                <w:szCs w:val="15"/>
+              </w:rPr>
+              <w:t xml:space="preserve">HasReachedThreshold</w:t>
+            </w:r>
+            <w:r>
+              <w:rPr>
+                <w:rFonts w:ascii="Arial" w:cs="Arial" w:eastAsia="Arial" w:hAnsi="Arial"/>
+                <w:b w:val="false"/>
+                <w:bCs w:val="false"/>
+                <w:sz w:val="16"/>
+                <w:szCs w:val="16"/>
+              </w:rPr>
+              <w:t xml:space="preserve">; </w:t>
+            </w:r>
+            <w:r>
+              <w:rPr>
+                <w:rFonts w:ascii="Consolas" w:cs="Consolas" w:eastAsia="Consolas" w:hAnsi="Consolas"/>
+                <w:b w:val="false"/>
+                <w:bCs w:val="false"/>
+                <w:color w:val="0D47A1"/>
+                <w:sz w:val="15"/>
+                <w:szCs w:val="15"/>
+              </w:rPr>
+              <w:t xml:space="preserve">Changed</w:t>
+            </w:r>
+            <w:r>
+              <w:rPr>
+                <w:rFonts w:ascii="Arial" w:cs="Arial" w:eastAsia="Arial" w:hAnsi="Arial"/>
+                <w:b w:val="false"/>
+                <w:bCs w:val="false"/>
+                <w:sz w:val="16"/>
+                <w:szCs w:val="16"/>
+              </w:rPr>
+              <w:t xml:space="preserve"> event</w:t>
             </w:r>
           </w:p>
         </w:tc>
@@ -6154,7 +6200,7 @@
                 <w:sz w:val="15"/>
                 <w:szCs w:val="15"/>
               </w:rPr>
-              <w:t xml:space="preserve">DeploySystem.cs</w:t>
+              <w:t xml:space="preserve">LevelData.cs</w:t>
             </w:r>
           </w:p>
         </w:tc>
@@ -6193,187 +6239,257 @@
                 <w:sz w:val="16"/>
                 <w:szCs w:val="16"/>
               </w:rPr>
+              <w:t xml:space="preserve">GridManager.cs</w:t>
+            </w:r>
+          </w:p>
+          <w:p>
+            <w:pPr>
+              <w:spacing w:after="20" w:line="240"/>
+            </w:pPr>
+            <w:r>
+              <w:rPr>
+                <w:rFonts w:ascii="Arial" w:cs="Arial" w:eastAsia="Arial" w:hAnsi="Arial"/>
+                <w:b w:val="false"/>
+                <w:bCs w:val="false"/>
+                <w:sz w:val="16"/>
+                <w:szCs w:val="16"/>
+              </w:rPr>
+              <w:t xml:space="preserve">(Built)</w:t>
+            </w:r>
+          </w:p>
+        </w:tc>
+        <w:tc>
+          <w:tcPr>
+            <w:tcW w:type="dxa" w:w="1950"/>
+            <w:tcBorders>
+              <w:top w:val="single" w:color="B0BEC5" w:sz="4"/>
+              <w:left w:val="single" w:color="B0BEC5" w:sz="4"/>
+              <w:bottom w:val="single" w:color="B0BEC5" w:sz="4"/>
+              <w:right w:val="single" w:color="B0BEC5" w:sz="4"/>
+            </w:tcBorders>
+            <w:tcMar>
+              <w:top w:type="dxa" w:w="50"/>
+              <w:left w:type="dxa" w:w="90"/>
+              <w:bottom w:type="dxa" w:w="50"/>
+              <w:right w:type="dxa" w:w="90"/>
+            </w:tcMar>
+            <w:vAlign w:val="top"/>
+          </w:tcPr>
+          <w:p>
+            <w:pPr>
+              <w:spacing w:after="20" w:line="240"/>
+            </w:pPr>
+            <w:r>
+              <w:rPr>
+                <w:rFonts w:ascii="Arial" w:cs="Arial" w:eastAsia="Arial" w:hAnsi="Arial"/>
+                <w:b w:val="false"/>
+                <w:bCs w:val="false"/>
+                <w:sz w:val="16"/>
+                <w:szCs w:val="16"/>
+              </w:rPr>
+              <w:t xml:space="preserve">Owns the board state: which unit is in which of the 12 slots</w:t>
+            </w:r>
+          </w:p>
+        </w:tc>
+        <w:tc>
+          <w:tcPr>
+            <w:tcW w:type="dxa" w:w="2500"/>
+            <w:tcBorders>
+              <w:top w:val="single" w:color="B0BEC5" w:sz="4"/>
+              <w:left w:val="single" w:color="B0BEC5" w:sz="4"/>
+              <w:bottom w:val="single" w:color="B0BEC5" w:sz="4"/>
+              <w:right w:val="single" w:color="B0BEC5" w:sz="4"/>
+            </w:tcBorders>
+            <w:tcMar>
+              <w:top w:type="dxa" w:w="50"/>
+              <w:left w:type="dxa" w:w="90"/>
+              <w:bottom w:type="dxa" w:w="50"/>
+              <w:right w:type="dxa" w:w="90"/>
+            </w:tcMar>
+            <w:vAlign w:val="top"/>
+          </w:tcPr>
+          <w:p>
+            <w:pPr>
+              <w:spacing w:after="20" w:line="240"/>
+            </w:pPr>
+            <w:r>
+              <w:rPr>
+                <w:rFonts w:ascii="Arial" w:cs="Arial" w:eastAsia="Arial" w:hAnsi="Arial"/>
+                <w:b w:val="false"/>
+                <w:bCs w:val="false"/>
+                <w:sz w:val="16"/>
+                <w:szCs w:val="16"/>
+              </w:rPr>
+              <w:t xml:space="preserve">Place and remove requests from </w:t>
+            </w:r>
+            <w:r>
+              <w:rPr>
+                <w:rFonts w:ascii="Consolas" w:cs="Consolas" w:eastAsia="Consolas" w:hAnsi="Consolas"/>
+                <w:b w:val="false"/>
+                <w:bCs w:val="false"/>
+                <w:color w:val="0D47A1"/>
+                <w:sz w:val="15"/>
+                <w:szCs w:val="15"/>
+              </w:rPr>
+              <w:t xml:space="preserve">DeploySystem.cs</w:t>
+            </w:r>
+            <w:r>
+              <w:rPr>
+                <w:rFonts w:ascii="Arial" w:cs="Arial" w:eastAsia="Arial" w:hAnsi="Arial"/>
+                <w:b w:val="false"/>
+                <w:bCs w:val="false"/>
+                <w:sz w:val="16"/>
+                <w:szCs w:val="16"/>
+              </w:rPr>
+              <w:t xml:space="preserve">, </w:t>
+            </w:r>
+            <w:r>
+              <w:rPr>
+                <w:rFonts w:ascii="Consolas" w:cs="Consolas" w:eastAsia="Consolas" w:hAnsi="Consolas"/>
+                <w:b w:val="false"/>
+                <w:bCs w:val="false"/>
+                <w:color w:val="0D47A1"/>
+                <w:sz w:val="15"/>
+                <w:szCs w:val="15"/>
+              </w:rPr>
+              <w:t xml:space="preserve">WaveManager.cs</w:t>
+            </w:r>
+            <w:r>
+              <w:rPr>
+                <w:rFonts w:ascii="Arial" w:cs="Arial" w:eastAsia="Arial" w:hAnsi="Arial"/>
+                <w:b w:val="false"/>
+                <w:bCs w:val="false"/>
+                <w:sz w:val="16"/>
+                <w:szCs w:val="16"/>
+              </w:rPr>
+              <w:t xml:space="preserve"> and </w:t>
+            </w:r>
+            <w:r>
+              <w:rPr>
+                <w:rFonts w:ascii="Consolas" w:cs="Consolas" w:eastAsia="Consolas" w:hAnsi="Consolas"/>
+                <w:b w:val="false"/>
+                <w:bCs w:val="false"/>
+                <w:color w:val="0D47A1"/>
+                <w:sz w:val="15"/>
+                <w:szCs w:val="15"/>
+              </w:rPr>
+              <w:t xml:space="preserve">TurnManager.cs</w:t>
+            </w:r>
+          </w:p>
+        </w:tc>
+        <w:tc>
+          <w:tcPr>
+            <w:tcW w:type="dxa" w:w="3550"/>
+            <w:tcBorders>
+              <w:top w:val="single" w:color="B0BEC5" w:sz="4"/>
+              <w:left w:val="single" w:color="B0BEC5" w:sz="4"/>
+              <w:bottom w:val="single" w:color="B0BEC5" w:sz="4"/>
+              <w:right w:val="single" w:color="B0BEC5" w:sz="4"/>
+            </w:tcBorders>
+            <w:tcMar>
+              <w:top w:type="dxa" w:w="50"/>
+              <w:left w:type="dxa" w:w="90"/>
+              <w:bottom w:type="dxa" w:w="50"/>
+              <w:right w:type="dxa" w:w="90"/>
+            </w:tcMar>
+            <w:vAlign w:val="top"/>
+          </w:tcPr>
+          <w:p>
+            <w:pPr>
+              <w:spacing w:after="20" w:line="240"/>
+            </w:pPr>
+            <w:r>
+              <w:rPr>
+                <w:rFonts w:ascii="Arial" w:cs="Arial" w:eastAsia="Arial" w:hAnsi="Arial"/>
+                <w:b w:val="false"/>
+                <w:bCs w:val="false"/>
+                <w:sz w:val="16"/>
+                <w:szCs w:val="16"/>
+              </w:rPr>
+              <w:t xml:space="preserve">Records occupancy for 6 lanes × 2 fixed slots (ally, enemy); places the boss in all 6 enemy slots; answers whether an ally slot is free and which enemy lanes are free; counts enemies (the boss once); turns the green deploy rings and the red boss-warning rings on and off; clears the board on restart</w:t>
+            </w:r>
+          </w:p>
+        </w:tc>
+        <w:tc>
+          <w:tcPr>
+            <w:tcW w:type="dxa" w:w="2100"/>
+            <w:tcBorders>
+              <w:top w:val="single" w:color="B0BEC5" w:sz="4"/>
+              <w:left w:val="single" w:color="B0BEC5" w:sz="4"/>
+              <w:bottom w:val="single" w:color="B0BEC5" w:sz="4"/>
+              <w:right w:val="single" w:color="B0BEC5" w:sz="4"/>
+            </w:tcBorders>
+            <w:tcMar>
+              <w:top w:type="dxa" w:w="50"/>
+              <w:left w:type="dxa" w:w="90"/>
+              <w:bottom w:type="dxa" w:w="50"/>
+              <w:right w:type="dxa" w:w="90"/>
+            </w:tcMar>
+            <w:vAlign w:val="top"/>
+          </w:tcPr>
+          <w:p>
+            <w:pPr>
+              <w:spacing w:after="20" w:line="240"/>
+            </w:pPr>
+            <w:r>
+              <w:rPr>
+                <w:rFonts w:ascii="Arial" w:cs="Arial" w:eastAsia="Arial" w:hAnsi="Arial"/>
+                <w:b w:val="false"/>
+                <w:bCs w:val="false"/>
+                <w:sz w:val="16"/>
+                <w:szCs w:val="16"/>
+              </w:rPr>
+              <w:t xml:space="preserve">Units per lane; free / occupied answers; enemy count</w:t>
+            </w:r>
+          </w:p>
+        </w:tc>
+        <w:tc>
+          <w:tcPr>
+            <w:tcW w:type="dxa" w:w="2150"/>
+            <w:tcBorders>
+              <w:top w:val="single" w:color="B0BEC5" w:sz="4"/>
+              <w:left w:val="single" w:color="B0BEC5" w:sz="4"/>
+              <w:bottom w:val="single" w:color="B0BEC5" w:sz="4"/>
+              <w:right w:val="single" w:color="B0BEC5" w:sz="4"/>
+            </w:tcBorders>
+            <w:tcMar>
+              <w:top w:type="dxa" w:w="50"/>
+              <w:left w:type="dxa" w:w="90"/>
+              <w:bottom w:type="dxa" w:w="50"/>
+              <w:right w:type="dxa" w:w="90"/>
+            </w:tcMar>
+            <w:vAlign w:val="top"/>
+          </w:tcPr>
+          <w:p>
+            <w:pPr>
+              <w:spacing w:after="20" w:line="240"/>
+            </w:pPr>
+            <w:r>
+              <w:rPr>
+                <w:rFonts w:ascii="Consolas" w:cs="Consolas" w:eastAsia="Consolas" w:hAnsi="Consolas"/>
+                <w:b w:val="false"/>
+                <w:bCs w:val="false"/>
+                <w:color w:val="0D47A1"/>
+                <w:sz w:val="15"/>
+                <w:szCs w:val="15"/>
+              </w:rPr>
+              <w:t xml:space="preserve">BoardSlot.cs</w:t>
+            </w:r>
+          </w:p>
+          <w:p>
+            <w:pPr>
+              <w:spacing w:after="20" w:line="240"/>
+            </w:pPr>
+            <w:r>
+              <w:rPr>
+                <w:rFonts w:ascii="Consolas" w:cs="Consolas" w:eastAsia="Consolas" w:hAnsi="Consolas"/>
+                <w:b w:val="false"/>
+                <w:bCs w:val="false"/>
+                <w:color w:val="0D47A1"/>
+                <w:sz w:val="15"/>
+                <w:szCs w:val="15"/>
+              </w:rPr>
               <w:t xml:space="preserve">IsoBoardLayout.cs</w:t>
-            </w:r>
-          </w:p>
-          <w:p>
-            <w:pPr>
-              <w:spacing w:after="20" w:line="240"/>
-            </w:pPr>
-            <w:r>
-              <w:rPr>
-                <w:rFonts w:ascii="Arial" w:cs="Arial" w:eastAsia="Arial" w:hAnsi="Arial"/>
-                <w:b w:val="false"/>
-                <w:bCs w:val="false"/>
-                <w:sz w:val="16"/>
-                <w:szCs w:val="16"/>
-              </w:rPr>
-              <w:t xml:space="preserve">(Built)</w:t>
-            </w:r>
-          </w:p>
-        </w:tc>
-        <w:tc>
-          <w:tcPr>
-            <w:tcW w:type="dxa" w:w="1950"/>
-            <w:tcBorders>
-              <w:top w:val="single" w:color="B0BEC5" w:sz="4"/>
-              <w:left w:val="single" w:color="B0BEC5" w:sz="4"/>
-              <w:bottom w:val="single" w:color="B0BEC5" w:sz="4"/>
-              <w:right w:val="single" w:color="B0BEC5" w:sz="4"/>
-            </w:tcBorders>
-            <w:tcMar>
-              <w:top w:type="dxa" w:w="50"/>
-              <w:left w:type="dxa" w:w="90"/>
-              <w:bottom w:type="dxa" w:w="50"/>
-              <w:right w:type="dxa" w:w="90"/>
-            </w:tcMar>
-            <w:vAlign w:val="top"/>
-          </w:tcPr>
-          <w:p>
-            <w:pPr>
-              <w:spacing w:after="20" w:line="240"/>
-            </w:pPr>
-            <w:r>
-              <w:rPr>
-                <w:rFonts w:ascii="Arial" w:cs="Arial" w:eastAsia="Arial" w:hAnsi="Arial"/>
-                <w:b w:val="false"/>
-                <w:bCs w:val="false"/>
-                <w:sz w:val="16"/>
-                <w:szCs w:val="16"/>
-              </w:rPr>
-              <w:t xml:space="preserve">Converts between board positions and screen positions</w:t>
-            </w:r>
-          </w:p>
-        </w:tc>
-        <w:tc>
-          <w:tcPr>
-            <w:tcW w:type="dxa" w:w="2500"/>
-            <w:tcBorders>
-              <w:top w:val="single" w:color="B0BEC5" w:sz="4"/>
-              <w:left w:val="single" w:color="B0BEC5" w:sz="4"/>
-              <w:bottom w:val="single" w:color="B0BEC5" w:sz="4"/>
-              <w:right w:val="single" w:color="B0BEC5" w:sz="4"/>
-            </w:tcBorders>
-            <w:tcMar>
-              <w:top w:type="dxa" w:w="50"/>
-              <w:left w:type="dxa" w:w="90"/>
-              <w:bottom w:type="dxa" w:w="50"/>
-              <w:right w:type="dxa" w:w="90"/>
-            </w:tcMar>
-            <w:vAlign w:val="top"/>
-          </w:tcPr>
-          <w:p>
-            <w:pPr>
-              <w:spacing w:after="20" w:line="240"/>
-            </w:pPr>
-            <w:r>
-              <w:rPr>
-                <w:rFonts w:ascii="Arial" w:cs="Arial" w:eastAsia="Arial" w:hAnsi="Arial"/>
-                <w:b w:val="false"/>
-                <w:bCs w:val="false"/>
-                <w:sz w:val="16"/>
-                <w:szCs w:val="16"/>
-              </w:rPr>
-              <w:t xml:space="preserve">Lane and slot index, or a world point</w:t>
-            </w:r>
-          </w:p>
-        </w:tc>
-        <w:tc>
-          <w:tcPr>
-            <w:tcW w:type="dxa" w:w="3550"/>
-            <w:tcBorders>
-              <w:top w:val="single" w:color="B0BEC5" w:sz="4"/>
-              <w:left w:val="single" w:color="B0BEC5" w:sz="4"/>
-              <w:bottom w:val="single" w:color="B0BEC5" w:sz="4"/>
-              <w:right w:val="single" w:color="B0BEC5" w:sz="4"/>
-            </w:tcBorders>
-            <w:tcMar>
-              <w:top w:type="dxa" w:w="50"/>
-              <w:left w:type="dxa" w:w="90"/>
-              <w:bottom w:type="dxa" w:w="50"/>
-              <w:right w:type="dxa" w:w="90"/>
-            </w:tcMar>
-            <w:vAlign w:val="top"/>
-          </w:tcPr>
-          <w:p>
-            <w:pPr>
-              <w:spacing w:after="20" w:line="240"/>
-            </w:pPr>
-            <w:r>
-              <w:rPr>
-                <w:rFonts w:ascii="Arial" w:cs="Arial" w:eastAsia="Arial" w:hAnsi="Arial"/>
-                <w:b w:val="false"/>
-                <w:bCs w:val="false"/>
-                <w:sz w:val="16"/>
-                <w:szCs w:val="16"/>
-              </w:rPr>
-              <w:t xml:space="preserve">Applies the 2:1 isometric formulas for the 1344 × 576 px Baguio board art (64 pixels per unit); returns slot positions and the draw order so nearer units appear in front (no stored state)</w:t>
-            </w:r>
-          </w:p>
-        </w:tc>
-        <w:tc>
-          <w:tcPr>
-            <w:tcW w:type="dxa" w:w="2100"/>
-            <w:tcBorders>
-              <w:top w:val="single" w:color="B0BEC5" w:sz="4"/>
-              <w:left w:val="single" w:color="B0BEC5" w:sz="4"/>
-              <w:bottom w:val="single" w:color="B0BEC5" w:sz="4"/>
-              <w:right w:val="single" w:color="B0BEC5" w:sz="4"/>
-            </w:tcBorders>
-            <w:tcMar>
-              <w:top w:type="dxa" w:w="50"/>
-              <w:left w:type="dxa" w:w="90"/>
-              <w:bottom w:type="dxa" w:w="50"/>
-              <w:right w:type="dxa" w:w="90"/>
-            </w:tcMar>
-            <w:vAlign w:val="top"/>
-          </w:tcPr>
-          <w:p>
-            <w:pPr>
-              <w:spacing w:after="20" w:line="240"/>
-            </w:pPr>
-            <w:r>
-              <w:rPr>
-                <w:rFonts w:ascii="Arial" w:cs="Arial" w:eastAsia="Arial" w:hAnsi="Arial"/>
-                <w:b w:val="false"/>
-                <w:bCs w:val="false"/>
-                <w:sz w:val="16"/>
-                <w:szCs w:val="16"/>
-              </w:rPr>
-              <w:t xml:space="preserve">World position; lane / cell; sorting order</w:t>
-            </w:r>
-          </w:p>
-        </w:tc>
-        <w:tc>
-          <w:tcPr>
-            <w:tcW w:type="dxa" w:w="2150"/>
-            <w:tcBorders>
-              <w:top w:val="single" w:color="B0BEC5" w:sz="4"/>
-              <w:left w:val="single" w:color="B0BEC5" w:sz="4"/>
-              <w:bottom w:val="single" w:color="B0BEC5" w:sz="4"/>
-              <w:right w:val="single" w:color="B0BEC5" w:sz="4"/>
-            </w:tcBorders>
-            <w:tcMar>
-              <w:top w:type="dxa" w:w="50"/>
-              <w:left w:type="dxa" w:w="90"/>
-              <w:bottom w:type="dxa" w:w="50"/>
-              <w:right w:type="dxa" w:w="90"/>
-            </w:tcMar>
-            <w:vAlign w:val="top"/>
-          </w:tcPr>
-          <w:p>
-            <w:pPr>
-              <w:spacing w:after="20" w:line="240"/>
-            </w:pPr>
-            <w:r>
-              <w:rPr>
-                <w:rFonts w:ascii="Arial" w:cs="Arial" w:eastAsia="Arial" w:hAnsi="Arial"/>
-                <w:b w:val="false"/>
-                <w:bCs w:val="false"/>
-                <w:sz w:val="16"/>
-                <w:szCs w:val="16"/>
-              </w:rPr>
-              <w:t xml:space="preserve">None (static helper)</w:t>
             </w:r>
           </w:p>
         </w:tc>
@@ -6413,7 +6529,7 @@
                 <w:sz w:val="16"/>
                 <w:szCs w:val="16"/>
               </w:rPr>
-              <w:t xml:space="preserve">LaneController.cs</w:t>
+              <w:t xml:space="preserve">BoardSlot.cs</w:t>
             </w:r>
           </w:p>
           <w:p>
@@ -6462,7 +6578,7 @@
                 <w:sz w:val="16"/>
                 <w:szCs w:val="16"/>
               </w:rPr>
-              <w:t xml:space="preserve">Decides the climate result of each attack</w:t>
+              <w:t xml:space="preserve">Makes each painted slot on the road tappable</w:t>
             </w:r>
           </w:p>
         </w:tc>
@@ -6496,18 +6612,7 @@
                 <w:sz w:val="16"/>
                 <w:szCs w:val="16"/>
               </w:rPr>
-              <w:t xml:space="preserve">Attack with no target, reported by </w:t>
-            </w:r>
-            <w:r>
-              <w:rPr>
-                <w:rFonts w:ascii="Consolas" w:cs="Consolas" w:eastAsia="Consolas" w:hAnsi="Consolas"/>
-                <w:b w:val="false"/>
-                <w:bCs w:val="false"/>
-                <w:color w:val="0D47A1"/>
-                <w:sz w:val="15"/>
-                <w:szCs w:val="15"/>
-              </w:rPr>
-              <w:t xml:space="preserve">TurnManager.cs</w:t>
+              <w:t xml:space="preserve">Pointer click / enter / exit from the EventSystem (Physics 2D raycaster)</w:t>
             </w:r>
           </w:p>
         </w:tc>
@@ -6541,89 +6646,28 @@
                 <w:sz w:val="16"/>
                 <w:szCs w:val="16"/>
               </w:rPr>
-              <w:t xml:space="preserve">An enemy attacking an undefended lane adds </w:t>
-            </w:r>
-            <w:r>
-              <w:rPr>
-                <w:rFonts w:ascii="Arial" w:cs="Arial" w:eastAsia="Arial" w:hAnsi="Arial"/>
-                <w:b/>
-                <w:bCs/>
-                <w:sz w:val="16"/>
-                <w:szCs w:val="16"/>
-              </w:rPr>
-              <w:t xml:space="preserve">+0.10 °C</w:t>
-            </w:r>
-            <w:r>
-              <w:rPr>
-                <w:rFonts w:ascii="Arial" w:cs="Arial" w:eastAsia="Arial" w:hAnsi="Arial"/>
-                <w:b w:val="false"/>
-                <w:bCs w:val="false"/>
-                <w:sz w:val="16"/>
-                <w:szCs w:val="16"/>
-              </w:rPr>
-              <w:t xml:space="preserve">; allies attacking empty lanes remove </w:t>
-            </w:r>
-            <w:r>
-              <w:rPr>
-                <w:rFonts w:ascii="Arial" w:cs="Arial" w:eastAsia="Arial" w:hAnsi="Arial"/>
-                <w:b/>
-                <w:bCs/>
-                <w:sz w:val="16"/>
-                <w:szCs w:val="16"/>
-              </w:rPr>
-              <w:t xml:space="preserve">0.05 °C</w:t>
-            </w:r>
-            <w:r>
-              <w:rPr>
-                <w:rFonts w:ascii="Arial" w:cs="Arial" w:eastAsia="Arial" w:hAnsi="Arial"/>
-                <w:b w:val="false"/>
-                <w:bCs w:val="false"/>
-                <w:sz w:val="16"/>
-                <w:szCs w:val="16"/>
-              </w:rPr>
-              <w:t xml:space="preserve">, counted at most once per ally phase (</w:t>
-            </w:r>
-            <w:r>
-              <w:rPr>
-                <w:rFonts w:ascii="Consolas" w:cs="Consolas" w:eastAsia="Consolas" w:hAnsi="Consolas"/>
-                <w:b w:val="false"/>
-                <w:bCs w:val="false"/>
-                <w:color w:val="0D47A1"/>
-                <w:sz w:val="15"/>
-                <w:szCs w:val="15"/>
-              </w:rPr>
-              <w:t xml:space="preserve">BeginAllyPhase()</w:t>
-            </w:r>
-            <w:r>
-              <w:rPr>
-                <w:rFonts w:ascii="Arial" w:cs="Arial" w:eastAsia="Arial" w:hAnsi="Arial"/>
-                <w:b w:val="false"/>
-                <w:bCs w:val="false"/>
-                <w:sz w:val="16"/>
-                <w:szCs w:val="16"/>
-              </w:rPr>
-              <w:t xml:space="preserve"> resets it) (values from </w:t>
-            </w:r>
-            <w:r>
-              <w:rPr>
-                <w:rFonts w:ascii="Consolas" w:cs="Consolas" w:eastAsia="Consolas" w:hAnsi="Consolas"/>
-                <w:b w:val="false"/>
-                <w:bCs w:val="false"/>
-                <w:color w:val="0D47A1"/>
-                <w:sz w:val="15"/>
-                <w:szCs w:val="15"/>
-              </w:rPr>
-              <w:t xml:space="preserve">LevelData</w:t>
-            </w:r>
-            <w:r>
-              <w:rPr>
-                <w:rFonts w:ascii="Arial" w:cs="Arial" w:eastAsia="Arial" w:hAnsi="Arial"/>
-                <w:b w:val="false"/>
-                <w:bCs w:val="false"/>
-                <w:sz w:val="16"/>
-                <w:szCs w:val="16"/>
-              </w:rPr>
-              <w:t xml:space="preserve">). Shows the floating °C text and flashes the temperature bar on heating (stores no board state)</w:t>
+              <w:t xml:space="preserve">Shows the deploy ring when a unit can be placed (solid yellow with the high-contrast setting), a hover highlight and the red boss-warning ring; sends a tap on an ally slot to </w:t>
+            </w:r>
+            <w:r>
+              <w:rPr>
+                <w:rFonts w:ascii="Consolas" w:cs="Consolas" w:eastAsia="Consolas" w:hAnsi="Consolas"/>
+                <w:b w:val="false"/>
+                <w:bCs w:val="false"/>
+                <w:color w:val="0D47A1"/>
+                <w:sz w:val="15"/>
+                <w:szCs w:val="15"/>
+              </w:rPr>
+              <w:t xml:space="preserve">DeploySystem.TryDeploy(lane)</w:t>
+            </w:r>
+            <w:r>
+              <w:rPr>
+                <w:rFonts w:ascii="Arial" w:cs="Arial" w:eastAsia="Arial" w:hAnsi="Arial"/>
+                <w:b w:val="false"/>
+                <w:bCs w:val="false"/>
+                <w:sz w:val="16"/>
+                <w:szCs w:val="16"/>
+              </w:rPr>
+              <w:t xml:space="preserve">. Taps are blocked automatically while a UI panel covers the board</w:t>
             </w:r>
           </w:p>
         </w:tc>
@@ -6657,18 +6701,7 @@
                 <w:sz w:val="16"/>
                 <w:szCs w:val="16"/>
               </w:rPr>
-              <w:t xml:space="preserve">Climate change sent to </w:t>
-            </w:r>
-            <w:r>
-              <w:rPr>
-                <w:rFonts w:ascii="Consolas" w:cs="Consolas" w:eastAsia="Consolas" w:hAnsi="Consolas"/>
-                <w:b w:val="false"/>
-                <w:bCs w:val="false"/>
-                <w:color w:val="0D47A1"/>
-                <w:sz w:val="15"/>
-                <w:szCs w:val="15"/>
-              </w:rPr>
-              <w:t xml:space="preserve">TemperatureSystem.cs</w:t>
+              <w:t xml:space="preserve">Deploy request with the lane number</w:t>
             </w:r>
           </w:p>
         </w:tc>
@@ -6703,39 +6736,7 @@
                 <w:sz w:val="15"/>
                 <w:szCs w:val="15"/>
               </w:rPr>
-              <w:t xml:space="preserve">TemperatureSystem.cs</w:t>
-            </w:r>
-          </w:p>
-          <w:p>
-            <w:pPr>
-              <w:spacing w:after="20" w:line="240"/>
-            </w:pPr>
-            <w:r>
-              <w:rPr>
-                <w:rFonts w:ascii="Consolas" w:cs="Consolas" w:eastAsia="Consolas" w:hAnsi="Consolas"/>
-                <w:b w:val="false"/>
-                <w:bCs w:val="false"/>
-                <w:color w:val="0D47A1"/>
-                <w:sz w:val="15"/>
-                <w:szCs w:val="15"/>
-              </w:rPr>
-              <w:t xml:space="preserve">LevelData.cs</w:t>
-            </w:r>
-          </w:p>
-          <w:p>
-            <w:pPr>
-              <w:spacing w:after="20" w:line="240"/>
-            </w:pPr>
-            <w:r>
-              <w:rPr>
-                <w:rFonts w:ascii="Consolas" w:cs="Consolas" w:eastAsia="Consolas" w:hAnsi="Consolas"/>
-                <w:b w:val="false"/>
-                <w:bCs w:val="false"/>
-                <w:color w:val="0D47A1"/>
-                <w:sz w:val="15"/>
-                <w:szCs w:val="15"/>
-              </w:rPr>
-              <w:t xml:space="preserve">UIManager.cs</w:t>
+              <w:t xml:space="preserve">DeploySystem.cs</w:t>
             </w:r>
           </w:p>
         </w:tc>
@@ -6774,7 +6775,7 @@
                 <w:sz w:val="16"/>
                 <w:szCs w:val="16"/>
               </w:rPr>
-              <w:t xml:space="preserve">DeploySystem.cs</w:t>
+              <w:t xml:space="preserve">IsoBoardLayout.cs</w:t>
             </w:r>
           </w:p>
           <w:p>
@@ -6822,7 +6823,7 @@
                 <w:sz w:val="16"/>
                 <w:szCs w:val="16"/>
               </w:rPr>
-              <w:t xml:space="preserve">Places ally units on the board</w:t>
+              <w:t xml:space="preserve">Converts between board positions and screen positions</w:t>
             </w:r>
           </w:p>
         </w:tc>
@@ -6855,39 +6856,7 @@
                 <w:sz w:val="16"/>
                 <w:szCs w:val="16"/>
               </w:rPr>
-              <w:t xml:space="preserve">Selected unit from </w:t>
-            </w:r>
-            <w:r>
-              <w:rPr>
-                <w:rFonts w:ascii="Consolas" w:cs="Consolas" w:eastAsia="Consolas" w:hAnsi="Consolas"/>
-                <w:b w:val="false"/>
-                <w:bCs w:val="false"/>
-                <w:color w:val="0D47A1"/>
-                <w:sz w:val="15"/>
-                <w:szCs w:val="15"/>
-              </w:rPr>
-              <w:t xml:space="preserve">DeployCard.cs</w:t>
-            </w:r>
-            <w:r>
-              <w:rPr>
-                <w:rFonts w:ascii="Arial" w:cs="Arial" w:eastAsia="Arial" w:hAnsi="Arial"/>
-                <w:b w:val="false"/>
-                <w:bCs w:val="false"/>
-                <w:sz w:val="16"/>
-                <w:szCs w:val="16"/>
-              </w:rPr>
-              <w:t xml:space="preserve">; lane from </w:t>
-            </w:r>
-            <w:r>
-              <w:rPr>
-                <w:rFonts w:ascii="Consolas" w:cs="Consolas" w:eastAsia="Consolas" w:hAnsi="Consolas"/>
-                <w:b w:val="false"/>
-                <w:bCs w:val="false"/>
-                <w:color w:val="0D47A1"/>
-                <w:sz w:val="15"/>
-                <w:szCs w:val="15"/>
-              </w:rPr>
-              <w:t xml:space="preserve">BoardSlot.cs</w:t>
+              <w:t xml:space="preserve">Lane and slot index, or a world point</w:t>
             </w:r>
           </w:p>
         </w:tc>
@@ -6920,70 +6889,7 @@
                 <w:sz w:val="16"/>
                 <w:szCs w:val="16"/>
               </w:rPr>
-              <w:t xml:space="preserve">Rejects the deploy if the player cannot act, no unit is selected, or the slot is taken. Otherwise asks </w:t>
-            </w:r>
-            <w:r>
-              <w:rPr>
-                <w:rFonts w:ascii="Consolas" w:cs="Consolas" w:eastAsia="Consolas" w:hAnsi="Consolas"/>
-                <w:b w:val="false"/>
-                <w:bCs w:val="false"/>
-                <w:color w:val="0D47A1"/>
-                <w:sz w:val="15"/>
-                <w:szCs w:val="15"/>
-              </w:rPr>
-              <w:t xml:space="preserve">OxygenPointSystem.cs</w:t>
-            </w:r>
-            <w:r>
-              <w:rPr>
-                <w:rFonts w:ascii="Arial" w:cs="Arial" w:eastAsia="Arial" w:hAnsi="Arial"/>
-                <w:b w:val="false"/>
-                <w:bCs w:val="false"/>
-                <w:sz w:val="16"/>
-                <w:szCs w:val="16"/>
-              </w:rPr>
-              <w:t xml:space="preserve"> to spend the unit's OP cost, then has </w:t>
-            </w:r>
-            <w:r>
-              <w:rPr>
-                <w:rFonts w:ascii="Consolas" w:cs="Consolas" w:eastAsia="Consolas" w:hAnsi="Consolas"/>
-                <w:b w:val="false"/>
-                <w:bCs w:val="false"/>
-                <w:color w:val="0D47A1"/>
-                <w:sz w:val="15"/>
-                <w:szCs w:val="15"/>
-              </w:rPr>
-              <w:t xml:space="preserve">UnitFactory.cs</w:t>
-            </w:r>
-            <w:r>
-              <w:rPr>
-                <w:rFonts w:ascii="Arial" w:cs="Arial" w:eastAsia="Arial" w:hAnsi="Arial"/>
-                <w:b w:val="false"/>
-                <w:bCs w:val="false"/>
-                <w:sz w:val="16"/>
-                <w:szCs w:val="16"/>
-              </w:rPr>
-              <w:t xml:space="preserve"> build the unit and </w:t>
-            </w:r>
-            <w:r>
-              <w:rPr>
-                <w:rFonts w:ascii="Consolas" w:cs="Consolas" w:eastAsia="Consolas" w:hAnsi="Consolas"/>
-                <w:b w:val="false"/>
-                <w:bCs w:val="false"/>
-                <w:color w:val="0D47A1"/>
-                <w:sz w:val="15"/>
-                <w:szCs w:val="15"/>
-              </w:rPr>
-              <w:t xml:space="preserve">GridManager.cs</w:t>
-            </w:r>
-            <w:r>
-              <w:rPr>
-                <w:rFonts w:ascii="Arial" w:cs="Arial" w:eastAsia="Arial" w:hAnsi="Arial"/>
-                <w:b w:val="false"/>
-                <w:bCs w:val="false"/>
-                <w:sz w:val="16"/>
-                <w:szCs w:val="16"/>
-              </w:rPr>
-              <w:t xml:space="preserve"> record it. Explains each refusal (no unit selected, slot taken, not enough OP) with a message; taps while a turn is resolving are ignored</w:t>
+              <w:t xml:space="preserve">Applies the 2:1 isometric formulas for the 1344 × 576 px Baguio board art (64 pixels per unit); returns slot positions and the draw order so nearer units appear in front (no stored state)</w:t>
             </w:r>
           </w:p>
         </w:tc>
@@ -7016,49 +6922,7 @@
                 <w:sz w:val="16"/>
                 <w:szCs w:val="16"/>
               </w:rPr>
-              <w:t xml:space="preserve">New ally unit; </w:t>
-            </w:r>
-            <w:r>
-              <w:rPr>
-                <w:rFonts w:ascii="Consolas" w:cs="Consolas" w:eastAsia="Consolas" w:hAnsi="Consolas"/>
-                <w:b w:val="false"/>
-                <w:bCs w:val="false"/>
-                <w:color w:val="0D47A1"/>
-                <w:sz w:val="15"/>
-                <w:szCs w:val="15"/>
-              </w:rPr>
-              <w:t xml:space="preserve">Deployed</w:t>
-            </w:r>
-            <w:r>
-              <w:rPr>
-                <w:rFonts w:ascii="Arial" w:cs="Arial" w:eastAsia="Arial" w:hAnsi="Arial"/>
-                <w:b w:val="false"/>
-                <w:bCs w:val="false"/>
-                <w:sz w:val="16"/>
-                <w:szCs w:val="16"/>
-              </w:rPr>
-              <w:t xml:space="preserve"> / </w:t>
-            </w:r>
-            <w:r>
-              <w:rPr>
-                <w:rFonts w:ascii="Consolas" w:cs="Consolas" w:eastAsia="Consolas" w:hAnsi="Consolas"/>
-                <w:b w:val="false"/>
-                <w:bCs w:val="false"/>
-                <w:color w:val="0D47A1"/>
-                <w:sz w:val="15"/>
-                <w:szCs w:val="15"/>
-              </w:rPr>
-              <w:t xml:space="preserve">SelectionChanged</w:t>
-            </w:r>
-            <w:r>
-              <w:rPr>
-                <w:rFonts w:ascii="Arial" w:cs="Arial" w:eastAsia="Arial" w:hAnsi="Arial"/>
-                <w:b w:val="false"/>
-                <w:bCs w:val="false"/>
-                <w:sz w:val="16"/>
-                <w:szCs w:val="16"/>
-              </w:rPr>
-              <w:t xml:space="preserve"> events; refusal message</w:t>
+              <w:t xml:space="preserve">World position; lane / cell; sorting order</w:t>
             </w:r>
           </w:p>
         </w:tc>
@@ -7085,62 +6949,13 @@
             </w:pPr>
             <w:r>
               <w:rPr>
-                <w:rFonts w:ascii="Consolas" w:cs="Consolas" w:eastAsia="Consolas" w:hAnsi="Consolas"/>
-                <w:b w:val="false"/>
-                <w:bCs w:val="false"/>
-                <w:color w:val="0D47A1"/>
-                <w:sz w:val="15"/>
-                <w:szCs w:val="15"/>
-              </w:rPr>
-              <w:t xml:space="preserve">GridManager.cs</w:t>
-            </w:r>
-          </w:p>
-          <w:p>
-            <w:pPr>
-              <w:spacing w:after="20" w:line="240"/>
-            </w:pPr>
-            <w:r>
-              <w:rPr>
-                <w:rFonts w:ascii="Consolas" w:cs="Consolas" w:eastAsia="Consolas" w:hAnsi="Consolas"/>
-                <w:b w:val="false"/>
-                <w:bCs w:val="false"/>
-                <w:color w:val="0D47A1"/>
-                <w:sz w:val="15"/>
-                <w:szCs w:val="15"/>
-              </w:rPr>
-              <w:t xml:space="preserve">OxygenPointSystem.cs</w:t>
-            </w:r>
-          </w:p>
-          <w:p>
-            <w:pPr>
-              <w:spacing w:after="20" w:line="240"/>
-            </w:pPr>
-            <w:r>
-              <w:rPr>
-                <w:rFonts w:ascii="Consolas" w:cs="Consolas" w:eastAsia="Consolas" w:hAnsi="Consolas"/>
-                <w:b w:val="false"/>
-                <w:bCs w:val="false"/>
-                <w:color w:val="0D47A1"/>
-                <w:sz w:val="15"/>
-                <w:szCs w:val="15"/>
-              </w:rPr>
-              <w:t xml:space="preserve">UnitFactory.cs</w:t>
-            </w:r>
-          </w:p>
-          <w:p>
-            <w:pPr>
-              <w:spacing w:after="20" w:line="240"/>
-            </w:pPr>
-            <w:r>
-              <w:rPr>
-                <w:rFonts w:ascii="Consolas" w:cs="Consolas" w:eastAsia="Consolas" w:hAnsi="Consolas"/>
-                <w:b w:val="false"/>
-                <w:bCs w:val="false"/>
-                <w:color w:val="0D47A1"/>
-                <w:sz w:val="15"/>
-                <w:szCs w:val="15"/>
-              </w:rPr>
-              <w:t xml:space="preserve">UIManager.cs</w:t>
+                <w:rFonts w:ascii="Arial" w:cs="Arial" w:eastAsia="Arial" w:hAnsi="Arial"/>
+                <w:b w:val="false"/>
+                <w:bCs w:val="false"/>
+                <w:sz w:val="16"/>
+                <w:szCs w:val="16"/>
+              </w:rPr>
+              <w:t xml:space="preserve">None (static helper)</w:t>
             </w:r>
           </w:p>
         </w:tc>
@@ -7180,7 +6995,7 @@
                 <w:sz w:val="16"/>
                 <w:szCs w:val="16"/>
               </w:rPr>
-              <w:t xml:space="preserve">UnitFactory.cs</w:t>
+              <w:t xml:space="preserve">LaneController.cs</w:t>
             </w:r>
           </w:p>
           <w:p>
@@ -7229,7 +7044,7 @@
                 <w:sz w:val="16"/>
                 <w:szCs w:val="16"/>
               </w:rPr>
-              <w:t xml:space="preserve">Builds unit objects at runtime</w:t>
+              <w:t xml:space="preserve">Decides the climate result of each attack</w:t>
             </w:r>
           </w:p>
         </w:tc>
@@ -7257,24 +7072,24 @@
             </w:pPr>
             <w:r>
               <w:rPr>
-                <w:rFonts w:ascii="Consolas" w:cs="Consolas" w:eastAsia="Consolas" w:hAnsi="Consolas"/>
-                <w:b w:val="false"/>
-                <w:bCs w:val="false"/>
-                <w:color w:val="0D47A1"/>
-                <w:sz w:val="15"/>
-                <w:szCs w:val="15"/>
-              </w:rPr>
-              <w:t xml:space="preserve">UnitData</w:t>
-            </w:r>
-            <w:r>
-              <w:rPr>
-                <w:rFonts w:ascii="Arial" w:cs="Arial" w:eastAsia="Arial" w:hAnsi="Arial"/>
-                <w:b w:val="false"/>
-                <w:bCs w:val="false"/>
-                <w:sz w:val="16"/>
-                <w:szCs w:val="16"/>
-              </w:rPr>
-              <w:t xml:space="preserve">, lane and max HP</w:t>
+                <w:rFonts w:ascii="Arial" w:cs="Arial" w:eastAsia="Arial" w:hAnsi="Arial"/>
+                <w:b w:val="false"/>
+                <w:bCs w:val="false"/>
+                <w:sz w:val="16"/>
+                <w:szCs w:val="16"/>
+              </w:rPr>
+              <w:t xml:space="preserve">Attack with no target, reported by </w:t>
+            </w:r>
+            <w:r>
+              <w:rPr>
+                <w:rFonts w:ascii="Consolas" w:cs="Consolas" w:eastAsia="Consolas" w:hAnsi="Consolas"/>
+                <w:b w:val="false"/>
+                <w:bCs w:val="false"/>
+                <w:color w:val="0D47A1"/>
+                <w:sz w:val="15"/>
+                <w:szCs w:val="15"/>
+              </w:rPr>
+              <w:t xml:space="preserve">TurnManager.cs</w:t>
             </w:r>
           </w:p>
         </w:tc>
@@ -7308,28 +7123,89 @@
                 <w:sz w:val="16"/>
                 <w:szCs w:val="16"/>
               </w:rPr>
-              <w:t xml:space="preserve">Creates the sprite (with the elite tint), Animator (Idle, Attack, Hurt), shadow and health bar at the lane's slot; enemies face left. </w:t>
-            </w:r>
-            <w:r>
-              <w:rPr>
-                <w:rFonts w:ascii="Consolas" w:cs="Consolas" w:eastAsia="Consolas" w:hAnsi="Consolas"/>
-                <w:b w:val="false"/>
-                <w:bCs w:val="false"/>
-                <w:color w:val="0D47A1"/>
-                <w:sz w:val="15"/>
-                <w:szCs w:val="15"/>
-              </w:rPr>
-              <w:t xml:space="preserve">SpawnBoss</w:t>
-            </w:r>
-            <w:r>
-              <w:rPr>
-                <w:rFonts w:ascii="Arial" w:cs="Arial" w:eastAsia="Arial" w:hAnsi="Arial"/>
-                <w:b w:val="false"/>
-                <w:bCs w:val="false"/>
-                <w:sz w:val="16"/>
-                <w:szCs w:val="16"/>
-              </w:rPr>
-              <w:t xml:space="preserve"> builds the large boss sprite over the enemy half (scale 1.25) with no world health bar</w:t>
+              <w:t xml:space="preserve">An enemy attacking an undefended lane adds </w:t>
+            </w:r>
+            <w:r>
+              <w:rPr>
+                <w:rFonts w:ascii="Arial" w:cs="Arial" w:eastAsia="Arial" w:hAnsi="Arial"/>
+                <w:b/>
+                <w:bCs/>
+                <w:sz w:val="16"/>
+                <w:szCs w:val="16"/>
+              </w:rPr>
+              <w:t xml:space="preserve">+0.10 °C</w:t>
+            </w:r>
+            <w:r>
+              <w:rPr>
+                <w:rFonts w:ascii="Arial" w:cs="Arial" w:eastAsia="Arial" w:hAnsi="Arial"/>
+                <w:b w:val="false"/>
+                <w:bCs w:val="false"/>
+                <w:sz w:val="16"/>
+                <w:szCs w:val="16"/>
+              </w:rPr>
+              <w:t xml:space="preserve">; allies attacking empty lanes remove </w:t>
+            </w:r>
+            <w:r>
+              <w:rPr>
+                <w:rFonts w:ascii="Arial" w:cs="Arial" w:eastAsia="Arial" w:hAnsi="Arial"/>
+                <w:b/>
+                <w:bCs/>
+                <w:sz w:val="16"/>
+                <w:szCs w:val="16"/>
+              </w:rPr>
+              <w:t xml:space="preserve">0.05 °C</w:t>
+            </w:r>
+            <w:r>
+              <w:rPr>
+                <w:rFonts w:ascii="Arial" w:cs="Arial" w:eastAsia="Arial" w:hAnsi="Arial"/>
+                <w:b w:val="false"/>
+                <w:bCs w:val="false"/>
+                <w:sz w:val="16"/>
+                <w:szCs w:val="16"/>
+              </w:rPr>
+              <w:t xml:space="preserve">, counted at most once per ally phase (</w:t>
+            </w:r>
+            <w:r>
+              <w:rPr>
+                <w:rFonts w:ascii="Consolas" w:cs="Consolas" w:eastAsia="Consolas" w:hAnsi="Consolas"/>
+                <w:b w:val="false"/>
+                <w:bCs w:val="false"/>
+                <w:color w:val="0D47A1"/>
+                <w:sz w:val="15"/>
+                <w:szCs w:val="15"/>
+              </w:rPr>
+              <w:t xml:space="preserve">BeginAllyPhase()</w:t>
+            </w:r>
+            <w:r>
+              <w:rPr>
+                <w:rFonts w:ascii="Arial" w:cs="Arial" w:eastAsia="Arial" w:hAnsi="Arial"/>
+                <w:b w:val="false"/>
+                <w:bCs w:val="false"/>
+                <w:sz w:val="16"/>
+                <w:szCs w:val="16"/>
+              </w:rPr>
+              <w:t xml:space="preserve"> resets it) (values from </w:t>
+            </w:r>
+            <w:r>
+              <w:rPr>
+                <w:rFonts w:ascii="Consolas" w:cs="Consolas" w:eastAsia="Consolas" w:hAnsi="Consolas"/>
+                <w:b w:val="false"/>
+                <w:bCs w:val="false"/>
+                <w:color w:val="0D47A1"/>
+                <w:sz w:val="15"/>
+                <w:szCs w:val="15"/>
+              </w:rPr>
+              <w:t xml:space="preserve">LevelData</w:t>
+            </w:r>
+            <w:r>
+              <w:rPr>
+                <w:rFonts w:ascii="Arial" w:cs="Arial" w:eastAsia="Arial" w:hAnsi="Arial"/>
+                <w:b w:val="false"/>
+                <w:bCs w:val="false"/>
+                <w:sz w:val="16"/>
+                <w:szCs w:val="16"/>
+              </w:rPr>
+              <w:t xml:space="preserve">). Shows the floating °C text and flashes the temperature bar on heating (stores no board state)</w:t>
             </w:r>
           </w:p>
         </w:tc>
@@ -7363,60 +7239,18 @@
                 <w:sz w:val="16"/>
                 <w:szCs w:val="16"/>
               </w:rPr>
-              <w:t xml:space="preserve">A ready </w:t>
-            </w:r>
-            <w:r>
-              <w:rPr>
-                <w:rFonts w:ascii="Consolas" w:cs="Consolas" w:eastAsia="Consolas" w:hAnsi="Consolas"/>
-                <w:b w:val="false"/>
-                <w:bCs w:val="false"/>
-                <w:color w:val="0D47A1"/>
-                <w:sz w:val="15"/>
-                <w:szCs w:val="15"/>
-              </w:rPr>
-              <w:t xml:space="preserve">AllyUnit</w:t>
-            </w:r>
-            <w:r>
-              <w:rPr>
-                <w:rFonts w:ascii="Arial" w:cs="Arial" w:eastAsia="Arial" w:hAnsi="Arial"/>
-                <w:b w:val="false"/>
-                <w:bCs w:val="false"/>
-                <w:sz w:val="16"/>
-                <w:szCs w:val="16"/>
-              </w:rPr>
-              <w:t xml:space="preserve">, </w:t>
-            </w:r>
-            <w:r>
-              <w:rPr>
-                <w:rFonts w:ascii="Consolas" w:cs="Consolas" w:eastAsia="Consolas" w:hAnsi="Consolas"/>
-                <w:b w:val="false"/>
-                <w:bCs w:val="false"/>
-                <w:color w:val="0D47A1"/>
-                <w:sz w:val="15"/>
-                <w:szCs w:val="15"/>
-              </w:rPr>
-              <w:t xml:space="preserve">EnemyUnit</w:t>
-            </w:r>
-            <w:r>
-              <w:rPr>
-                <w:rFonts w:ascii="Arial" w:cs="Arial" w:eastAsia="Arial" w:hAnsi="Arial"/>
-                <w:b w:val="false"/>
-                <w:bCs w:val="false"/>
-                <w:sz w:val="16"/>
-                <w:szCs w:val="16"/>
-              </w:rPr>
-              <w:t xml:space="preserve"> or </w:t>
-            </w:r>
-            <w:r>
-              <w:rPr>
-                <w:rFonts w:ascii="Consolas" w:cs="Consolas" w:eastAsia="Consolas" w:hAnsi="Consolas"/>
-                <w:b w:val="false"/>
-                <w:bCs w:val="false"/>
-                <w:color w:val="0D47A1"/>
-                <w:sz w:val="15"/>
-                <w:szCs w:val="15"/>
-              </w:rPr>
-              <w:t xml:space="preserve">BossUnit</w:t>
+              <w:t xml:space="preserve">Climate change sent to </w:t>
+            </w:r>
+            <w:r>
+              <w:rPr>
+                <w:rFonts w:ascii="Consolas" w:cs="Consolas" w:eastAsia="Consolas" w:hAnsi="Consolas"/>
+                <w:b w:val="false"/>
+                <w:bCs w:val="false"/>
+                <w:color w:val="0D47A1"/>
+                <w:sz w:val="15"/>
+                <w:szCs w:val="15"/>
+              </w:rPr>
+              <w:t xml:space="preserve">TemperatureSystem.cs</w:t>
             </w:r>
           </w:p>
         </w:tc>
@@ -7451,23 +7285,39 @@
                 <w:sz w:val="15"/>
                 <w:szCs w:val="15"/>
               </w:rPr>
-              <w:t xml:space="preserve">UnitData.cs</w:t>
-            </w:r>
-          </w:p>
-          <w:p>
-            <w:pPr>
-              <w:spacing w:after="20" w:line="240"/>
-            </w:pPr>
-            <w:r>
-              <w:rPr>
-                <w:rFonts w:ascii="Consolas" w:cs="Consolas" w:eastAsia="Consolas" w:hAnsi="Consolas"/>
-                <w:b w:val="false"/>
-                <w:bCs w:val="false"/>
-                <w:color w:val="0D47A1"/>
-                <w:sz w:val="15"/>
-                <w:szCs w:val="15"/>
-              </w:rPr>
-              <w:t xml:space="preserve">IsoBoardLayout.cs</w:t>
+              <w:t xml:space="preserve">TemperatureSystem.cs</w:t>
+            </w:r>
+          </w:p>
+          <w:p>
+            <w:pPr>
+              <w:spacing w:after="20" w:line="240"/>
+            </w:pPr>
+            <w:r>
+              <w:rPr>
+                <w:rFonts w:ascii="Consolas" w:cs="Consolas" w:eastAsia="Consolas" w:hAnsi="Consolas"/>
+                <w:b w:val="false"/>
+                <w:bCs w:val="false"/>
+                <w:color w:val="0D47A1"/>
+                <w:sz w:val="15"/>
+                <w:szCs w:val="15"/>
+              </w:rPr>
+              <w:t xml:space="preserve">LevelData.cs</w:t>
+            </w:r>
+          </w:p>
+          <w:p>
+            <w:pPr>
+              <w:spacing w:after="20" w:line="240"/>
+            </w:pPr>
+            <w:r>
+              <w:rPr>
+                <w:rFonts w:ascii="Consolas" w:cs="Consolas" w:eastAsia="Consolas" w:hAnsi="Consolas"/>
+                <w:b w:val="false"/>
+                <w:bCs w:val="false"/>
+                <w:color w:val="0D47A1"/>
+                <w:sz w:val="15"/>
+                <w:szCs w:val="15"/>
+              </w:rPr>
+              <w:t xml:space="preserve">UIManager.cs</w:t>
             </w:r>
           </w:p>
         </w:tc>
@@ -7506,7 +7356,7 @@
                 <w:sz w:val="16"/>
                 <w:szCs w:val="16"/>
               </w:rPr>
-              <w:t xml:space="preserve">UnitBase.cs</w:t>
+              <w:t xml:space="preserve">DeploySystem.cs</w:t>
             </w:r>
           </w:p>
           <w:p>
@@ -7554,7 +7404,7 @@
                 <w:sz w:val="16"/>
                 <w:szCs w:val="16"/>
               </w:rPr>
-              <w:t xml:space="preserve">Holds the stats and animation shared by every unit</w:t>
+              <w:t xml:space="preserve">Places ally units on the board</w:t>
             </w:r>
           </w:p>
         </w:tc>
@@ -7581,24 +7431,45 @@
             </w:pPr>
             <w:r>
               <w:rPr>
-                <w:rFonts w:ascii="Consolas" w:cs="Consolas" w:eastAsia="Consolas" w:hAnsi="Consolas"/>
-                <w:b w:val="false"/>
-                <w:bCs w:val="false"/>
-                <w:color w:val="0D47A1"/>
-                <w:sz w:val="15"/>
-                <w:szCs w:val="15"/>
-              </w:rPr>
-              <w:t xml:space="preserve">UnitData</w:t>
-            </w:r>
-            <w:r>
-              <w:rPr>
-                <w:rFonts w:ascii="Arial" w:cs="Arial" w:eastAsia="Arial" w:hAnsi="Arial"/>
-                <w:b w:val="false"/>
-                <w:bCs w:val="false"/>
-                <w:sz w:val="16"/>
-                <w:szCs w:val="16"/>
-              </w:rPr>
-              <w:t xml:space="preserve"> stats; incoming damage</w:t>
+                <w:rFonts w:ascii="Arial" w:cs="Arial" w:eastAsia="Arial" w:hAnsi="Arial"/>
+                <w:b w:val="false"/>
+                <w:bCs w:val="false"/>
+                <w:sz w:val="16"/>
+                <w:szCs w:val="16"/>
+              </w:rPr>
+              <w:t xml:space="preserve">Selected unit from </w:t>
+            </w:r>
+            <w:r>
+              <w:rPr>
+                <w:rFonts w:ascii="Consolas" w:cs="Consolas" w:eastAsia="Consolas" w:hAnsi="Consolas"/>
+                <w:b w:val="false"/>
+                <w:bCs w:val="false"/>
+                <w:color w:val="0D47A1"/>
+                <w:sz w:val="15"/>
+                <w:szCs w:val="15"/>
+              </w:rPr>
+              <w:t xml:space="preserve">DeployCard.cs</w:t>
+            </w:r>
+            <w:r>
+              <w:rPr>
+                <w:rFonts w:ascii="Arial" w:cs="Arial" w:eastAsia="Arial" w:hAnsi="Arial"/>
+                <w:b w:val="false"/>
+                <w:bCs w:val="false"/>
+                <w:sz w:val="16"/>
+                <w:szCs w:val="16"/>
+              </w:rPr>
+              <w:t xml:space="preserve">; lane from </w:t>
+            </w:r>
+            <w:r>
+              <w:rPr>
+                <w:rFonts w:ascii="Consolas" w:cs="Consolas" w:eastAsia="Consolas" w:hAnsi="Consolas"/>
+                <w:b w:val="false"/>
+                <w:bCs w:val="false"/>
+                <w:color w:val="0D47A1"/>
+                <w:sz w:val="15"/>
+                <w:szCs w:val="15"/>
+              </w:rPr>
+              <w:t xml:space="preserve">BoardSlot.cs</w:t>
             </w:r>
           </w:p>
         </w:tc>
@@ -7631,49 +7502,70 @@
                 <w:sz w:val="16"/>
                 <w:szCs w:val="16"/>
               </w:rPr>
-              <w:t xml:space="preserve">Stores HP, damage and lane. Attack: plays the Attack animation and lands the hit at frame 6 of 12 (0.43 s). Damage: plays Hurt, updates the health bar, raises </w:t>
-            </w:r>
-            <w:r>
-              <w:rPr>
-                <w:rFonts w:ascii="Consolas" w:cs="Consolas" w:eastAsia="Consolas" w:hAnsi="Consolas"/>
-                <w:b w:val="false"/>
-                <w:bCs w:val="false"/>
-                <w:color w:val="0D47A1"/>
-                <w:sz w:val="15"/>
-                <w:szCs w:val="15"/>
-              </w:rPr>
-              <w:t xml:space="preserve">Damaged</w:t>
-            </w:r>
-            <w:r>
-              <w:rPr>
-                <w:rFonts w:ascii="Arial" w:cs="Arial" w:eastAsia="Arial" w:hAnsi="Arial"/>
-                <w:b w:val="false"/>
-                <w:bCs w:val="false"/>
-                <w:sz w:val="16"/>
-                <w:szCs w:val="16"/>
-              </w:rPr>
-              <w:t xml:space="preserve"> and fades the unit out at 0 HP. </w:t>
-            </w:r>
-            <w:r>
-              <w:rPr>
-                <w:rFonts w:ascii="Consolas" w:cs="Consolas" w:eastAsia="Consolas" w:hAnsi="Consolas"/>
-                <w:b w:val="false"/>
-                <w:bCs w:val="false"/>
-                <w:color w:val="0D47A1"/>
-                <w:sz w:val="15"/>
-                <w:szCs w:val="15"/>
-              </w:rPr>
-              <w:t xml:space="preserve">SetHp</w:t>
-            </w:r>
-            <w:r>
-              <w:rPr>
-                <w:rFonts w:ascii="Arial" w:cs="Arial" w:eastAsia="Arial" w:hAnsi="Arial"/>
-                <w:b w:val="false"/>
-                <w:bCs w:val="false"/>
-                <w:sz w:val="16"/>
-                <w:szCs w:val="16"/>
-              </w:rPr>
-              <w:t xml:space="preserve"> restores HP from a saved game</w:t>
+              <w:t xml:space="preserve">Rejects the deploy if the player cannot act, no unit is selected, or the slot is taken. Otherwise asks </w:t>
+            </w:r>
+            <w:r>
+              <w:rPr>
+                <w:rFonts w:ascii="Consolas" w:cs="Consolas" w:eastAsia="Consolas" w:hAnsi="Consolas"/>
+                <w:b w:val="false"/>
+                <w:bCs w:val="false"/>
+                <w:color w:val="0D47A1"/>
+                <w:sz w:val="15"/>
+                <w:szCs w:val="15"/>
+              </w:rPr>
+              <w:t xml:space="preserve">OxygenPointSystem.cs</w:t>
+            </w:r>
+            <w:r>
+              <w:rPr>
+                <w:rFonts w:ascii="Arial" w:cs="Arial" w:eastAsia="Arial" w:hAnsi="Arial"/>
+                <w:b w:val="false"/>
+                <w:bCs w:val="false"/>
+                <w:sz w:val="16"/>
+                <w:szCs w:val="16"/>
+              </w:rPr>
+              <w:t xml:space="preserve"> to spend the unit's OP cost, then has </w:t>
+            </w:r>
+            <w:r>
+              <w:rPr>
+                <w:rFonts w:ascii="Consolas" w:cs="Consolas" w:eastAsia="Consolas" w:hAnsi="Consolas"/>
+                <w:b w:val="false"/>
+                <w:bCs w:val="false"/>
+                <w:color w:val="0D47A1"/>
+                <w:sz w:val="15"/>
+                <w:szCs w:val="15"/>
+              </w:rPr>
+              <w:t xml:space="preserve">UnitFactory.cs</w:t>
+            </w:r>
+            <w:r>
+              <w:rPr>
+                <w:rFonts w:ascii="Arial" w:cs="Arial" w:eastAsia="Arial" w:hAnsi="Arial"/>
+                <w:b w:val="false"/>
+                <w:bCs w:val="false"/>
+                <w:sz w:val="16"/>
+                <w:szCs w:val="16"/>
+              </w:rPr>
+              <w:t xml:space="preserve"> build the unit and </w:t>
+            </w:r>
+            <w:r>
+              <w:rPr>
+                <w:rFonts w:ascii="Consolas" w:cs="Consolas" w:eastAsia="Consolas" w:hAnsi="Consolas"/>
+                <w:b w:val="false"/>
+                <w:bCs w:val="false"/>
+                <w:color w:val="0D47A1"/>
+                <w:sz w:val="15"/>
+                <w:szCs w:val="15"/>
+              </w:rPr>
+              <w:t xml:space="preserve">GridManager.cs</w:t>
+            </w:r>
+            <w:r>
+              <w:rPr>
+                <w:rFonts w:ascii="Arial" w:cs="Arial" w:eastAsia="Arial" w:hAnsi="Arial"/>
+                <w:b w:val="false"/>
+                <w:bCs w:val="false"/>
+                <w:sz w:val="16"/>
+                <w:szCs w:val="16"/>
+              </w:rPr>
+              <w:t xml:space="preserve"> record it. Explains each refusal (no unit selected, slot taken, not enough OP) with a message; taps while a turn is resolving are ignored</w:t>
             </w:r>
           </w:p>
         </w:tc>
@@ -7706,7 +7598,49 @@
                 <w:sz w:val="16"/>
                 <w:szCs w:val="16"/>
               </w:rPr>
-              <w:t xml:space="preserve">Hit timing; HP; dead / alive</w:t>
+              <w:t xml:space="preserve">New ally unit; </w:t>
+            </w:r>
+            <w:r>
+              <w:rPr>
+                <w:rFonts w:ascii="Consolas" w:cs="Consolas" w:eastAsia="Consolas" w:hAnsi="Consolas"/>
+                <w:b w:val="false"/>
+                <w:bCs w:val="false"/>
+                <w:color w:val="0D47A1"/>
+                <w:sz w:val="15"/>
+                <w:szCs w:val="15"/>
+              </w:rPr>
+              <w:t xml:space="preserve">Deployed</w:t>
+            </w:r>
+            <w:r>
+              <w:rPr>
+                <w:rFonts w:ascii="Arial" w:cs="Arial" w:eastAsia="Arial" w:hAnsi="Arial"/>
+                <w:b w:val="false"/>
+                <w:bCs w:val="false"/>
+                <w:sz w:val="16"/>
+                <w:szCs w:val="16"/>
+              </w:rPr>
+              <w:t xml:space="preserve"> / </w:t>
+            </w:r>
+            <w:r>
+              <w:rPr>
+                <w:rFonts w:ascii="Consolas" w:cs="Consolas" w:eastAsia="Consolas" w:hAnsi="Consolas"/>
+                <w:b w:val="false"/>
+                <w:bCs w:val="false"/>
+                <w:color w:val="0D47A1"/>
+                <w:sz w:val="15"/>
+                <w:szCs w:val="15"/>
+              </w:rPr>
+              <w:t xml:space="preserve">SelectionChanged</w:t>
+            </w:r>
+            <w:r>
+              <w:rPr>
+                <w:rFonts w:ascii="Arial" w:cs="Arial" w:eastAsia="Arial" w:hAnsi="Arial"/>
+                <w:b w:val="false"/>
+                <w:bCs w:val="false"/>
+                <w:sz w:val="16"/>
+                <w:szCs w:val="16"/>
+              </w:rPr>
+              <w:t xml:space="preserve"> events; refusal message</w:t>
             </w:r>
           </w:p>
         </w:tc>
@@ -7740,7 +7674,55 @@
                 <w:sz w:val="15"/>
                 <w:szCs w:val="15"/>
               </w:rPr>
-              <w:t xml:space="preserve">UnitData.cs</w:t>
+              <w:t xml:space="preserve">GridManager.cs</w:t>
+            </w:r>
+          </w:p>
+          <w:p>
+            <w:pPr>
+              <w:spacing w:after="20" w:line="240"/>
+            </w:pPr>
+            <w:r>
+              <w:rPr>
+                <w:rFonts w:ascii="Consolas" w:cs="Consolas" w:eastAsia="Consolas" w:hAnsi="Consolas"/>
+                <w:b w:val="false"/>
+                <w:bCs w:val="false"/>
+                <w:color w:val="0D47A1"/>
+                <w:sz w:val="15"/>
+                <w:szCs w:val="15"/>
+              </w:rPr>
+              <w:t xml:space="preserve">OxygenPointSystem.cs</w:t>
+            </w:r>
+          </w:p>
+          <w:p>
+            <w:pPr>
+              <w:spacing w:after="20" w:line="240"/>
+            </w:pPr>
+            <w:r>
+              <w:rPr>
+                <w:rFonts w:ascii="Consolas" w:cs="Consolas" w:eastAsia="Consolas" w:hAnsi="Consolas"/>
+                <w:b w:val="false"/>
+                <w:bCs w:val="false"/>
+                <w:color w:val="0D47A1"/>
+                <w:sz w:val="15"/>
+                <w:szCs w:val="15"/>
+              </w:rPr>
+              <w:t xml:space="preserve">UnitFactory.cs</w:t>
+            </w:r>
+          </w:p>
+          <w:p>
+            <w:pPr>
+              <w:spacing w:after="20" w:line="240"/>
+            </w:pPr>
+            <w:r>
+              <w:rPr>
+                <w:rFonts w:ascii="Consolas" w:cs="Consolas" w:eastAsia="Consolas" w:hAnsi="Consolas"/>
+                <w:b w:val="false"/>
+                <w:bCs w:val="false"/>
+                <w:color w:val="0D47A1"/>
+                <w:sz w:val="15"/>
+                <w:szCs w:val="15"/>
+              </w:rPr>
+              <w:t xml:space="preserve">UIManager.cs</w:t>
             </w:r>
           </w:p>
         </w:tc>
@@ -7780,7 +7762,7 @@
                 <w:sz w:val="16"/>
                 <w:szCs w:val="16"/>
               </w:rPr>
-              <w:t xml:space="preserve">AllyUnit.cs, EnemyUnit.cs</w:t>
+              <w:t xml:space="preserve">UnitFactory.cs</w:t>
             </w:r>
           </w:p>
           <w:p>
@@ -7829,7 +7811,7 @@
                 <w:sz w:val="16"/>
                 <w:szCs w:val="16"/>
               </w:rPr>
-              <w:t xml:space="preserve">Mark which side a unit is on</w:t>
+              <w:t xml:space="preserve">Builds unit objects at runtime</w:t>
             </w:r>
           </w:p>
         </w:tc>
@@ -7857,13 +7839,24 @@
             </w:pPr>
             <w:r>
               <w:rPr>
-                <w:rFonts w:ascii="Arial" w:cs="Arial" w:eastAsia="Arial" w:hAnsi="Arial"/>
-                <w:b w:val="false"/>
-                <w:bCs w:val="false"/>
-                <w:sz w:val="16"/>
-                <w:szCs w:val="16"/>
-              </w:rPr>
-              <w:t xml:space="preserve">—</w:t>
+                <w:rFonts w:ascii="Consolas" w:cs="Consolas" w:eastAsia="Consolas" w:hAnsi="Consolas"/>
+                <w:b w:val="false"/>
+                <w:bCs w:val="false"/>
+                <w:color w:val="0D47A1"/>
+                <w:sz w:val="15"/>
+                <w:szCs w:val="15"/>
+              </w:rPr>
+              <w:t xml:space="preserve">UnitData</w:t>
+            </w:r>
+            <w:r>
+              <w:rPr>
+                <w:rFonts w:ascii="Arial" w:cs="Arial" w:eastAsia="Arial" w:hAnsi="Arial"/>
+                <w:b w:val="false"/>
+                <w:bCs w:val="false"/>
+                <w:sz w:val="16"/>
+                <w:szCs w:val="16"/>
+              </w:rPr>
+              <w:t xml:space="preserve">, lane and max HP</w:t>
             </w:r>
           </w:p>
         </w:tc>
@@ -7897,28 +7890,28 @@
                 <w:sz w:val="16"/>
                 <w:szCs w:val="16"/>
               </w:rPr>
-              <w:t xml:space="preserve">No behavior of their own yet; all shared behavior is in </w:t>
-            </w:r>
-            <w:r>
-              <w:rPr>
-                <w:rFonts w:ascii="Consolas" w:cs="Consolas" w:eastAsia="Consolas" w:hAnsi="Consolas"/>
-                <w:b w:val="false"/>
-                <w:bCs w:val="false"/>
-                <w:color w:val="0D47A1"/>
-                <w:sz w:val="15"/>
-                <w:szCs w:val="15"/>
-              </w:rPr>
-              <w:t xml:space="preserve">UnitBase</w:t>
-            </w:r>
-            <w:r>
-              <w:rPr>
-                <w:rFonts w:ascii="Arial" w:cs="Arial" w:eastAsia="Arial" w:hAnsi="Arial"/>
-                <w:b w:val="false"/>
-                <w:bCs w:val="false"/>
-                <w:sz w:val="16"/>
-                <w:szCs w:val="16"/>
-              </w:rPr>
-              <w:t xml:space="preserve">. Side-specific behavior (status effects) will be added here</w:t>
+              <w:t xml:space="preserve">Creates the sprite (with the elite tint), Animator (Idle, Attack, Hurt), shadow and health bar at the lane's slot; enemies face left. </w:t>
+            </w:r>
+            <w:r>
+              <w:rPr>
+                <w:rFonts w:ascii="Consolas" w:cs="Consolas" w:eastAsia="Consolas" w:hAnsi="Consolas"/>
+                <w:b w:val="false"/>
+                <w:bCs w:val="false"/>
+                <w:color w:val="0D47A1"/>
+                <w:sz w:val="15"/>
+                <w:szCs w:val="15"/>
+              </w:rPr>
+              <w:t xml:space="preserve">SpawnBoss</w:t>
+            </w:r>
+            <w:r>
+              <w:rPr>
+                <w:rFonts w:ascii="Arial" w:cs="Arial" w:eastAsia="Arial" w:hAnsi="Arial"/>
+                <w:b w:val="false"/>
+                <w:bCs w:val="false"/>
+                <w:sz w:val="16"/>
+                <w:szCs w:val="16"/>
+              </w:rPr>
+              <w:t xml:space="preserve"> builds the large boss sprite over the enemy half (scale 1.25) with no world health bar</w:t>
             </w:r>
           </w:p>
         </w:tc>
@@ -7952,7 +7945,60 @@
                 <w:sz w:val="16"/>
                 <w:szCs w:val="16"/>
               </w:rPr>
-              <w:t xml:space="preserve">—</w:t>
+              <w:t xml:space="preserve">A ready </w:t>
+            </w:r>
+            <w:r>
+              <w:rPr>
+                <w:rFonts w:ascii="Consolas" w:cs="Consolas" w:eastAsia="Consolas" w:hAnsi="Consolas"/>
+                <w:b w:val="false"/>
+                <w:bCs w:val="false"/>
+                <w:color w:val="0D47A1"/>
+                <w:sz w:val="15"/>
+                <w:szCs w:val="15"/>
+              </w:rPr>
+              <w:t xml:space="preserve">AllyUnit</w:t>
+            </w:r>
+            <w:r>
+              <w:rPr>
+                <w:rFonts w:ascii="Arial" w:cs="Arial" w:eastAsia="Arial" w:hAnsi="Arial"/>
+                <w:b w:val="false"/>
+                <w:bCs w:val="false"/>
+                <w:sz w:val="16"/>
+                <w:szCs w:val="16"/>
+              </w:rPr>
+              <w:t xml:space="preserve">, </w:t>
+            </w:r>
+            <w:r>
+              <w:rPr>
+                <w:rFonts w:ascii="Consolas" w:cs="Consolas" w:eastAsia="Consolas" w:hAnsi="Consolas"/>
+                <w:b w:val="false"/>
+                <w:bCs w:val="false"/>
+                <w:color w:val="0D47A1"/>
+                <w:sz w:val="15"/>
+                <w:szCs w:val="15"/>
+              </w:rPr>
+              <w:t xml:space="preserve">EnemyUnit</w:t>
+            </w:r>
+            <w:r>
+              <w:rPr>
+                <w:rFonts w:ascii="Arial" w:cs="Arial" w:eastAsia="Arial" w:hAnsi="Arial"/>
+                <w:b w:val="false"/>
+                <w:bCs w:val="false"/>
+                <w:sz w:val="16"/>
+                <w:szCs w:val="16"/>
+              </w:rPr>
+              <w:t xml:space="preserve"> or </w:t>
+            </w:r>
+            <w:r>
+              <w:rPr>
+                <w:rFonts w:ascii="Consolas" w:cs="Consolas" w:eastAsia="Consolas" w:hAnsi="Consolas"/>
+                <w:b w:val="false"/>
+                <w:bCs w:val="false"/>
+                <w:color w:val="0D47A1"/>
+                <w:sz w:val="15"/>
+                <w:szCs w:val="15"/>
+              </w:rPr>
+              <w:t xml:space="preserve">BossUnit</w:t>
             </w:r>
           </w:p>
         </w:tc>
@@ -7987,7 +8033,23 @@
                 <w:sz w:val="15"/>
                 <w:szCs w:val="15"/>
               </w:rPr>
-              <w:t xml:space="preserve">UnitBase.cs</w:t>
+              <w:t xml:space="preserve">UnitData.cs</w:t>
+            </w:r>
+          </w:p>
+          <w:p>
+            <w:pPr>
+              <w:spacing w:after="20" w:line="240"/>
+            </w:pPr>
+            <w:r>
+              <w:rPr>
+                <w:rFonts w:ascii="Consolas" w:cs="Consolas" w:eastAsia="Consolas" w:hAnsi="Consolas"/>
+                <w:b w:val="false"/>
+                <w:bCs w:val="false"/>
+                <w:color w:val="0D47A1"/>
+                <w:sz w:val="15"/>
+                <w:szCs w:val="15"/>
+              </w:rPr>
+              <w:t xml:space="preserve">IsoBoardLayout.cs</w:t>
             </w:r>
           </w:p>
         </w:tc>
@@ -8026,22 +8088,22 @@
                 <w:sz w:val="16"/>
                 <w:szCs w:val="16"/>
               </w:rPr>
-              <w:t xml:space="preserve">EnemyAI.cs</w:t>
-            </w:r>
-          </w:p>
-          <w:p>
-            <w:pPr>
-              <w:spacing w:after="20" w:line="240"/>
-            </w:pPr>
-            <w:r>
-              <w:rPr>
-                <w:rFonts w:ascii="Arial" w:cs="Arial" w:eastAsia="Arial" w:hAnsi="Arial"/>
-                <w:b w:val="false"/>
-                <w:bCs w:val="false"/>
-                <w:sz w:val="16"/>
-                <w:szCs w:val="16"/>
-              </w:rPr>
-              <w:t xml:space="preserve">(Planned)</w:t>
+              <w:t xml:space="preserve">UnitBase.cs</w:t>
+            </w:r>
+          </w:p>
+          <w:p>
+            <w:pPr>
+              <w:spacing w:after="20" w:line="240"/>
+            </w:pPr>
+            <w:r>
+              <w:rPr>
+                <w:rFonts w:ascii="Arial" w:cs="Arial" w:eastAsia="Arial" w:hAnsi="Arial"/>
+                <w:b w:val="false"/>
+                <w:bCs w:val="false"/>
+                <w:sz w:val="16"/>
+                <w:szCs w:val="16"/>
+              </w:rPr>
+              <w:t xml:space="preserve">(Built)</w:t>
             </w:r>
           </w:p>
         </w:tc>
@@ -8074,7 +8136,7 @@
                 <w:sz w:val="16"/>
                 <w:szCs w:val="16"/>
               </w:rPr>
-              <w:t xml:space="preserve">Decides enemy movement</w:t>
+              <w:t xml:space="preserve">Holds the stats and animation shared by every unit</w:t>
             </w:r>
           </w:p>
         </w:tc>
@@ -8101,13 +8163,24 @@
             </w:pPr>
             <w:r>
               <w:rPr>
-                <w:rFonts w:ascii="Arial" w:cs="Arial" w:eastAsia="Arial" w:hAnsi="Arial"/>
-                <w:b w:val="false"/>
-                <w:bCs w:val="false"/>
-                <w:sz w:val="16"/>
-                <w:szCs w:val="16"/>
-              </w:rPr>
-              <w:t xml:space="preserve">Enemy-phase start; board state</w:t>
+                <w:rFonts w:ascii="Consolas" w:cs="Consolas" w:eastAsia="Consolas" w:hAnsi="Consolas"/>
+                <w:b w:val="false"/>
+                <w:bCs w:val="false"/>
+                <w:color w:val="0D47A1"/>
+                <w:sz w:val="15"/>
+                <w:szCs w:val="15"/>
+              </w:rPr>
+              <w:t xml:space="preserve">UnitData</w:t>
+            </w:r>
+            <w:r>
+              <w:rPr>
+                <w:rFonts w:ascii="Arial" w:cs="Arial" w:eastAsia="Arial" w:hAnsi="Arial"/>
+                <w:b w:val="false"/>
+                <w:bCs w:val="false"/>
+                <w:sz w:val="16"/>
+                <w:szCs w:val="16"/>
+              </w:rPr>
+              <w:t xml:space="preserve"> stats; incoming damage</w:t>
             </w:r>
           </w:p>
         </w:tc>
@@ -8140,7 +8213,49 @@
                 <w:sz w:val="16"/>
                 <w:szCs w:val="16"/>
               </w:rPr>
-              <w:t xml:space="preserve">Finite state machine per enemy (Idle → Move → Attack → Defend). Move relocates the enemy to a free enemy slot. Today enemies stay in their spawn lane and attack every enemy phase</w:t>
+              <w:t xml:space="preserve">Stores HP, damage and lane. Attack: plays the Attack animation and lands the hit at frame 6 of 12 (0.43 s). Damage: plays Hurt, updates the health bar, raises </w:t>
+            </w:r>
+            <w:r>
+              <w:rPr>
+                <w:rFonts w:ascii="Consolas" w:cs="Consolas" w:eastAsia="Consolas" w:hAnsi="Consolas"/>
+                <w:b w:val="false"/>
+                <w:bCs w:val="false"/>
+                <w:color w:val="0D47A1"/>
+                <w:sz w:val="15"/>
+                <w:szCs w:val="15"/>
+              </w:rPr>
+              <w:t xml:space="preserve">Damaged</w:t>
+            </w:r>
+            <w:r>
+              <w:rPr>
+                <w:rFonts w:ascii="Arial" w:cs="Arial" w:eastAsia="Arial" w:hAnsi="Arial"/>
+                <w:b w:val="false"/>
+                <w:bCs w:val="false"/>
+                <w:sz w:val="16"/>
+                <w:szCs w:val="16"/>
+              </w:rPr>
+              <w:t xml:space="preserve"> and fades the unit out at 0 HP. </w:t>
+            </w:r>
+            <w:r>
+              <w:rPr>
+                <w:rFonts w:ascii="Consolas" w:cs="Consolas" w:eastAsia="Consolas" w:hAnsi="Consolas"/>
+                <w:b w:val="false"/>
+                <w:bCs w:val="false"/>
+                <w:color w:val="0D47A1"/>
+                <w:sz w:val="15"/>
+                <w:szCs w:val="15"/>
+              </w:rPr>
+              <w:t xml:space="preserve">SetHp</w:t>
+            </w:r>
+            <w:r>
+              <w:rPr>
+                <w:rFonts w:ascii="Arial" w:cs="Arial" w:eastAsia="Arial" w:hAnsi="Arial"/>
+                <w:b w:val="false"/>
+                <w:bCs w:val="false"/>
+                <w:sz w:val="16"/>
+                <w:szCs w:val="16"/>
+              </w:rPr>
+              <w:t xml:space="preserve"> restores HP from a saved game</w:t>
             </w:r>
           </w:p>
         </w:tc>
@@ -8173,7 +8288,7 @@
                 <w:sz w:val="16"/>
                 <w:szCs w:val="16"/>
               </w:rPr>
-              <w:t xml:space="preserve">Orders to each enemy</w:t>
+              <w:t xml:space="preserve">Hit timing; HP; dead / alive</w:t>
             </w:r>
           </w:p>
         </w:tc>
@@ -8207,23 +8322,7 @@
                 <w:sz w:val="15"/>
                 <w:szCs w:val="15"/>
               </w:rPr>
-              <w:t xml:space="preserve">TurnManager.cs</w:t>
-            </w:r>
-          </w:p>
-          <w:p>
-            <w:pPr>
-              <w:spacing w:after="20" w:line="240"/>
-            </w:pPr>
-            <w:r>
-              <w:rPr>
-                <w:rFonts w:ascii="Consolas" w:cs="Consolas" w:eastAsia="Consolas" w:hAnsi="Consolas"/>
-                <w:b w:val="false"/>
-                <w:bCs w:val="false"/>
-                <w:color w:val="0D47A1"/>
-                <w:sz w:val="15"/>
-                <w:szCs w:val="15"/>
-              </w:rPr>
-              <w:t xml:space="preserve">GridManager.cs</w:t>
+              <w:t xml:space="preserve">UnitData.cs</w:t>
             </w:r>
           </w:p>
         </w:tc>
@@ -8263,7 +8362,7 @@
                 <w:sz w:val="16"/>
                 <w:szCs w:val="16"/>
               </w:rPr>
-              <w:t xml:space="preserve">BossUnit.cs</w:t>
+              <w:t xml:space="preserve">AllyUnit.cs, EnemyUnit.cs</w:t>
             </w:r>
           </w:p>
           <w:p>
@@ -8312,7 +8411,7 @@
                 <w:sz w:val="16"/>
                 <w:szCs w:val="16"/>
               </w:rPr>
-              <w:t xml:space="preserve">Runs the stage boss in the final wave of Level 10</w:t>
+              <w:t xml:space="preserve">Mark which side a unit is on</w:t>
             </w:r>
           </w:p>
         </w:tc>
@@ -8340,24 +8439,13 @@
             </w:pPr>
             <w:r>
               <w:rPr>
-                <w:rFonts w:ascii="Consolas" w:cs="Consolas" w:eastAsia="Consolas" w:hAnsi="Consolas"/>
-                <w:b w:val="false"/>
-                <w:bCs w:val="false"/>
-                <w:color w:val="0D47A1"/>
-                <w:sz w:val="15"/>
-                <w:szCs w:val="15"/>
-              </w:rPr>
-              <w:t xml:space="preserve">BossData</w:t>
-            </w:r>
-            <w:r>
-              <w:rPr>
-                <w:rFonts w:ascii="Arial" w:cs="Arial" w:eastAsia="Arial" w:hAnsi="Arial"/>
-                <w:b w:val="false"/>
-                <w:bCs w:val="false"/>
-                <w:sz w:val="16"/>
-                <w:szCs w:val="16"/>
-              </w:rPr>
-              <w:t xml:space="preserve"> for the stage; player-turn start; enemy-phase start; ally positions</w:t>
+                <w:rFonts w:ascii="Arial" w:cs="Arial" w:eastAsia="Arial" w:hAnsi="Arial"/>
+                <w:b w:val="false"/>
+                <w:bCs w:val="false"/>
+                <w:sz w:val="16"/>
+                <w:szCs w:val="16"/>
+              </w:rPr>
+              <w:t xml:space="preserve">—</w:t>
             </w:r>
           </w:p>
         </w:tc>
@@ -8391,109 +8479,28 @@
                 <w:sz w:val="16"/>
                 <w:szCs w:val="16"/>
               </w:rPr>
-              <w:t xml:space="preserve">Occupies all 6 enemy slots, so every ally hits it and no lane is empty. </w:t>
-            </w:r>
-            <w:r>
-              <w:rPr>
-                <w:rFonts w:ascii="Arial" w:cs="Arial" w:eastAsia="Arial" w:hAnsi="Arial"/>
-                <w:b/>
-                <w:bCs/>
-                <w:sz w:val="16"/>
-                <w:szCs w:val="16"/>
-              </w:rPr>
-              <w:t xml:space="preserve">Cleave:</w:t>
-            </w:r>
-            <w:r>
-              <w:rPr>
-                <w:rFonts w:ascii="Arial" w:cs="Arial" w:eastAsia="Arial" w:hAnsi="Arial"/>
-                <w:b w:val="false"/>
-                <w:bCs w:val="false"/>
-                <w:sz w:val="16"/>
-                <w:szCs w:val="16"/>
-              </w:rPr>
-              <w:t xml:space="preserve"> the lane of the strongest ally (most damage, then most HP) and both neighbours. </w:t>
-            </w:r>
-            <w:r>
-              <w:rPr>
-                <w:rFonts w:ascii="Arial" w:cs="Arial" w:eastAsia="Arial" w:hAnsi="Arial"/>
-                <w:b/>
-                <w:bCs/>
-                <w:sz w:val="16"/>
-                <w:szCs w:val="16"/>
-              </w:rPr>
-              <w:t xml:space="preserve">Slam:</w:t>
-            </w:r>
-            <w:r>
-              <w:rPr>
-                <w:rFonts w:ascii="Arial" w:cs="Arial" w:eastAsia="Arial" w:hAnsi="Arial"/>
-                <w:b w:val="false"/>
-                <w:bCs w:val="false"/>
-                <w:sz w:val="16"/>
-                <w:szCs w:val="16"/>
-              </w:rPr>
-              <w:t xml:space="preserve"> all 6 lanes every 3rd boss turn; slam or cleave is fixed at the start of the player's turn, so the HUD warning is always true. </w:t>
-            </w:r>
-            <w:r>
-              <w:rPr>
-                <w:rFonts w:ascii="Arial" w:cs="Arial" w:eastAsia="Arial" w:hAnsi="Arial"/>
-                <w:b/>
-                <w:bCs/>
-                <w:sz w:val="16"/>
-                <w:szCs w:val="16"/>
-              </w:rPr>
-              <w:t xml:space="preserve">Enrage</w:t>
-            </w:r>
-            <w:r>
-              <w:rPr>
-                <w:rFonts w:ascii="Arial" w:cs="Arial" w:eastAsia="Arial" w:hAnsi="Arial"/>
-                <w:b w:val="false"/>
-                <w:bCs w:val="false"/>
-                <w:sz w:val="16"/>
-                <w:szCs w:val="16"/>
-              </w:rPr>
-              <w:t xml:space="preserve"> at 40% HP or less: cleave 10, slam every 2nd turn, enraged animation. </w:t>
-            </w:r>
-            <w:r>
-              <w:rPr>
-                <w:rFonts w:ascii="Consolas" w:cs="Consolas" w:eastAsia="Consolas" w:hAnsi="Consolas"/>
-                <w:b w:val="false"/>
-                <w:bCs w:val="false"/>
-                <w:color w:val="0D47A1"/>
-                <w:sz w:val="15"/>
-                <w:szCs w:val="15"/>
-              </w:rPr>
-              <w:t xml:space="preserve">TurnManager.cs</w:t>
-            </w:r>
-            <w:r>
-              <w:rPr>
-                <w:rFonts w:ascii="Arial" w:cs="Arial" w:eastAsia="Arial" w:hAnsi="Arial"/>
-                <w:b w:val="false"/>
-                <w:bCs w:val="false"/>
-                <w:sz w:val="16"/>
-                <w:szCs w:val="16"/>
-              </w:rPr>
-              <w:t xml:space="preserve"> reports each hit on an undefended lane to </w:t>
-            </w:r>
-            <w:r>
-              <w:rPr>
-                <w:rFonts w:ascii="Consolas" w:cs="Consolas" w:eastAsia="Consolas" w:hAnsi="Consolas"/>
-                <w:b w:val="false"/>
-                <w:bCs w:val="false"/>
-                <w:color w:val="0D47A1"/>
-                <w:sz w:val="15"/>
-                <w:szCs w:val="15"/>
-              </w:rPr>
-              <w:t xml:space="preserve">LaneController.cs</w:t>
-            </w:r>
-            <w:r>
-              <w:rPr>
-                <w:rFonts w:ascii="Arial" w:cs="Arial" w:eastAsia="Arial" w:hAnsi="Arial"/>
-                <w:b w:val="false"/>
-                <w:bCs w:val="false"/>
-                <w:sz w:val="16"/>
-                <w:szCs w:val="16"/>
-              </w:rPr>
-              <w:t xml:space="preserve"> (+0.10 °C). Stage 1 boss: Clearcut Behemoth, HP 300, cleave 8, slam 7</w:t>
+              <w:t xml:space="preserve">No behavior of their own yet; all shared behavior is in </w:t>
+            </w:r>
+            <w:r>
+              <w:rPr>
+                <w:rFonts w:ascii="Consolas" w:cs="Consolas" w:eastAsia="Consolas" w:hAnsi="Consolas"/>
+                <w:b w:val="false"/>
+                <w:bCs w:val="false"/>
+                <w:color w:val="0D47A1"/>
+                <w:sz w:val="15"/>
+                <w:szCs w:val="15"/>
+              </w:rPr>
+              <w:t xml:space="preserve">UnitBase</w:t>
+            </w:r>
+            <w:r>
+              <w:rPr>
+                <w:rFonts w:ascii="Arial" w:cs="Arial" w:eastAsia="Arial" w:hAnsi="Arial"/>
+                <w:b w:val="false"/>
+                <w:bCs w:val="false"/>
+                <w:sz w:val="16"/>
+                <w:szCs w:val="16"/>
+              </w:rPr>
+              <w:t xml:space="preserve">. Side-specific behavior (status effects) will be added here</w:t>
             </w:r>
           </w:p>
         </w:tc>
@@ -8527,7 +8534,7 @@
                 <w:sz w:val="16"/>
                 <w:szCs w:val="16"/>
               </w:rPr>
-              <w:t xml:space="preserve">Boss attacks; telegraph for the HUD; boss defeated</w:t>
+              <w:t xml:space="preserve">—</w:t>
             </w:r>
           </w:p>
         </w:tc>
@@ -8563,38 +8570,6 @@
                 <w:szCs w:val="15"/>
               </w:rPr>
               <w:t xml:space="preserve">UnitBase.cs</w:t>
-            </w:r>
-          </w:p>
-          <w:p>
-            <w:pPr>
-              <w:spacing w:after="20" w:line="240"/>
-            </w:pPr>
-            <w:r>
-              <w:rPr>
-                <w:rFonts w:ascii="Consolas" w:cs="Consolas" w:eastAsia="Consolas" w:hAnsi="Consolas"/>
-                <w:b w:val="false"/>
-                <w:bCs w:val="false"/>
-                <w:color w:val="0D47A1"/>
-                <w:sz w:val="15"/>
-                <w:szCs w:val="15"/>
-              </w:rPr>
-              <w:t xml:space="preserve">TurnManager.cs</w:t>
-            </w:r>
-          </w:p>
-          <w:p>
-            <w:pPr>
-              <w:spacing w:after="20" w:line="240"/>
-            </w:pPr>
-            <w:r>
-              <w:rPr>
-                <w:rFonts w:ascii="Consolas" w:cs="Consolas" w:eastAsia="Consolas" w:hAnsi="Consolas"/>
-                <w:b w:val="false"/>
-                <w:bCs w:val="false"/>
-                <w:color w:val="0D47A1"/>
-                <w:sz w:val="15"/>
-                <w:szCs w:val="15"/>
-              </w:rPr>
-              <w:t xml:space="preserve">LaneController.cs</w:t>
             </w:r>
           </w:p>
         </w:tc>
@@ -8633,7 +8608,7 @@
                 <w:sz w:val="16"/>
                 <w:szCs w:val="16"/>
               </w:rPr>
-              <w:t xml:space="preserve">QuizManager.cs</w:t>
+              <w:t xml:space="preserve">EnemyAI.cs</w:t>
             </w:r>
           </w:p>
           <w:p>
@@ -8681,7 +8656,7 @@
                 <w:sz w:val="16"/>
                 <w:szCs w:val="16"/>
               </w:rPr>
-              <w:t xml:space="preserve">Runs and scores the pre- and post-quizzes</w:t>
+              <w:t xml:space="preserve">Decides enemy movement</w:t>
             </w:r>
           </w:p>
         </w:tc>
@@ -8714,7 +8689,7 @@
                 <w:sz w:val="16"/>
                 <w:szCs w:val="16"/>
               </w:rPr>
-              <w:t xml:space="preserve">Stage's 5 questions; answers; quiz type (pre / post)</w:t>
+              <w:t xml:space="preserve">Enemy-phase start; board state</w:t>
             </w:r>
           </w:p>
         </w:tc>
@@ -8747,7 +8722,7 @@
                 <w:sz w:val="16"/>
                 <w:szCs w:val="16"/>
               </w:rPr>
-              <w:t xml:space="preserve">Shows 5 multiple-choice questions, 1 point each (X / 5); gain = ((post − pre) / pre) × 100, "N/A" when pre = 0</w:t>
+              <w:t xml:space="preserve">Finite state machine per enemy (Idle → Move → Attack → Defend). Move relocates the enemy to a free enemy slot. Today enemies stay in their spawn lane and attack every enemy phase</w:t>
             </w:r>
           </w:p>
         </w:tc>
@@ -8780,7 +8755,7 @@
                 <w:sz w:val="16"/>
                 <w:szCs w:val="16"/>
               </w:rPr>
-              <w:t xml:space="preserve">Score and gain; quiz record to save</w:t>
+              <w:t xml:space="preserve">Orders to each enemy</w:t>
             </w:r>
           </w:p>
         </w:tc>
@@ -8814,39 +8789,23 @@
                 <w:sz w:val="15"/>
                 <w:szCs w:val="15"/>
               </w:rPr>
-              <w:t xml:space="preserve">QuizData.cs</w:t>
-            </w:r>
-          </w:p>
-          <w:p>
-            <w:pPr>
-              <w:spacing w:after="20" w:line="240"/>
-            </w:pPr>
-            <w:r>
-              <w:rPr>
-                <w:rFonts w:ascii="Consolas" w:cs="Consolas" w:eastAsia="Consolas" w:hAnsi="Consolas"/>
-                <w:b w:val="false"/>
-                <w:bCs w:val="false"/>
-                <w:color w:val="0D47A1"/>
-                <w:sz w:val="15"/>
-                <w:szCs w:val="15"/>
-              </w:rPr>
-              <w:t xml:space="preserve">UIManager.cs</w:t>
-            </w:r>
-          </w:p>
-          <w:p>
-            <w:pPr>
-              <w:spacing w:after="20" w:line="240"/>
-            </w:pPr>
-            <w:r>
-              <w:rPr>
-                <w:rFonts w:ascii="Consolas" w:cs="Consolas" w:eastAsia="Consolas" w:hAnsi="Consolas"/>
-                <w:b w:val="false"/>
-                <w:bCs w:val="false"/>
-                <w:color w:val="0D47A1"/>
-                <w:sz w:val="15"/>
-                <w:szCs w:val="15"/>
-              </w:rPr>
-              <w:t xml:space="preserve">ResultsDatabase.cs</w:t>
+              <w:t xml:space="preserve">TurnManager.cs</w:t>
+            </w:r>
+          </w:p>
+          <w:p>
+            <w:pPr>
+              <w:spacing w:after="20" w:line="240"/>
+            </w:pPr>
+            <w:r>
+              <w:rPr>
+                <w:rFonts w:ascii="Consolas" w:cs="Consolas" w:eastAsia="Consolas" w:hAnsi="Consolas"/>
+                <w:b w:val="false"/>
+                <w:bCs w:val="false"/>
+                <w:color w:val="0D47A1"/>
+                <w:sz w:val="15"/>
+                <w:szCs w:val="15"/>
+              </w:rPr>
+              <w:t xml:space="preserve">GridManager.cs</w:t>
             </w:r>
           </w:p>
         </w:tc>
@@ -8886,22 +8845,22 @@
                 <w:sz w:val="16"/>
                 <w:szCs w:val="16"/>
               </w:rPr>
-              <w:t xml:space="preserve">PopupManager.cs</w:t>
-            </w:r>
-          </w:p>
-          <w:p>
-            <w:pPr>
-              <w:spacing w:after="20" w:line="240"/>
-            </w:pPr>
-            <w:r>
-              <w:rPr>
-                <w:rFonts w:ascii="Arial" w:cs="Arial" w:eastAsia="Arial" w:hAnsi="Arial"/>
-                <w:b w:val="false"/>
-                <w:bCs w:val="false"/>
-                <w:sz w:val="16"/>
-                <w:szCs w:val="16"/>
-              </w:rPr>
-              <w:t xml:space="preserve">(Planned)</w:t>
+              <w:t xml:space="preserve">BossUnit.cs</w:t>
+            </w:r>
+          </w:p>
+          <w:p>
+            <w:pPr>
+              <w:spacing w:after="20" w:line="240"/>
+            </w:pPr>
+            <w:r>
+              <w:rPr>
+                <w:rFonts w:ascii="Arial" w:cs="Arial" w:eastAsia="Arial" w:hAnsi="Arial"/>
+                <w:b w:val="false"/>
+                <w:bCs w:val="false"/>
+                <w:sz w:val="16"/>
+                <w:szCs w:val="16"/>
+              </w:rPr>
+              <w:t xml:space="preserve">(Built)</w:t>
             </w:r>
           </w:p>
         </w:tc>
@@ -8935,7 +8894,7 @@
                 <w:sz w:val="16"/>
                 <w:szCs w:val="16"/>
               </w:rPr>
-              <w:t xml:space="preserve">Shows climate-fact pop-ups during play</w:t>
+              <w:t xml:space="preserve">Runs the stage boss in the final wave of Level 10</w:t>
             </w:r>
           </w:p>
         </w:tc>
@@ -8963,13 +8922,24 @@
             </w:pPr>
             <w:r>
               <w:rPr>
-                <w:rFonts w:ascii="Arial" w:cs="Arial" w:eastAsia="Arial" w:hAnsi="Arial"/>
-                <w:b w:val="false"/>
-                <w:bCs w:val="false"/>
-                <w:sz w:val="16"/>
-                <w:szCs w:val="16"/>
-              </w:rPr>
-              <w:t xml:space="preserve">Triggers: stage start, first deploy of a unit, 1.2 °C and 1.4 °C crossings; "don't show again" setting</w:t>
+                <w:rFonts w:ascii="Consolas" w:cs="Consolas" w:eastAsia="Consolas" w:hAnsi="Consolas"/>
+                <w:b w:val="false"/>
+                <w:bCs w:val="false"/>
+                <w:color w:val="0D47A1"/>
+                <w:sz w:val="15"/>
+                <w:szCs w:val="15"/>
+              </w:rPr>
+              <w:t xml:space="preserve">BossData</w:t>
+            </w:r>
+            <w:r>
+              <w:rPr>
+                <w:rFonts w:ascii="Arial" w:cs="Arial" w:eastAsia="Arial" w:hAnsi="Arial"/>
+                <w:b w:val="false"/>
+                <w:bCs w:val="false"/>
+                <w:sz w:val="16"/>
+                <w:szCs w:val="16"/>
+              </w:rPr>
+              <w:t xml:space="preserve"> for the stage; player-turn start; enemy-phase start; ally positions</w:t>
             </w:r>
           </w:p>
         </w:tc>
@@ -9003,7 +8973,109 @@
                 <w:sz w:val="16"/>
                 <w:szCs w:val="16"/>
               </w:rPr>
-              <w:t xml:space="preserve">Finds the fact for the trigger; skips it if pop-ups are off</w:t>
+              <w:t xml:space="preserve">Occupies all 6 enemy slots, so every ally hits it and no lane is empty. </w:t>
+            </w:r>
+            <w:r>
+              <w:rPr>
+                <w:rFonts w:ascii="Arial" w:cs="Arial" w:eastAsia="Arial" w:hAnsi="Arial"/>
+                <w:b/>
+                <w:bCs/>
+                <w:sz w:val="16"/>
+                <w:szCs w:val="16"/>
+              </w:rPr>
+              <w:t xml:space="preserve">Cleave:</w:t>
+            </w:r>
+            <w:r>
+              <w:rPr>
+                <w:rFonts w:ascii="Arial" w:cs="Arial" w:eastAsia="Arial" w:hAnsi="Arial"/>
+                <w:b w:val="false"/>
+                <w:bCs w:val="false"/>
+                <w:sz w:val="16"/>
+                <w:szCs w:val="16"/>
+              </w:rPr>
+              <w:t xml:space="preserve"> the lane of the strongest ally (most damage, then most HP) and both neighbours. </w:t>
+            </w:r>
+            <w:r>
+              <w:rPr>
+                <w:rFonts w:ascii="Arial" w:cs="Arial" w:eastAsia="Arial" w:hAnsi="Arial"/>
+                <w:b/>
+                <w:bCs/>
+                <w:sz w:val="16"/>
+                <w:szCs w:val="16"/>
+              </w:rPr>
+              <w:t xml:space="preserve">Slam:</w:t>
+            </w:r>
+            <w:r>
+              <w:rPr>
+                <w:rFonts w:ascii="Arial" w:cs="Arial" w:eastAsia="Arial" w:hAnsi="Arial"/>
+                <w:b w:val="false"/>
+                <w:bCs w:val="false"/>
+                <w:sz w:val="16"/>
+                <w:szCs w:val="16"/>
+              </w:rPr>
+              <w:t xml:space="preserve"> all 6 lanes every 3rd boss turn; slam or cleave is fixed at the start of the player's turn, so the HUD warning is always true. </w:t>
+            </w:r>
+            <w:r>
+              <w:rPr>
+                <w:rFonts w:ascii="Arial" w:cs="Arial" w:eastAsia="Arial" w:hAnsi="Arial"/>
+                <w:b/>
+                <w:bCs/>
+                <w:sz w:val="16"/>
+                <w:szCs w:val="16"/>
+              </w:rPr>
+              <w:t xml:space="preserve">Enrage</w:t>
+            </w:r>
+            <w:r>
+              <w:rPr>
+                <w:rFonts w:ascii="Arial" w:cs="Arial" w:eastAsia="Arial" w:hAnsi="Arial"/>
+                <w:b w:val="false"/>
+                <w:bCs w:val="false"/>
+                <w:sz w:val="16"/>
+                <w:szCs w:val="16"/>
+              </w:rPr>
+              <w:t xml:space="preserve"> at 40% HP or less: cleave 10, slam every 2nd turn, enraged animation. </w:t>
+            </w:r>
+            <w:r>
+              <w:rPr>
+                <w:rFonts w:ascii="Consolas" w:cs="Consolas" w:eastAsia="Consolas" w:hAnsi="Consolas"/>
+                <w:b w:val="false"/>
+                <w:bCs w:val="false"/>
+                <w:color w:val="0D47A1"/>
+                <w:sz w:val="15"/>
+                <w:szCs w:val="15"/>
+              </w:rPr>
+              <w:t xml:space="preserve">TurnManager.cs</w:t>
+            </w:r>
+            <w:r>
+              <w:rPr>
+                <w:rFonts w:ascii="Arial" w:cs="Arial" w:eastAsia="Arial" w:hAnsi="Arial"/>
+                <w:b w:val="false"/>
+                <w:bCs w:val="false"/>
+                <w:sz w:val="16"/>
+                <w:szCs w:val="16"/>
+              </w:rPr>
+              <w:t xml:space="preserve"> reports each hit on an undefended lane to </w:t>
+            </w:r>
+            <w:r>
+              <w:rPr>
+                <w:rFonts w:ascii="Consolas" w:cs="Consolas" w:eastAsia="Consolas" w:hAnsi="Consolas"/>
+                <w:b w:val="false"/>
+                <w:bCs w:val="false"/>
+                <w:color w:val="0D47A1"/>
+                <w:sz w:val="15"/>
+                <w:szCs w:val="15"/>
+              </w:rPr>
+              <w:t xml:space="preserve">LaneController.cs</w:t>
+            </w:r>
+            <w:r>
+              <w:rPr>
+                <w:rFonts w:ascii="Arial" w:cs="Arial" w:eastAsia="Arial" w:hAnsi="Arial"/>
+                <w:b w:val="false"/>
+                <w:bCs w:val="false"/>
+                <w:sz w:val="16"/>
+                <w:szCs w:val="16"/>
+              </w:rPr>
+              <w:t xml:space="preserve"> (+0.10 °C). Stage 1 boss: Clearcut Behemoth, HP 300, cleave 8, slam 7</w:t>
             </w:r>
           </w:p>
         </w:tc>
@@ -9037,7 +9109,7 @@
                 <w:sz w:val="16"/>
                 <w:szCs w:val="16"/>
               </w:rPr>
-              <w:t xml:space="preserve">Pop-up content</w:t>
+              <w:t xml:space="preserve">Boss attacks; telegraph for the HUD; boss defeated</w:t>
             </w:r>
           </w:p>
         </w:tc>
@@ -9072,38 +9144,39 @@
                 <w:sz w:val="15"/>
                 <w:szCs w:val="15"/>
               </w:rPr>
-              <w:t xml:space="preserve">PopupData.cs</w:t>
-            </w:r>
-          </w:p>
-          <w:p>
-            <w:pPr>
-              <w:spacing w:after="20" w:line="240"/>
-            </w:pPr>
-            <w:r>
-              <w:rPr>
-                <w:rFonts w:ascii="Consolas" w:cs="Consolas" w:eastAsia="Consolas" w:hAnsi="Consolas"/>
-                <w:b w:val="false"/>
-                <w:bCs w:val="false"/>
-                <w:color w:val="0D47A1"/>
-                <w:sz w:val="15"/>
-                <w:szCs w:val="15"/>
-              </w:rPr>
-              <w:t xml:space="preserve">UIManager.cs</w:t>
-            </w:r>
-          </w:p>
-          <w:p>
-            <w:pPr>
-              <w:spacing w:after="20" w:line="240"/>
-            </w:pPr>
-            <w:r>
-              <w:rPr>
-                <w:rFonts w:ascii="Arial" w:cs="Arial" w:eastAsia="Arial" w:hAnsi="Arial"/>
-                <w:b w:val="false"/>
-                <w:bCs w:val="false"/>
-                <w:sz w:val="16"/>
-                <w:szCs w:val="16"/>
-              </w:rPr>
-              <w:t xml:space="preserve">PlayerPrefs</w:t>
+              <w:t xml:space="preserve">UnitBase.cs</w:t>
+            </w:r>
+          </w:p>
+          <w:p>
+            <w:pPr>
+              <w:spacing w:after="20" w:line="240"/>
+            </w:pPr>
+            <w:r>
+              <w:rPr>
+                <w:rFonts w:ascii="Consolas" w:cs="Consolas" w:eastAsia="Consolas" w:hAnsi="Consolas"/>
+                <w:b w:val="false"/>
+                <w:bCs w:val="false"/>
+                <w:color w:val="0D47A1"/>
+                <w:sz w:val="15"/>
+                <w:szCs w:val="15"/>
+              </w:rPr>
+              <w:t xml:space="preserve">TurnManager.cs</w:t>
+            </w:r>
+          </w:p>
+          <w:p>
+            <w:pPr>
+              <w:spacing w:after="20" w:line="240"/>
+            </w:pPr>
+            <w:r>
+              <w:rPr>
+                <w:rFonts w:ascii="Consolas" w:cs="Consolas" w:eastAsia="Consolas" w:hAnsi="Consolas"/>
+                <w:b w:val="false"/>
+                <w:bCs w:val="false"/>
+                <w:color w:val="0D47A1"/>
+                <w:sz w:val="15"/>
+                <w:szCs w:val="15"/>
+              </w:rPr>
+              <w:t xml:space="preserve">LaneController.cs</w:t>
             </w:r>
           </w:p>
         </w:tc>
@@ -9142,7 +9215,7 @@
                 <w:sz w:val="16"/>
                 <w:szCs w:val="16"/>
               </w:rPr>
-              <w:t xml:space="preserve">ClimateCodex.cs</w:t>
+              <w:t xml:space="preserve">QuizManager.cs</w:t>
             </w:r>
           </w:p>
           <w:p>
@@ -9190,7 +9263,7 @@
                 <w:sz w:val="16"/>
                 <w:szCs w:val="16"/>
               </w:rPr>
-              <w:t xml:space="preserve">Lets the player review every climate fact</w:t>
+              <w:t xml:space="preserve">Runs and scores the pre- and post-quizzes</w:t>
             </w:r>
           </w:p>
         </w:tc>
@@ -9223,7 +9296,7 @@
                 <w:sz w:val="16"/>
                 <w:szCs w:val="16"/>
               </w:rPr>
-              <w:t xml:space="preserve">Codex opened from the Main Menu</w:t>
+              <w:t xml:space="preserve">Stage's 5 questions; answers; quiz type (pre / post)</w:t>
             </w:r>
           </w:p>
         </w:tc>
@@ -9256,7 +9329,7 @@
                 <w:sz w:val="16"/>
                 <w:szCs w:val="16"/>
               </w:rPr>
-              <w:t xml:space="preserve">Lists all facts by unit, stage and topic</w:t>
+              <w:t xml:space="preserve">Shows 5 multiple-choice questions, 1 point each (X / 5); gain = ((post − pre) / pre) × 100, "N/A" when pre = 0</w:t>
             </w:r>
           </w:p>
         </w:tc>
@@ -9289,7 +9362,7 @@
                 <w:sz w:val="16"/>
                 <w:szCs w:val="16"/>
               </w:rPr>
-              <w:t xml:space="preserve">Codex screen content</w:t>
+              <w:t xml:space="preserve">Score and gain; quiz record to save</w:t>
             </w:r>
           </w:p>
         </w:tc>
@@ -9323,7 +9396,7 @@
                 <w:sz w:val="15"/>
                 <w:szCs w:val="15"/>
               </w:rPr>
-              <w:t xml:space="preserve">PopupData.cs</w:t>
+              <w:t xml:space="preserve">QuizData.cs</w:t>
             </w:r>
           </w:p>
           <w:p>
@@ -9340,6 +9413,22 @@
                 <w:szCs w:val="15"/>
               </w:rPr>
               <w:t xml:space="preserve">UIManager.cs</w:t>
+            </w:r>
+          </w:p>
+          <w:p>
+            <w:pPr>
+              <w:spacing w:after="20" w:line="240"/>
+            </w:pPr>
+            <w:r>
+              <w:rPr>
+                <w:rFonts w:ascii="Consolas" w:cs="Consolas" w:eastAsia="Consolas" w:hAnsi="Consolas"/>
+                <w:b w:val="false"/>
+                <w:bCs w:val="false"/>
+                <w:color w:val="0D47A1"/>
+                <w:sz w:val="15"/>
+                <w:szCs w:val="15"/>
+              </w:rPr>
+              <w:t xml:space="preserve">ResultsDatabase.cs</w:t>
             </w:r>
           </w:p>
         </w:tc>
@@ -9350,6 +9439,499 @@
         </w:trPr>
         <w:tc>
           <w:tcPr>
+            <w:tcW w:type="dxa" w:w="2150"/>
+            <w:tcBorders>
+              <w:top w:val="single" w:color="B0BEC5" w:sz="4"/>
+              <w:left w:val="single" w:color="B0BEC5" w:sz="4"/>
+              <w:bottom w:val="single" w:color="B0BEC5" w:sz="4"/>
+              <w:right w:val="single" w:color="B0BEC5" w:sz="4"/>
+            </w:tcBorders>
+            <w:shd w:fill="F5F8FC" w:color="auto" w:val="clear"/>
+            <w:tcMar>
+              <w:top w:type="dxa" w:w="50"/>
+              <w:left w:type="dxa" w:w="90"/>
+              <w:bottom w:type="dxa" w:w="50"/>
+              <w:right w:type="dxa" w:w="90"/>
+            </w:tcMar>
+            <w:vAlign w:val="top"/>
+          </w:tcPr>
+          <w:p>
+            <w:pPr>
+              <w:spacing w:after="20" w:line="240"/>
+            </w:pPr>
+            <w:r>
+              <w:rPr>
+                <w:rFonts w:ascii="Arial" w:cs="Arial" w:eastAsia="Arial" w:hAnsi="Arial"/>
+                <w:b/>
+                <w:bCs/>
+                <w:color w:val="0D47A1"/>
+                <w:sz w:val="16"/>
+                <w:szCs w:val="16"/>
+              </w:rPr>
+              <w:t xml:space="preserve">PopupManager.cs</w:t>
+            </w:r>
+          </w:p>
+          <w:p>
+            <w:pPr>
+              <w:spacing w:after="20" w:line="240"/>
+            </w:pPr>
+            <w:r>
+              <w:rPr>
+                <w:rFonts w:ascii="Arial" w:cs="Arial" w:eastAsia="Arial" w:hAnsi="Arial"/>
+                <w:b w:val="false"/>
+                <w:bCs w:val="false"/>
+                <w:sz w:val="16"/>
+                <w:szCs w:val="16"/>
+              </w:rPr>
+              <w:t xml:space="preserve">(Planned)</w:t>
+            </w:r>
+          </w:p>
+        </w:tc>
+        <w:tc>
+          <w:tcPr>
+            <w:tcW w:type="dxa" w:w="1950"/>
+            <w:tcBorders>
+              <w:top w:val="single" w:color="B0BEC5" w:sz="4"/>
+              <w:left w:val="single" w:color="B0BEC5" w:sz="4"/>
+              <w:bottom w:val="single" w:color="B0BEC5" w:sz="4"/>
+              <w:right w:val="single" w:color="B0BEC5" w:sz="4"/>
+            </w:tcBorders>
+            <w:shd w:fill="F5F8FC" w:color="auto" w:val="clear"/>
+            <w:tcMar>
+              <w:top w:type="dxa" w:w="50"/>
+              <w:left w:type="dxa" w:w="90"/>
+              <w:bottom w:type="dxa" w:w="50"/>
+              <w:right w:type="dxa" w:w="90"/>
+            </w:tcMar>
+            <w:vAlign w:val="top"/>
+          </w:tcPr>
+          <w:p>
+            <w:pPr>
+              <w:spacing w:after="20" w:line="240"/>
+            </w:pPr>
+            <w:r>
+              <w:rPr>
+                <w:rFonts w:ascii="Arial" w:cs="Arial" w:eastAsia="Arial" w:hAnsi="Arial"/>
+                <w:b w:val="false"/>
+                <w:bCs w:val="false"/>
+                <w:sz w:val="16"/>
+                <w:szCs w:val="16"/>
+              </w:rPr>
+              <w:t xml:space="preserve">Shows climate-fact pop-ups during play</w:t>
+            </w:r>
+          </w:p>
+        </w:tc>
+        <w:tc>
+          <w:tcPr>
+            <w:tcW w:type="dxa" w:w="2500"/>
+            <w:tcBorders>
+              <w:top w:val="single" w:color="B0BEC5" w:sz="4"/>
+              <w:left w:val="single" w:color="B0BEC5" w:sz="4"/>
+              <w:bottom w:val="single" w:color="B0BEC5" w:sz="4"/>
+              <w:right w:val="single" w:color="B0BEC5" w:sz="4"/>
+            </w:tcBorders>
+            <w:shd w:fill="F5F8FC" w:color="auto" w:val="clear"/>
+            <w:tcMar>
+              <w:top w:type="dxa" w:w="50"/>
+              <w:left w:type="dxa" w:w="90"/>
+              <w:bottom w:type="dxa" w:w="50"/>
+              <w:right w:type="dxa" w:w="90"/>
+            </w:tcMar>
+            <w:vAlign w:val="top"/>
+          </w:tcPr>
+          <w:p>
+            <w:pPr>
+              <w:spacing w:after="20" w:line="240"/>
+            </w:pPr>
+            <w:r>
+              <w:rPr>
+                <w:rFonts w:ascii="Arial" w:cs="Arial" w:eastAsia="Arial" w:hAnsi="Arial"/>
+                <w:b w:val="false"/>
+                <w:bCs w:val="false"/>
+                <w:sz w:val="16"/>
+                <w:szCs w:val="16"/>
+              </w:rPr>
+              <w:t xml:space="preserve">Triggers: stage start, first deploy of a unit, 1.2 °C and 1.4 °C crossings; "don't show again" setting</w:t>
+            </w:r>
+          </w:p>
+        </w:tc>
+        <w:tc>
+          <w:tcPr>
+            <w:tcW w:type="dxa" w:w="3550"/>
+            <w:tcBorders>
+              <w:top w:val="single" w:color="B0BEC5" w:sz="4"/>
+              <w:left w:val="single" w:color="B0BEC5" w:sz="4"/>
+              <w:bottom w:val="single" w:color="B0BEC5" w:sz="4"/>
+              <w:right w:val="single" w:color="B0BEC5" w:sz="4"/>
+            </w:tcBorders>
+            <w:shd w:fill="F5F8FC" w:color="auto" w:val="clear"/>
+            <w:tcMar>
+              <w:top w:type="dxa" w:w="50"/>
+              <w:left w:type="dxa" w:w="90"/>
+              <w:bottom w:type="dxa" w:w="50"/>
+              <w:right w:type="dxa" w:w="90"/>
+            </w:tcMar>
+            <w:vAlign w:val="top"/>
+          </w:tcPr>
+          <w:p>
+            <w:pPr>
+              <w:spacing w:after="20" w:line="240"/>
+            </w:pPr>
+            <w:r>
+              <w:rPr>
+                <w:rFonts w:ascii="Arial" w:cs="Arial" w:eastAsia="Arial" w:hAnsi="Arial"/>
+                <w:b w:val="false"/>
+                <w:bCs w:val="false"/>
+                <w:sz w:val="16"/>
+                <w:szCs w:val="16"/>
+              </w:rPr>
+              <w:t xml:space="preserve">Finds the fact for the trigger; skips it if pop-ups are off</w:t>
+            </w:r>
+          </w:p>
+        </w:tc>
+        <w:tc>
+          <w:tcPr>
+            <w:tcW w:type="dxa" w:w="2100"/>
+            <w:tcBorders>
+              <w:top w:val="single" w:color="B0BEC5" w:sz="4"/>
+              <w:left w:val="single" w:color="B0BEC5" w:sz="4"/>
+              <w:bottom w:val="single" w:color="B0BEC5" w:sz="4"/>
+              <w:right w:val="single" w:color="B0BEC5" w:sz="4"/>
+            </w:tcBorders>
+            <w:shd w:fill="F5F8FC" w:color="auto" w:val="clear"/>
+            <w:tcMar>
+              <w:top w:type="dxa" w:w="50"/>
+              <w:left w:type="dxa" w:w="90"/>
+              <w:bottom w:type="dxa" w:w="50"/>
+              <w:right w:type="dxa" w:w="90"/>
+            </w:tcMar>
+            <w:vAlign w:val="top"/>
+          </w:tcPr>
+          <w:p>
+            <w:pPr>
+              <w:spacing w:after="20" w:line="240"/>
+            </w:pPr>
+            <w:r>
+              <w:rPr>
+                <w:rFonts w:ascii="Arial" w:cs="Arial" w:eastAsia="Arial" w:hAnsi="Arial"/>
+                <w:b w:val="false"/>
+                <w:bCs w:val="false"/>
+                <w:sz w:val="16"/>
+                <w:szCs w:val="16"/>
+              </w:rPr>
+              <w:t xml:space="preserve">Pop-up content</w:t>
+            </w:r>
+          </w:p>
+        </w:tc>
+        <w:tc>
+          <w:tcPr>
+            <w:tcW w:type="dxa" w:w="2150"/>
+            <w:tcBorders>
+              <w:top w:val="single" w:color="B0BEC5" w:sz="4"/>
+              <w:left w:val="single" w:color="B0BEC5" w:sz="4"/>
+              <w:bottom w:val="single" w:color="B0BEC5" w:sz="4"/>
+              <w:right w:val="single" w:color="B0BEC5" w:sz="4"/>
+            </w:tcBorders>
+            <w:shd w:fill="F5F8FC" w:color="auto" w:val="clear"/>
+            <w:tcMar>
+              <w:top w:type="dxa" w:w="50"/>
+              <w:left w:type="dxa" w:w="90"/>
+              <w:bottom w:type="dxa" w:w="50"/>
+              <w:right w:type="dxa" w:w="90"/>
+            </w:tcMar>
+            <w:vAlign w:val="top"/>
+          </w:tcPr>
+          <w:p>
+            <w:pPr>
+              <w:spacing w:after="20" w:line="240"/>
+            </w:pPr>
+            <w:r>
+              <w:rPr>
+                <w:rFonts w:ascii="Consolas" w:cs="Consolas" w:eastAsia="Consolas" w:hAnsi="Consolas"/>
+                <w:b w:val="false"/>
+                <w:bCs w:val="false"/>
+                <w:color w:val="0D47A1"/>
+                <w:sz w:val="15"/>
+                <w:szCs w:val="15"/>
+              </w:rPr>
+              <w:t xml:space="preserve">PopupData.cs</w:t>
+            </w:r>
+          </w:p>
+          <w:p>
+            <w:pPr>
+              <w:spacing w:after="20" w:line="240"/>
+            </w:pPr>
+            <w:r>
+              <w:rPr>
+                <w:rFonts w:ascii="Consolas" w:cs="Consolas" w:eastAsia="Consolas" w:hAnsi="Consolas"/>
+                <w:b w:val="false"/>
+                <w:bCs w:val="false"/>
+                <w:color w:val="0D47A1"/>
+                <w:sz w:val="15"/>
+                <w:szCs w:val="15"/>
+              </w:rPr>
+              <w:t xml:space="preserve">UIManager.cs</w:t>
+            </w:r>
+          </w:p>
+          <w:p>
+            <w:pPr>
+              <w:spacing w:after="20" w:line="240"/>
+            </w:pPr>
+            <w:r>
+              <w:rPr>
+                <w:rFonts w:ascii="Arial" w:cs="Arial" w:eastAsia="Arial" w:hAnsi="Arial"/>
+                <w:b w:val="false"/>
+                <w:bCs w:val="false"/>
+                <w:sz w:val="16"/>
+                <w:szCs w:val="16"/>
+              </w:rPr>
+              <w:t xml:space="preserve">PlayerPrefs</w:t>
+            </w:r>
+          </w:p>
+        </w:tc>
+      </w:tr>
+      <w:tr>
+        <w:trPr>
+          <w:cantSplit/>
+        </w:trPr>
+        <w:tc>
+          <w:tcPr>
+            <w:tcW w:type="dxa" w:w="2150"/>
+            <w:tcBorders>
+              <w:top w:val="single" w:color="B0BEC5" w:sz="4"/>
+              <w:left w:val="single" w:color="B0BEC5" w:sz="4"/>
+              <w:bottom w:val="single" w:color="B0BEC5" w:sz="4"/>
+              <w:right w:val="single" w:color="B0BEC5" w:sz="4"/>
+            </w:tcBorders>
+            <w:tcMar>
+              <w:top w:type="dxa" w:w="50"/>
+              <w:left w:type="dxa" w:w="90"/>
+              <w:bottom w:type="dxa" w:w="50"/>
+              <w:right w:type="dxa" w:w="90"/>
+            </w:tcMar>
+            <w:vAlign w:val="top"/>
+          </w:tcPr>
+          <w:p>
+            <w:pPr>
+              <w:spacing w:after="20" w:line="240"/>
+            </w:pPr>
+            <w:r>
+              <w:rPr>
+                <w:rFonts w:ascii="Arial" w:cs="Arial" w:eastAsia="Arial" w:hAnsi="Arial"/>
+                <w:b/>
+                <w:bCs/>
+                <w:color w:val="0D47A1"/>
+                <w:sz w:val="16"/>
+                <w:szCs w:val="16"/>
+              </w:rPr>
+              <w:t xml:space="preserve">ClimateCodex.cs</w:t>
+            </w:r>
+          </w:p>
+          <w:p>
+            <w:pPr>
+              <w:spacing w:after="20" w:line="240"/>
+            </w:pPr>
+            <w:r>
+              <w:rPr>
+                <w:rFonts w:ascii="Arial" w:cs="Arial" w:eastAsia="Arial" w:hAnsi="Arial"/>
+                <w:b w:val="false"/>
+                <w:bCs w:val="false"/>
+                <w:sz w:val="16"/>
+                <w:szCs w:val="16"/>
+              </w:rPr>
+              <w:t xml:space="preserve">(Planned)</w:t>
+            </w:r>
+          </w:p>
+        </w:tc>
+        <w:tc>
+          <w:tcPr>
+            <w:tcW w:type="dxa" w:w="1950"/>
+            <w:tcBorders>
+              <w:top w:val="single" w:color="B0BEC5" w:sz="4"/>
+              <w:left w:val="single" w:color="B0BEC5" w:sz="4"/>
+              <w:bottom w:val="single" w:color="B0BEC5" w:sz="4"/>
+              <w:right w:val="single" w:color="B0BEC5" w:sz="4"/>
+            </w:tcBorders>
+            <w:tcMar>
+              <w:top w:type="dxa" w:w="50"/>
+              <w:left w:type="dxa" w:w="90"/>
+              <w:bottom w:type="dxa" w:w="50"/>
+              <w:right w:type="dxa" w:w="90"/>
+            </w:tcMar>
+            <w:vAlign w:val="top"/>
+          </w:tcPr>
+          <w:p>
+            <w:pPr>
+              <w:spacing w:after="20" w:line="240"/>
+            </w:pPr>
+            <w:r>
+              <w:rPr>
+                <w:rFonts w:ascii="Arial" w:cs="Arial" w:eastAsia="Arial" w:hAnsi="Arial"/>
+                <w:b w:val="false"/>
+                <w:bCs w:val="false"/>
+                <w:sz w:val="16"/>
+                <w:szCs w:val="16"/>
+              </w:rPr>
+              <w:t xml:space="preserve">Lets the player review every climate fact</w:t>
+            </w:r>
+          </w:p>
+        </w:tc>
+        <w:tc>
+          <w:tcPr>
+            <w:tcW w:type="dxa" w:w="2500"/>
+            <w:tcBorders>
+              <w:top w:val="single" w:color="B0BEC5" w:sz="4"/>
+              <w:left w:val="single" w:color="B0BEC5" w:sz="4"/>
+              <w:bottom w:val="single" w:color="B0BEC5" w:sz="4"/>
+              <w:right w:val="single" w:color="B0BEC5" w:sz="4"/>
+            </w:tcBorders>
+            <w:tcMar>
+              <w:top w:type="dxa" w:w="50"/>
+              <w:left w:type="dxa" w:w="90"/>
+              <w:bottom w:type="dxa" w:w="50"/>
+              <w:right w:type="dxa" w:w="90"/>
+            </w:tcMar>
+            <w:vAlign w:val="top"/>
+          </w:tcPr>
+          <w:p>
+            <w:pPr>
+              <w:spacing w:after="20" w:line="240"/>
+            </w:pPr>
+            <w:r>
+              <w:rPr>
+                <w:rFonts w:ascii="Arial" w:cs="Arial" w:eastAsia="Arial" w:hAnsi="Arial"/>
+                <w:b w:val="false"/>
+                <w:bCs w:val="false"/>
+                <w:sz w:val="16"/>
+                <w:szCs w:val="16"/>
+              </w:rPr>
+              <w:t xml:space="preserve">Codex opened from the Main Menu</w:t>
+            </w:r>
+          </w:p>
+        </w:tc>
+        <w:tc>
+          <w:tcPr>
+            <w:tcW w:type="dxa" w:w="3550"/>
+            <w:tcBorders>
+              <w:top w:val="single" w:color="B0BEC5" w:sz="4"/>
+              <w:left w:val="single" w:color="B0BEC5" w:sz="4"/>
+              <w:bottom w:val="single" w:color="B0BEC5" w:sz="4"/>
+              <w:right w:val="single" w:color="B0BEC5" w:sz="4"/>
+            </w:tcBorders>
+            <w:tcMar>
+              <w:top w:type="dxa" w:w="50"/>
+              <w:left w:type="dxa" w:w="90"/>
+              <w:bottom w:type="dxa" w:w="50"/>
+              <w:right w:type="dxa" w:w="90"/>
+            </w:tcMar>
+            <w:vAlign w:val="top"/>
+          </w:tcPr>
+          <w:p>
+            <w:pPr>
+              <w:spacing w:after="20" w:line="240"/>
+            </w:pPr>
+            <w:r>
+              <w:rPr>
+                <w:rFonts w:ascii="Arial" w:cs="Arial" w:eastAsia="Arial" w:hAnsi="Arial"/>
+                <w:b w:val="false"/>
+                <w:bCs w:val="false"/>
+                <w:sz w:val="16"/>
+                <w:szCs w:val="16"/>
+              </w:rPr>
+              <w:t xml:space="preserve">Lists all facts by unit, stage and topic</w:t>
+            </w:r>
+          </w:p>
+        </w:tc>
+        <w:tc>
+          <w:tcPr>
+            <w:tcW w:type="dxa" w:w="2100"/>
+            <w:tcBorders>
+              <w:top w:val="single" w:color="B0BEC5" w:sz="4"/>
+              <w:left w:val="single" w:color="B0BEC5" w:sz="4"/>
+              <w:bottom w:val="single" w:color="B0BEC5" w:sz="4"/>
+              <w:right w:val="single" w:color="B0BEC5" w:sz="4"/>
+            </w:tcBorders>
+            <w:tcMar>
+              <w:top w:type="dxa" w:w="50"/>
+              <w:left w:type="dxa" w:w="90"/>
+              <w:bottom w:type="dxa" w:w="50"/>
+              <w:right w:type="dxa" w:w="90"/>
+            </w:tcMar>
+            <w:vAlign w:val="top"/>
+          </w:tcPr>
+          <w:p>
+            <w:pPr>
+              <w:spacing w:after="20" w:line="240"/>
+            </w:pPr>
+            <w:r>
+              <w:rPr>
+                <w:rFonts w:ascii="Arial" w:cs="Arial" w:eastAsia="Arial" w:hAnsi="Arial"/>
+                <w:b w:val="false"/>
+                <w:bCs w:val="false"/>
+                <w:sz w:val="16"/>
+                <w:szCs w:val="16"/>
+              </w:rPr>
+              <w:t xml:space="preserve">Codex screen content</w:t>
+            </w:r>
+          </w:p>
+        </w:tc>
+        <w:tc>
+          <w:tcPr>
+            <w:tcW w:type="dxa" w:w="2150"/>
+            <w:tcBorders>
+              <w:top w:val="single" w:color="B0BEC5" w:sz="4"/>
+              <w:left w:val="single" w:color="B0BEC5" w:sz="4"/>
+              <w:bottom w:val="single" w:color="B0BEC5" w:sz="4"/>
+              <w:right w:val="single" w:color="B0BEC5" w:sz="4"/>
+            </w:tcBorders>
+            <w:tcMar>
+              <w:top w:type="dxa" w:w="50"/>
+              <w:left w:type="dxa" w:w="90"/>
+              <w:bottom w:type="dxa" w:w="50"/>
+              <w:right w:type="dxa" w:w="90"/>
+            </w:tcMar>
+            <w:vAlign w:val="top"/>
+          </w:tcPr>
+          <w:p>
+            <w:pPr>
+              <w:spacing w:after="20" w:line="240"/>
+            </w:pPr>
+            <w:r>
+              <w:rPr>
+                <w:rFonts w:ascii="Consolas" w:cs="Consolas" w:eastAsia="Consolas" w:hAnsi="Consolas"/>
+                <w:b w:val="false"/>
+                <w:bCs w:val="false"/>
+                <w:color w:val="0D47A1"/>
+                <w:sz w:val="15"/>
+                <w:szCs w:val="15"/>
+              </w:rPr>
+              <w:t xml:space="preserve">PopupData.cs</w:t>
+            </w:r>
+          </w:p>
+          <w:p>
+            <w:pPr>
+              <w:spacing w:after="20" w:line="240"/>
+            </w:pPr>
+            <w:r>
+              <w:rPr>
+                <w:rFonts w:ascii="Consolas" w:cs="Consolas" w:eastAsia="Consolas" w:hAnsi="Consolas"/>
+                <w:b w:val="false"/>
+                <w:bCs w:val="false"/>
+                <w:color w:val="0D47A1"/>
+                <w:sz w:val="15"/>
+                <w:szCs w:val="15"/>
+              </w:rPr>
+              <w:t xml:space="preserve">UIManager.cs</w:t>
+            </w:r>
+          </w:p>
+        </w:tc>
+      </w:tr>
+      <w:tr>
+        <w:trPr>
+          <w:cantSplit/>
+        </w:trPr>
+        <w:tc>
+          <w:tcPr>
             <w:tcW w:type="dxa" w:w="14400"/>
             <w:gridSpan w:val="6"/>
             <w:tcBorders>
@@ -10879,7 +11461,7 @@
                 <w:sz w:val="16"/>
                 <w:szCs w:val="16"/>
               </w:rPr>
-              <w:t xml:space="preserve"> (version 2 adds </w:t>
+              <w:t xml:space="preserve"> (version 2 added </w:t>
             </w:r>
             <w:r>
               <w:rPr>
@@ -10921,7 +11503,49 @@
                 <w:sz w:val="16"/>
                 <w:szCs w:val="16"/>
               </w:rPr>
-              <w:t xml:space="preserve">). Results: INSERTs a record with the current date and time and returns its new id; SELECTs all newest first; DELETE by id; count. Progress: records each attempt (a win marks the level cleared for good and keeps the lowest winning °C); counts cleared levels. Saved game: one row per player, replaced on every save; a save from another app version is discarded; deleted at level end; Reset clears progress and save. Trims names to 20 characters; names match without case. Uses </w:t>
+              <w:t xml:space="preserve">; version 3 adds </w:t>
+            </w:r>
+            <w:r>
+              <w:rPr>
+                <w:rFonts w:ascii="Consolas" w:cs="Consolas" w:eastAsia="Consolas" w:hAnsi="Consolas"/>
+                <w:b w:val="false"/>
+                <w:bCs w:val="false"/>
+                <w:color w:val="0D47A1"/>
+                <w:sz w:val="15"/>
+                <w:szCs w:val="15"/>
+              </w:rPr>
+              <w:t xml:space="preserve">best_stars</w:t>
+            </w:r>
+            <w:r>
+              <w:rPr>
+                <w:rFonts w:ascii="Arial" w:cs="Arial" w:eastAsia="Arial" w:hAnsi="Arial"/>
+                <w:b w:val="false"/>
+                <w:bCs w:val="false"/>
+                <w:sz w:val="16"/>
+                <w:szCs w:val="16"/>
+              </w:rPr>
+              <w:t xml:space="preserve"> and </w:t>
+            </w:r>
+            <w:r>
+              <w:rPr>
+                <w:rFonts w:ascii="Consolas" w:cs="Consolas" w:eastAsia="Consolas" w:hAnsi="Consolas"/>
+                <w:b w:val="false"/>
+                <w:bCs w:val="false"/>
+                <w:color w:val="0D47A1"/>
+                <w:sz w:val="15"/>
+                <w:szCs w:val="15"/>
+              </w:rPr>
+              <w:t xml:space="preserve">peak_temperature</w:t>
+            </w:r>
+            <w:r>
+              <w:rPr>
+                <w:rFonts w:ascii="Arial" w:cs="Arial" w:eastAsia="Arial" w:hAnsi="Arial"/>
+                <w:b w:val="false"/>
+                <w:bCs w:val="false"/>
+                <w:sz w:val="16"/>
+                <w:szCs w:val="16"/>
+              </w:rPr>
+              <w:t xml:space="preserve">). Results: INSERTs a record with the current date and time and returns its new id; SELECTs all newest first; DELETE by id; count. Progress: records each attempt (a win marks the level cleared for good, keeps the lowest winning °C and the most stars); counts cleared levels. Saved game: one row per player, replaced on every save; a save from another app version is discarded; deleted at level end; Reset clears progress and save. Trims names to 20 characters; names match without case. Uses </w:t>
             </w:r>
             <w:r>
               <w:rPr>
@@ -12638,6 +13262,152 @@
                 <w:szCs w:val="19"/>
               </w:rPr>
               <w:t xml:space="preserve">How the responsibility is divided</w:t>
+            </w:r>
+          </w:p>
+        </w:tc>
+      </w:tr>
+      <w:tr>
+        <w:trPr>
+          <w:cantSplit/>
+        </w:trPr>
+        <w:tc>
+          <w:tcPr>
+            <w:tcW w:type="dxa" w:w="4400"/>
+            <w:tcBorders>
+              <w:top w:val="single" w:color="B0BEC5" w:sz="4"/>
+              <w:left w:val="single" w:color="B0BEC5" w:sz="4"/>
+              <w:bottom w:val="single" w:color="B0BEC5" w:sz="4"/>
+              <w:right w:val="single" w:color="B0BEC5" w:sz="4"/>
+            </w:tcBorders>
+            <w:tcMar>
+              <w:top w:type="dxa" w:w="50"/>
+              <w:left w:type="dxa" w:w="90"/>
+              <w:bottom w:type="dxa" w:w="50"/>
+              <w:right w:type="dxa" w:w="90"/>
+            </w:tcMar>
+            <w:vAlign w:val="top"/>
+          </w:tcPr>
+          <w:p>
+            <w:pPr>
+              <w:spacing w:after="20" w:line="240"/>
+            </w:pPr>
+            <w:r>
+              <w:rPr>
+                <w:rFonts w:ascii="Arial" w:cs="Arial" w:eastAsia="Arial" w:hAnsi="Arial"/>
+                <w:b/>
+                <w:bCs/>
+                <w:color w:val="0D47A1"/>
+                <w:sz w:val="18"/>
+                <w:szCs w:val="18"/>
+              </w:rPr>
+              <w:t xml:space="preserve">TurnManager.cs / BattleCamera.cs / UIManager.cs</w:t>
+            </w:r>
+          </w:p>
+        </w:tc>
+        <w:tc>
+          <w:tcPr>
+            <w:tcW w:type="dxa" w:w="10000"/>
+            <w:tcBorders>
+              <w:top w:val="single" w:color="B0BEC5" w:sz="4"/>
+              <w:left w:val="single" w:color="B0BEC5" w:sz="4"/>
+              <w:bottom w:val="single" w:color="B0BEC5" w:sz="4"/>
+              <w:right w:val="single" w:color="B0BEC5" w:sz="4"/>
+            </w:tcBorders>
+            <w:tcMar>
+              <w:top w:type="dxa" w:w="50"/>
+              <w:left w:type="dxa" w:w="90"/>
+              <w:bottom w:type="dxa" w:w="50"/>
+              <w:right w:type="dxa" w:w="90"/>
+            </w:tcMar>
+            <w:vAlign w:val="top"/>
+          </w:tcPr>
+          <w:p>
+            <w:pPr>
+              <w:spacing w:after="20" w:line="240"/>
+            </w:pPr>
+            <w:r>
+              <w:rPr>
+                <w:rFonts w:ascii="Arial" w:cs="Arial" w:eastAsia="Arial" w:hAnsi="Arial"/>
+                <w:b w:val="false"/>
+                <w:bCs w:val="false"/>
+                <w:sz w:val="18"/>
+                <w:szCs w:val="18"/>
+              </w:rPr>
+              <w:t xml:space="preserve">TurnManager decides the order of the lanes and every result. BattleCamera only moves the camera when asked and never changes the game. UIManager only shows the lane banner text that TurnManager gives it.</w:t>
+            </w:r>
+          </w:p>
+        </w:tc>
+      </w:tr>
+      <w:tr>
+        <w:trPr>
+          <w:cantSplit/>
+        </w:trPr>
+        <w:tc>
+          <w:tcPr>
+            <w:tcW w:type="dxa" w:w="4400"/>
+            <w:tcBorders>
+              <w:top w:val="single" w:color="B0BEC5" w:sz="4"/>
+              <w:left w:val="single" w:color="B0BEC5" w:sz="4"/>
+              <w:bottom w:val="single" w:color="B0BEC5" w:sz="4"/>
+              <w:right w:val="single" w:color="B0BEC5" w:sz="4"/>
+            </w:tcBorders>
+            <w:shd w:fill="F5F8FC" w:color="auto" w:val="clear"/>
+            <w:tcMar>
+              <w:top w:type="dxa" w:w="50"/>
+              <w:left w:type="dxa" w:w="90"/>
+              <w:bottom w:type="dxa" w:w="50"/>
+              <w:right w:type="dxa" w:w="90"/>
+            </w:tcMar>
+            <w:vAlign w:val="top"/>
+          </w:tcPr>
+          <w:p>
+            <w:pPr>
+              <w:spacing w:after="20" w:line="240"/>
+            </w:pPr>
+            <w:r>
+              <w:rPr>
+                <w:rFonts w:ascii="Arial" w:cs="Arial" w:eastAsia="Arial" w:hAnsi="Arial"/>
+                <w:b/>
+                <w:bCs/>
+                <w:color w:val="0D47A1"/>
+                <w:sz w:val="18"/>
+                <w:szCs w:val="18"/>
+              </w:rPr>
+              <w:t xml:space="preserve">GameManager.cs / StarRating.cs / ResultsDatabase.cs</w:t>
+            </w:r>
+          </w:p>
+        </w:tc>
+        <w:tc>
+          <w:tcPr>
+            <w:tcW w:type="dxa" w:w="10000"/>
+            <w:tcBorders>
+              <w:top w:val="single" w:color="B0BEC5" w:sz="4"/>
+              <w:left w:val="single" w:color="B0BEC5" w:sz="4"/>
+              <w:bottom w:val="single" w:color="B0BEC5" w:sz="4"/>
+              <w:right w:val="single" w:color="B0BEC5" w:sz="4"/>
+            </w:tcBorders>
+            <w:shd w:fill="F5F8FC" w:color="auto" w:val="clear"/>
+            <w:tcMar>
+              <w:top w:type="dxa" w:w="50"/>
+              <w:left w:type="dxa" w:w="90"/>
+              <w:bottom w:type="dxa" w:w="50"/>
+              <w:right w:type="dxa" w:w="90"/>
+            </w:tcMar>
+            <w:vAlign w:val="top"/>
+          </w:tcPr>
+          <w:p>
+            <w:pPr>
+              <w:spacing w:after="20" w:line="240"/>
+            </w:pPr>
+            <w:r>
+              <w:rPr>
+                <w:rFonts w:ascii="Arial" w:cs="Arial" w:eastAsia="Arial" w:hAnsi="Arial"/>
+                <w:b w:val="false"/>
+                <w:bCs w:val="false"/>
+                <w:sz w:val="18"/>
+                <w:szCs w:val="18"/>
+              </w:rPr>
+              <w:t xml:space="preserve">StarRating only turns a peak temperature into 1–3 stars. GameManager asks for the stars at the end of a won level and passes them to ResultsDatabase, which keeps the best stars per level.</w:t>
             </w:r>
           </w:p>
         </w:tc>
